--- a/SRS/SpeedSplit SRS V5.docx
+++ b/SRS/SpeedSplit SRS V5.docx
@@ -100,7 +100,7 @@
           <w:lang w:eastAsia="en-GB"/>
           <w14:ligatures w14:val="none"/>
         </w:rPr>
-        <w:t>3</w:t>
+        <w:t>5</w:t>
       </w:r>
     </w:p>
     <w:p>
@@ -1816,22 +1816,8 @@
           <w:lang w:eastAsia="en-GB"/>
           <w14:ligatures w14:val="none"/>
         </w:rPr>
-        <w:t xml:space="preserve">«Identify the product whose software requirements and design are specified in this document, including the revision or release number. Describe the scope of the product that is covered by this </w:t>
-      </w:r>
-      <w:proofErr w:type="gramStart"/>
-      <w:r>
-        <w:rPr>
-          <w:rFonts w:asciiTheme="majorBidi" w:eastAsia="Times New Roman" w:hAnsiTheme="majorBidi" w:cstheme="majorBidi"/>
-          <w:color w:val="0000FF"/>
-          <w:kern w:val="0"/>
-          <w:sz w:val="20"/>
-          <w:szCs w:val="20"/>
-          <w:lang w:eastAsia="en-GB"/>
-          <w14:ligatures w14:val="none"/>
-        </w:rPr>
-        <w:t>specification.»</w:t>
-      </w:r>
-      <w:proofErr w:type="gramEnd"/>
+        <w:t>«Identify the product whose software requirements and design are specified in this document, including the revision or release number. Describe the scope of the product that is covered by this specification.»</w:t>
+      </w:r>
     </w:p>
     <w:p>
       <w:pPr>
@@ -2005,45 +1991,19 @@
           <w:lang w:eastAsia="en-GB"/>
           <w14:ligatures w14:val="none"/>
         </w:rPr>
-        <w:t xml:space="preserve">one specific measured </w:t>
-      </w:r>
-      <w:proofErr w:type="gramStart"/>
-      <w:r>
-        <w:rPr>
-          <w:rFonts w:asciiTheme="majorBidi" w:eastAsia="Times New Roman" w:hAnsiTheme="majorBidi" w:cstheme="majorBidi"/>
-          <w:color w:val="373D3F"/>
-          <w:kern w:val="0"/>
-          <w:sz w:val="20"/>
-          <w:szCs w:val="20"/>
-          <w:lang w:eastAsia="en-GB"/>
-          <w14:ligatures w14:val="none"/>
-        </w:rPr>
-        <w:t>time</w:t>
-      </w:r>
-      <w:r>
-        <w:rPr>
-          <w:rFonts w:asciiTheme="majorBidi" w:eastAsia="Times New Roman" w:hAnsiTheme="majorBidi" w:cstheme="majorBidi"/>
-          <w:color w:val="373D3F"/>
-          <w:kern w:val="0"/>
-          <w:sz w:val="20"/>
-          <w:szCs w:val="20"/>
-          <w:lang w:eastAsia="en-GB"/>
-          <w14:ligatures w14:val="none"/>
-        </w:rPr>
-        <w:t xml:space="preserve"> period</w:t>
-      </w:r>
-      <w:proofErr w:type="gramEnd"/>
-      <w:r>
-        <w:rPr>
-          <w:rFonts w:asciiTheme="majorBidi" w:eastAsia="Times New Roman" w:hAnsiTheme="majorBidi" w:cstheme="majorBidi"/>
-          <w:color w:val="373D3F"/>
-          <w:kern w:val="0"/>
-          <w:sz w:val="20"/>
-          <w:szCs w:val="20"/>
-          <w:lang w:eastAsia="en-GB"/>
-          <w14:ligatures w14:val="none"/>
-        </w:rPr>
-        <w:t>.</w:t>
+        <w:t>one specific measured time</w:t>
+      </w:r>
+      <w:r>
+        <w:rPr>
+          <w:rFonts w:asciiTheme="majorBidi" w:eastAsia="Times New Roman" w:hAnsiTheme="majorBidi" w:cstheme="majorBidi"/>
+          <w:color w:val="373D3F"/>
+          <w:kern w:val="0"/>
+          <w:sz w:val="20"/>
+          <w:szCs w:val="20"/>
+          <w:lang w:eastAsia="en-GB"/>
+          <w14:ligatures w14:val="none"/>
+        </w:rPr>
+        <w:t xml:space="preserve"> period.</w:t>
       </w:r>
       <w:r>
         <w:rPr>
@@ -2155,9 +2115,184 @@
           <w:lang w:eastAsia="en-GB"/>
           <w14:ligatures w14:val="none"/>
         </w:rPr>
-        <w:t xml:space="preserve">«Describe any standards or typographical conventions that were followed when writing this specification, such as fonts or highlighting that have special significance. For example, state whether priorities for higher-level requirements are assumed to be inherited by detailed requirements, or whether every requirement statement is to have its own </w:t>
-      </w:r>
-      <w:proofErr w:type="gramStart"/>
+        <w:t>«Describe any standards or typographical conventions that were followed when writing this specification, such as fonts or highlighting that have special significance. For example, state whether priorities for higher-level requirements are assumed to be inherited by detailed requirements, or whether every requirement statement is to have its own priority.»</w:t>
+      </w:r>
+    </w:p>
+    <w:p>
+      <w:pPr>
+        <w:shd w:val="clear" w:color="auto" w:fill="FFFFFF"/>
+        <w:spacing w:before="240" w:after="0" w:line="240" w:lineRule="auto"/>
+        <w:jc w:val="both"/>
+        <w:rPr>
+          <w:rFonts w:asciiTheme="majorBidi" w:eastAsia="Times New Roman" w:hAnsiTheme="majorBidi" w:cstheme="majorBidi"/>
+          <w:b/>
+          <w:bCs/>
+          <w:color w:val="373D3F"/>
+          <w:kern w:val="0"/>
+          <w:sz w:val="20"/>
+          <w:szCs w:val="20"/>
+          <w:lang w:eastAsia="en-GB"/>
+          <w14:ligatures w14:val="none"/>
+        </w:rPr>
+      </w:pPr>
+      <w:r>
+        <w:rPr>
+          <w:rFonts w:asciiTheme="majorBidi" w:eastAsia="Times New Roman" w:hAnsiTheme="majorBidi" w:cstheme="majorBidi"/>
+          <w:b/>
+          <w:bCs/>
+          <w:color w:val="373D3F"/>
+          <w:kern w:val="0"/>
+          <w:sz w:val="20"/>
+          <w:szCs w:val="20"/>
+          <w:lang w:eastAsia="en-GB"/>
+          <w14:ligatures w14:val="none"/>
+        </w:rPr>
+        <w:t>1.3. Intended Audience and Reading Suggestions  </w:t>
+      </w:r>
+    </w:p>
+    <w:p>
+      <w:pPr>
+        <w:shd w:val="clear" w:color="auto" w:fill="FFFFFF"/>
+        <w:spacing w:before="240" w:after="0" w:line="240" w:lineRule="auto"/>
+        <w:jc w:val="both"/>
+        <w:rPr>
+          <w:rFonts w:asciiTheme="majorBidi" w:eastAsia="Times New Roman" w:hAnsiTheme="majorBidi" w:cstheme="majorBidi"/>
+          <w:color w:val="373D3F"/>
+          <w:kern w:val="0"/>
+          <w:sz w:val="20"/>
+          <w:szCs w:val="20"/>
+          <w:lang w:eastAsia="en-GB"/>
+          <w14:ligatures w14:val="none"/>
+        </w:rPr>
+      </w:pPr>
+      <w:r>
+        <w:rPr>
+          <w:rFonts w:asciiTheme="majorBidi" w:eastAsia="Times New Roman" w:hAnsiTheme="majorBidi" w:cstheme="majorBidi"/>
+          <w:color w:val="373D3F"/>
+          <w:kern w:val="0"/>
+          <w:sz w:val="20"/>
+          <w:szCs w:val="20"/>
+          <w:lang w:eastAsia="en-GB"/>
+          <w14:ligatures w14:val="none"/>
+        </w:rPr>
+        <w:t xml:space="preserve">This document contains all information about the functionality of </w:t>
+      </w:r>
+      <w:proofErr w:type="spellStart"/>
+      <w:r>
+        <w:rPr>
+          <w:rFonts w:asciiTheme="majorBidi" w:eastAsia="Times New Roman" w:hAnsiTheme="majorBidi" w:cstheme="majorBidi"/>
+          <w:color w:val="373D3F"/>
+          <w:kern w:val="0"/>
+          <w:sz w:val="20"/>
+          <w:szCs w:val="20"/>
+          <w:lang w:eastAsia="en-GB"/>
+          <w14:ligatures w14:val="none"/>
+        </w:rPr>
+        <w:t>SpeedSplit</w:t>
+      </w:r>
+      <w:proofErr w:type="spellEnd"/>
+      <w:r>
+        <w:rPr>
+          <w:rFonts w:asciiTheme="majorBidi" w:eastAsia="Times New Roman" w:hAnsiTheme="majorBidi" w:cstheme="majorBidi"/>
+          <w:color w:val="373D3F"/>
+          <w:kern w:val="0"/>
+          <w:sz w:val="20"/>
+          <w:szCs w:val="20"/>
+          <w:lang w:eastAsia="en-GB"/>
+          <w14:ligatures w14:val="none"/>
+        </w:rPr>
+        <w:t>. It is created for the developer</w:t>
+      </w:r>
+      <w:r>
+        <w:rPr>
+          <w:rFonts w:asciiTheme="majorBidi" w:eastAsia="Times New Roman" w:hAnsiTheme="majorBidi" w:cstheme="majorBidi"/>
+          <w:color w:val="373D3F"/>
+          <w:kern w:val="0"/>
+          <w:sz w:val="20"/>
+          <w:szCs w:val="20"/>
+          <w:lang w:eastAsia="en-GB"/>
+          <w14:ligatures w14:val="none"/>
+        </w:rPr>
+        <w:t>s</w:t>
+      </w:r>
+      <w:r>
+        <w:rPr>
+          <w:rFonts w:asciiTheme="majorBidi" w:eastAsia="Times New Roman" w:hAnsiTheme="majorBidi" w:cstheme="majorBidi"/>
+          <w:color w:val="373D3F"/>
+          <w:kern w:val="0"/>
+          <w:sz w:val="20"/>
+          <w:szCs w:val="20"/>
+          <w:lang w:eastAsia="en-GB"/>
+          <w14:ligatures w14:val="none"/>
+        </w:rPr>
+        <w:t xml:space="preserve"> (Alan Obszański</w:t>
+      </w:r>
+      <w:r>
+        <w:rPr>
+          <w:rFonts w:asciiTheme="majorBidi" w:eastAsia="Times New Roman" w:hAnsiTheme="majorBidi" w:cstheme="majorBidi"/>
+          <w:color w:val="373D3F"/>
+          <w:kern w:val="0"/>
+          <w:sz w:val="20"/>
+          <w:szCs w:val="20"/>
+          <w:lang w:eastAsia="en-GB"/>
+          <w14:ligatures w14:val="none"/>
+        </w:rPr>
+        <w:t>, Wiktor Mandra</w:t>
+      </w:r>
+      <w:r>
+        <w:rPr>
+          <w:rFonts w:asciiTheme="majorBidi" w:eastAsia="Times New Roman" w:hAnsiTheme="majorBidi" w:cstheme="majorBidi"/>
+          <w:color w:val="373D3F"/>
+          <w:kern w:val="0"/>
+          <w:sz w:val="20"/>
+          <w:szCs w:val="20"/>
+          <w:lang w:eastAsia="en-GB"/>
+          <w14:ligatures w14:val="none"/>
+        </w:rPr>
+        <w:t xml:space="preserve">), as well as the project manager (dr. </w:t>
+      </w:r>
+      <w:proofErr w:type="spellStart"/>
+      <w:r>
+        <w:rPr>
+          <w:rFonts w:asciiTheme="majorBidi" w:eastAsia="Times New Roman" w:hAnsiTheme="majorBidi" w:cstheme="majorBidi"/>
+          <w:color w:val="373D3F"/>
+          <w:kern w:val="0"/>
+          <w:sz w:val="20"/>
+          <w:szCs w:val="20"/>
+          <w:lang w:eastAsia="en-GB"/>
+          <w14:ligatures w14:val="none"/>
+        </w:rPr>
+        <w:t>inż</w:t>
+      </w:r>
+      <w:proofErr w:type="spellEnd"/>
+      <w:r>
+        <w:rPr>
+          <w:rFonts w:asciiTheme="majorBidi" w:eastAsia="Times New Roman" w:hAnsiTheme="majorBidi" w:cstheme="majorBidi"/>
+          <w:color w:val="373D3F"/>
+          <w:kern w:val="0"/>
+          <w:sz w:val="20"/>
+          <w:szCs w:val="20"/>
+          <w:lang w:eastAsia="en-GB"/>
+          <w14:ligatures w14:val="none"/>
+        </w:rPr>
+        <w:t>. Abdulla Juwaied)</w:t>
+      </w:r>
+    </w:p>
+    <w:p>
+      <w:pPr>
+        <w:shd w:val="clear" w:color="auto" w:fill="FFFFFF"/>
+        <w:spacing w:before="240" w:after="0" w:line="240" w:lineRule="auto"/>
+        <w:jc w:val="both"/>
+        <w:rPr>
+          <w:rFonts w:asciiTheme="majorBidi" w:eastAsia="Times New Roman" w:hAnsiTheme="majorBidi" w:cstheme="majorBidi"/>
+          <w:color w:val="373D3F"/>
+          <w:kern w:val="0"/>
+          <w:sz w:val="20"/>
+          <w:szCs w:val="20"/>
+          <w:lang w:eastAsia="en-GB"/>
+          <w14:ligatures w14:val="none"/>
+        </w:rPr>
+      </w:pPr>
       <w:r>
         <w:rPr>
           <w:rFonts w:asciiTheme="majorBidi" w:eastAsia="Times New Roman" w:hAnsiTheme="majorBidi" w:cstheme="majorBidi"/>
@@ -2168,9 +2303,8 @@
           <w:lang w:eastAsia="en-GB"/>
           <w14:ligatures w14:val="none"/>
         </w:rPr>
-        <w:t>priority.»</w:t>
-      </w:r>
-      <w:proofErr w:type="gramEnd"/>
+        <w:t>«Describe the different types of reader that the document is intended for, such as developers, project managers, marketing staff, users, testers, and documentation writers. Describe what the rest of this document contains and how it is organized. Suggest a sequence for reading the document, beginning with the overview sections and proceeding through the sections that are most pertinent to each reader type.»</w:t>
+      </w:r>
     </w:p>
     <w:p>
       <w:pPr>
@@ -2201,7 +2335,7 @@
           <w:lang w:eastAsia="en-GB"/>
           <w14:ligatures w14:val="none"/>
         </w:rPr>
-        <w:t>1.3. Intended Audience and Reading Suggestions  </w:t>
+        <w:t>1.4. Product Scope</w:t>
       </w:r>
     </w:p>
     <w:p>
@@ -2229,107 +2363,31 @@
           <w:lang w:eastAsia="en-GB"/>
           <w14:ligatures w14:val="none"/>
         </w:rPr>
-        <w:t xml:space="preserve">This document contains all information about the functionality of </w:t>
-      </w:r>
-      <w:proofErr w:type="spellStart"/>
-      <w:r>
-        <w:rPr>
-          <w:rFonts w:asciiTheme="majorBidi" w:eastAsia="Times New Roman" w:hAnsiTheme="majorBidi" w:cstheme="majorBidi"/>
-          <w:color w:val="373D3F"/>
-          <w:kern w:val="0"/>
-          <w:sz w:val="20"/>
-          <w:szCs w:val="20"/>
-          <w:lang w:eastAsia="en-GB"/>
-          <w14:ligatures w14:val="none"/>
-        </w:rPr>
-        <w:t>SpeedSplit</w:t>
-      </w:r>
-      <w:proofErr w:type="spellEnd"/>
-      <w:r>
-        <w:rPr>
-          <w:rFonts w:asciiTheme="majorBidi" w:eastAsia="Times New Roman" w:hAnsiTheme="majorBidi" w:cstheme="majorBidi"/>
-          <w:color w:val="373D3F"/>
-          <w:kern w:val="0"/>
-          <w:sz w:val="20"/>
-          <w:szCs w:val="20"/>
-          <w:lang w:eastAsia="en-GB"/>
-          <w14:ligatures w14:val="none"/>
-        </w:rPr>
-        <w:t>. It is created for the developer</w:t>
-      </w:r>
-      <w:r>
-        <w:rPr>
-          <w:rFonts w:asciiTheme="majorBidi" w:eastAsia="Times New Roman" w:hAnsiTheme="majorBidi" w:cstheme="majorBidi"/>
-          <w:color w:val="373D3F"/>
-          <w:kern w:val="0"/>
-          <w:sz w:val="20"/>
-          <w:szCs w:val="20"/>
-          <w:lang w:eastAsia="en-GB"/>
-          <w14:ligatures w14:val="none"/>
-        </w:rPr>
-        <w:t>s</w:t>
-      </w:r>
-      <w:r>
-        <w:rPr>
-          <w:rFonts w:asciiTheme="majorBidi" w:eastAsia="Times New Roman" w:hAnsiTheme="majorBidi" w:cstheme="majorBidi"/>
-          <w:color w:val="373D3F"/>
-          <w:kern w:val="0"/>
-          <w:sz w:val="20"/>
-          <w:szCs w:val="20"/>
-          <w:lang w:eastAsia="en-GB"/>
-          <w14:ligatures w14:val="none"/>
-        </w:rPr>
-        <w:t xml:space="preserve"> (Alan Obszański</w:t>
-      </w:r>
-      <w:r>
-        <w:rPr>
-          <w:rFonts w:asciiTheme="majorBidi" w:eastAsia="Times New Roman" w:hAnsiTheme="majorBidi" w:cstheme="majorBidi"/>
-          <w:color w:val="373D3F"/>
-          <w:kern w:val="0"/>
-          <w:sz w:val="20"/>
-          <w:szCs w:val="20"/>
-          <w:lang w:eastAsia="en-GB"/>
-          <w14:ligatures w14:val="none"/>
-        </w:rPr>
-        <w:t>, Wiktor Mandra</w:t>
-      </w:r>
-      <w:r>
-        <w:rPr>
-          <w:rFonts w:asciiTheme="majorBidi" w:eastAsia="Times New Roman" w:hAnsiTheme="majorBidi" w:cstheme="majorBidi"/>
-          <w:color w:val="373D3F"/>
-          <w:kern w:val="0"/>
-          <w:sz w:val="20"/>
-          <w:szCs w:val="20"/>
-          <w:lang w:eastAsia="en-GB"/>
-          <w14:ligatures w14:val="none"/>
-        </w:rPr>
-        <w:t xml:space="preserve">), as well as the project manager (dr. </w:t>
-      </w:r>
-      <w:proofErr w:type="spellStart"/>
-      <w:r>
-        <w:rPr>
-          <w:rFonts w:asciiTheme="majorBidi" w:eastAsia="Times New Roman" w:hAnsiTheme="majorBidi" w:cstheme="majorBidi"/>
-          <w:color w:val="373D3F"/>
-          <w:kern w:val="0"/>
-          <w:sz w:val="20"/>
-          <w:szCs w:val="20"/>
-          <w:lang w:eastAsia="en-GB"/>
-          <w14:ligatures w14:val="none"/>
-        </w:rPr>
-        <w:t>inż</w:t>
-      </w:r>
-      <w:proofErr w:type="spellEnd"/>
-      <w:r>
-        <w:rPr>
-          <w:rFonts w:asciiTheme="majorBidi" w:eastAsia="Times New Roman" w:hAnsiTheme="majorBidi" w:cstheme="majorBidi"/>
-          <w:color w:val="373D3F"/>
-          <w:kern w:val="0"/>
-          <w:sz w:val="20"/>
-          <w:szCs w:val="20"/>
-          <w:lang w:eastAsia="en-GB"/>
-          <w14:ligatures w14:val="none"/>
-        </w:rPr>
-        <w:t>. Abdulla Juwaied)</w:t>
+        <w:t xml:space="preserve">The program shall allow the user to run a stopwatch with the possibility of pausing it or marking checkpoints, also known as “splits”. The user shall be able to </w:t>
+      </w:r>
+      <w:r>
+        <w:rPr>
+          <w:rFonts w:asciiTheme="majorBidi" w:eastAsia="Times New Roman" w:hAnsiTheme="majorBidi" w:cstheme="majorBidi"/>
+          <w:color w:val="373D3F"/>
+          <w:kern w:val="0"/>
+          <w:sz w:val="20"/>
+          <w:szCs w:val="20"/>
+          <w:lang w:eastAsia="en-GB"/>
+          <w14:ligatures w14:val="none"/>
+        </w:rPr>
+        <w:t xml:space="preserve">export a run as a .csv </w:t>
+      </w:r>
+      <w:r>
+        <w:rPr>
+          <w:rFonts w:asciiTheme="majorBidi" w:eastAsia="Times New Roman" w:hAnsiTheme="majorBidi" w:cstheme="majorBidi"/>
+          <w:color w:val="373D3F"/>
+          <w:kern w:val="0"/>
+          <w:sz w:val="20"/>
+          <w:szCs w:val="20"/>
+          <w:lang w:eastAsia="en-GB"/>
+          <w14:ligatures w14:val="none"/>
+        </w:rPr>
+        <w:t>file.</w:t>
       </w:r>
     </w:p>
     <w:p>
@@ -2357,9 +2415,109 @@
           <w:lang w:eastAsia="en-GB"/>
           <w14:ligatures w14:val="none"/>
         </w:rPr>
-        <w:t xml:space="preserve">«Describe the different types of reader that the document is intended for, such as developers, project managers, marketing staff, users, testers, and documentation writers. Describe what the rest of this document contains and how it is organized. Suggest a sequence for reading the document, beginning with the overview sections and proceeding through the sections that are most pertinent to each reader </w:t>
-      </w:r>
-      <w:proofErr w:type="gramStart"/>
+        <w:t>«Provide a short description of the software being specified and its purpose, including relevant benefits, objectives, and goals. Relate the software to corporate goals or business strategies when applicable.»</w:t>
+      </w:r>
+    </w:p>
+    <w:p>
+      <w:pPr>
+        <w:shd w:val="clear" w:color="auto" w:fill="FFFFFF"/>
+        <w:spacing w:before="240" w:after="0" w:line="240" w:lineRule="auto"/>
+        <w:jc w:val="both"/>
+        <w:rPr>
+          <w:rFonts w:asciiTheme="majorBidi" w:eastAsia="Times New Roman" w:hAnsiTheme="majorBidi" w:cstheme="majorBidi"/>
+          <w:b/>
+          <w:bCs/>
+          <w:color w:val="373D3F"/>
+          <w:kern w:val="0"/>
+          <w:sz w:val="20"/>
+          <w:szCs w:val="20"/>
+          <w:lang w:eastAsia="en-GB"/>
+          <w14:ligatures w14:val="none"/>
+        </w:rPr>
+      </w:pPr>
+      <w:r>
+        <w:rPr>
+          <w:rFonts w:asciiTheme="majorBidi" w:eastAsia="Times New Roman" w:hAnsiTheme="majorBidi" w:cstheme="majorBidi"/>
+          <w:b/>
+          <w:bCs/>
+          <w:color w:val="373D3F"/>
+          <w:kern w:val="0"/>
+          <w:sz w:val="20"/>
+          <w:szCs w:val="20"/>
+          <w:lang w:eastAsia="en-GB"/>
+          <w14:ligatures w14:val="none"/>
+        </w:rPr>
+        <w:t>1.5. References  </w:t>
+      </w:r>
+    </w:p>
+    <w:p>
+      <w:pPr>
+        <w:shd w:val="clear" w:color="auto" w:fill="FFFFFF"/>
+        <w:spacing w:before="240" w:after="0" w:line="240" w:lineRule="auto"/>
+        <w:jc w:val="both"/>
+        <w:rPr>
+          <w:rFonts w:asciiTheme="majorBidi" w:eastAsia="Times New Roman" w:hAnsiTheme="majorBidi" w:cstheme="majorBidi"/>
+          <w:color w:val="373D3F"/>
+          <w:kern w:val="0"/>
+          <w:sz w:val="20"/>
+          <w:szCs w:val="20"/>
+          <w:lang w:eastAsia="en-GB"/>
+          <w14:ligatures w14:val="none"/>
+        </w:rPr>
+      </w:pPr>
+      <w:r>
+        <w:rPr>
+          <w:rFonts w:asciiTheme="majorBidi" w:eastAsia="Times New Roman" w:hAnsiTheme="majorBidi" w:cstheme="majorBidi"/>
+          <w:color w:val="373D3F"/>
+          <w:kern w:val="0"/>
+          <w:sz w:val="20"/>
+          <w:szCs w:val="20"/>
+          <w:lang w:eastAsia="en-GB"/>
+          <w14:ligatures w14:val="none"/>
+        </w:rPr>
+        <w:t>This document is based on the IEEE 830 template and was created as part of the 2025/2026 4</w:t>
+      </w:r>
+      <w:r>
+        <w:rPr>
+          <w:rFonts w:asciiTheme="majorBidi" w:eastAsia="Times New Roman" w:hAnsiTheme="majorBidi" w:cstheme="majorBidi"/>
+          <w:color w:val="373D3F"/>
+          <w:kern w:val="0"/>
+          <w:sz w:val="20"/>
+          <w:szCs w:val="20"/>
+          <w:vertAlign w:val="superscript"/>
+          <w:lang w:eastAsia="en-GB"/>
+          <w14:ligatures w14:val="none"/>
+        </w:rPr>
+        <w:t>th</w:t>
+      </w:r>
+      <w:r>
+        <w:rPr>
+          <w:rFonts w:asciiTheme="majorBidi" w:eastAsia="Times New Roman" w:hAnsiTheme="majorBidi" w:cstheme="majorBidi"/>
+          <w:color w:val="373D3F"/>
+          <w:kern w:val="0"/>
+          <w:sz w:val="20"/>
+          <w:szCs w:val="20"/>
+          <w:lang w:eastAsia="en-GB"/>
+          <w14:ligatures w14:val="none"/>
+        </w:rPr>
+        <w:t xml:space="preserve"> semester Software Engineering course.</w:t>
+      </w:r>
+    </w:p>
+    <w:p>
+      <w:pPr>
+        <w:shd w:val="clear" w:color="auto" w:fill="FFFFFF"/>
+        <w:spacing w:before="240" w:after="0" w:line="240" w:lineRule="auto"/>
+        <w:jc w:val="both"/>
+        <w:rPr>
+          <w:rFonts w:asciiTheme="majorBidi" w:eastAsia="Times New Roman" w:hAnsiTheme="majorBidi" w:cstheme="majorBidi"/>
+          <w:color w:val="373D3F"/>
+          <w:kern w:val="0"/>
+          <w:sz w:val="20"/>
+          <w:szCs w:val="20"/>
+          <w:lang w:eastAsia="en-GB"/>
+          <w14:ligatures w14:val="none"/>
+        </w:rPr>
+      </w:pPr>
       <w:r>
         <w:rPr>
           <w:rFonts w:asciiTheme="majorBidi" w:eastAsia="Times New Roman" w:hAnsiTheme="majorBidi" w:cstheme="majorBidi"/>
@@ -2370,262 +2528,8 @@
           <w:lang w:eastAsia="en-GB"/>
           <w14:ligatures w14:val="none"/>
         </w:rPr>
-        <w:t>type.»</w:t>
-      </w:r>
-      <w:proofErr w:type="gramEnd"/>
-    </w:p>
-    <w:p>
-      <w:pPr>
-        <w:shd w:val="clear" w:color="auto" w:fill="FFFFFF"/>
-        <w:spacing w:before="240" w:after="0" w:line="240" w:lineRule="auto"/>
-        <w:jc w:val="both"/>
-        <w:rPr>
-          <w:rFonts w:asciiTheme="majorBidi" w:eastAsia="Times New Roman" w:hAnsiTheme="majorBidi" w:cstheme="majorBidi"/>
-          <w:b/>
-          <w:bCs/>
-          <w:color w:val="373D3F"/>
-          <w:kern w:val="0"/>
-          <w:sz w:val="20"/>
-          <w:szCs w:val="20"/>
-          <w:lang w:eastAsia="en-GB"/>
-          <w14:ligatures w14:val="none"/>
-        </w:rPr>
-      </w:pPr>
-      <w:r>
-        <w:rPr>
-          <w:rFonts w:asciiTheme="majorBidi" w:eastAsia="Times New Roman" w:hAnsiTheme="majorBidi" w:cstheme="majorBidi"/>
-          <w:b/>
-          <w:bCs/>
-          <w:color w:val="373D3F"/>
-          <w:kern w:val="0"/>
-          <w:sz w:val="20"/>
-          <w:szCs w:val="20"/>
-          <w:lang w:eastAsia="en-GB"/>
-          <w14:ligatures w14:val="none"/>
-        </w:rPr>
-        <w:t>1.4. Product Scope</w:t>
-      </w:r>
-    </w:p>
-    <w:p>
-      <w:pPr>
-        <w:shd w:val="clear" w:color="auto" w:fill="FFFFFF"/>
-        <w:spacing w:before="240" w:after="0" w:line="240" w:lineRule="auto"/>
-        <w:jc w:val="both"/>
-        <w:rPr>
-          <w:rFonts w:asciiTheme="majorBidi" w:eastAsia="Times New Roman" w:hAnsiTheme="majorBidi" w:cstheme="majorBidi"/>
-          <w:color w:val="373D3F"/>
-          <w:kern w:val="0"/>
-          <w:sz w:val="20"/>
-          <w:szCs w:val="20"/>
-          <w:lang w:eastAsia="en-GB"/>
-          <w14:ligatures w14:val="none"/>
-        </w:rPr>
-      </w:pPr>
-      <w:r>
-        <w:rPr>
-          <w:rFonts w:asciiTheme="majorBidi" w:eastAsia="Times New Roman" w:hAnsiTheme="majorBidi" w:cstheme="majorBidi"/>
-          <w:color w:val="373D3F"/>
-          <w:kern w:val="0"/>
-          <w:sz w:val="20"/>
-          <w:szCs w:val="20"/>
-          <w:lang w:eastAsia="en-GB"/>
-          <w14:ligatures w14:val="none"/>
-        </w:rPr>
-        <w:t xml:space="preserve">The program shall allow the user to run a stopwatch with the possibility of pausing it or marking checkpoints, also known as “splits”. The user shall be able to </w:t>
-      </w:r>
-      <w:r>
-        <w:rPr>
-          <w:rFonts w:asciiTheme="majorBidi" w:eastAsia="Times New Roman" w:hAnsiTheme="majorBidi" w:cstheme="majorBidi"/>
-          <w:color w:val="373D3F"/>
-          <w:kern w:val="0"/>
-          <w:sz w:val="20"/>
-          <w:szCs w:val="20"/>
-          <w:lang w:eastAsia="en-GB"/>
-          <w14:ligatures w14:val="none"/>
-        </w:rPr>
-        <w:t xml:space="preserve">export a run as a .csv </w:t>
-      </w:r>
-      <w:r>
-        <w:rPr>
-          <w:rFonts w:asciiTheme="majorBidi" w:eastAsia="Times New Roman" w:hAnsiTheme="majorBidi" w:cstheme="majorBidi"/>
-          <w:color w:val="373D3F"/>
-          <w:kern w:val="0"/>
-          <w:sz w:val="20"/>
-          <w:szCs w:val="20"/>
-          <w:lang w:eastAsia="en-GB"/>
-          <w14:ligatures w14:val="none"/>
-        </w:rPr>
-        <w:t>file.</w:t>
-      </w:r>
-    </w:p>
-    <w:p>
-      <w:pPr>
-        <w:shd w:val="clear" w:color="auto" w:fill="FFFFFF"/>
-        <w:spacing w:before="240" w:after="0" w:line="240" w:lineRule="auto"/>
-        <w:jc w:val="both"/>
-        <w:rPr>
-          <w:rFonts w:asciiTheme="majorBidi" w:eastAsia="Times New Roman" w:hAnsiTheme="majorBidi" w:cstheme="majorBidi"/>
-          <w:color w:val="373D3F"/>
-          <w:kern w:val="0"/>
-          <w:sz w:val="20"/>
-          <w:szCs w:val="20"/>
-          <w:lang w:eastAsia="en-GB"/>
-          <w14:ligatures w14:val="none"/>
-        </w:rPr>
-      </w:pPr>
-      <w:r>
-        <w:rPr>
-          <w:rFonts w:asciiTheme="majorBidi" w:eastAsia="Times New Roman" w:hAnsiTheme="majorBidi" w:cstheme="majorBidi"/>
-          <w:color w:val="0000FF"/>
-          <w:kern w:val="0"/>
-          <w:sz w:val="20"/>
-          <w:szCs w:val="20"/>
-          <w:lang w:eastAsia="en-GB"/>
-          <w14:ligatures w14:val="none"/>
-        </w:rPr>
-        <w:t xml:space="preserve">«Provide a short description of the software being specified and its purpose, including relevant benefits, objectives, and goals. Relate the software to corporate goals or business strategies when </w:t>
-      </w:r>
-      <w:proofErr w:type="gramStart"/>
-      <w:r>
-        <w:rPr>
-          <w:rFonts w:asciiTheme="majorBidi" w:eastAsia="Times New Roman" w:hAnsiTheme="majorBidi" w:cstheme="majorBidi"/>
-          <w:color w:val="0000FF"/>
-          <w:kern w:val="0"/>
-          <w:sz w:val="20"/>
-          <w:szCs w:val="20"/>
-          <w:lang w:eastAsia="en-GB"/>
-          <w14:ligatures w14:val="none"/>
-        </w:rPr>
-        <w:t>applicable.»</w:t>
-      </w:r>
-      <w:proofErr w:type="gramEnd"/>
-    </w:p>
-    <w:p>
-      <w:pPr>
-        <w:shd w:val="clear" w:color="auto" w:fill="FFFFFF"/>
-        <w:spacing w:before="240" w:after="0" w:line="240" w:lineRule="auto"/>
-        <w:jc w:val="both"/>
-        <w:rPr>
-          <w:rFonts w:asciiTheme="majorBidi" w:eastAsia="Times New Roman" w:hAnsiTheme="majorBidi" w:cstheme="majorBidi"/>
-          <w:b/>
-          <w:bCs/>
-          <w:color w:val="373D3F"/>
-          <w:kern w:val="0"/>
-          <w:sz w:val="20"/>
-          <w:szCs w:val="20"/>
-          <w:lang w:eastAsia="en-GB"/>
-          <w14:ligatures w14:val="none"/>
-        </w:rPr>
-      </w:pPr>
-      <w:r>
-        <w:rPr>
-          <w:rFonts w:asciiTheme="majorBidi" w:eastAsia="Times New Roman" w:hAnsiTheme="majorBidi" w:cstheme="majorBidi"/>
-          <w:b/>
-          <w:bCs/>
-          <w:color w:val="373D3F"/>
-          <w:kern w:val="0"/>
-          <w:sz w:val="20"/>
-          <w:szCs w:val="20"/>
-          <w:lang w:eastAsia="en-GB"/>
-          <w14:ligatures w14:val="none"/>
-        </w:rPr>
-        <w:t>1.5. References  </w:t>
-      </w:r>
-    </w:p>
-    <w:p>
-      <w:pPr>
-        <w:shd w:val="clear" w:color="auto" w:fill="FFFFFF"/>
-        <w:spacing w:before="240" w:after="0" w:line="240" w:lineRule="auto"/>
-        <w:jc w:val="both"/>
-        <w:rPr>
-          <w:rFonts w:asciiTheme="majorBidi" w:eastAsia="Times New Roman" w:hAnsiTheme="majorBidi" w:cstheme="majorBidi"/>
-          <w:color w:val="373D3F"/>
-          <w:kern w:val="0"/>
-          <w:sz w:val="20"/>
-          <w:szCs w:val="20"/>
-          <w:lang w:eastAsia="en-GB"/>
-          <w14:ligatures w14:val="none"/>
-        </w:rPr>
-      </w:pPr>
-      <w:r>
-        <w:rPr>
-          <w:rFonts w:asciiTheme="majorBidi" w:eastAsia="Times New Roman" w:hAnsiTheme="majorBidi" w:cstheme="majorBidi"/>
-          <w:color w:val="373D3F"/>
-          <w:kern w:val="0"/>
-          <w:sz w:val="20"/>
-          <w:szCs w:val="20"/>
-          <w:lang w:eastAsia="en-GB"/>
-          <w14:ligatures w14:val="none"/>
-        </w:rPr>
-        <w:t>This document is based on the IEEE 830 template and was created as part of the 2025/2026 4</w:t>
-      </w:r>
-      <w:r>
-        <w:rPr>
-          <w:rFonts w:asciiTheme="majorBidi" w:eastAsia="Times New Roman" w:hAnsiTheme="majorBidi" w:cstheme="majorBidi"/>
-          <w:color w:val="373D3F"/>
-          <w:kern w:val="0"/>
-          <w:sz w:val="20"/>
-          <w:szCs w:val="20"/>
-          <w:vertAlign w:val="superscript"/>
-          <w:lang w:eastAsia="en-GB"/>
-          <w14:ligatures w14:val="none"/>
-        </w:rPr>
-        <w:t>th</w:t>
-      </w:r>
-      <w:r>
-        <w:rPr>
-          <w:rFonts w:asciiTheme="majorBidi" w:eastAsia="Times New Roman" w:hAnsiTheme="majorBidi" w:cstheme="majorBidi"/>
-          <w:color w:val="373D3F"/>
-          <w:kern w:val="0"/>
-          <w:sz w:val="20"/>
-          <w:szCs w:val="20"/>
-          <w:lang w:eastAsia="en-GB"/>
-          <w14:ligatures w14:val="none"/>
-        </w:rPr>
-        <w:t xml:space="preserve"> semester Software Engineering course.</w:t>
-      </w:r>
-    </w:p>
-    <w:p>
-      <w:pPr>
-        <w:shd w:val="clear" w:color="auto" w:fill="FFFFFF"/>
-        <w:spacing w:before="240" w:after="0" w:line="240" w:lineRule="auto"/>
-        <w:jc w:val="both"/>
-        <w:rPr>
-          <w:rFonts w:asciiTheme="majorBidi" w:eastAsia="Times New Roman" w:hAnsiTheme="majorBidi" w:cstheme="majorBidi"/>
-          <w:color w:val="373D3F"/>
-          <w:kern w:val="0"/>
-          <w:sz w:val="20"/>
-          <w:szCs w:val="20"/>
-          <w:lang w:eastAsia="en-GB"/>
-          <w14:ligatures w14:val="none"/>
-        </w:rPr>
-      </w:pPr>
-      <w:r>
-        <w:rPr>
-          <w:rFonts w:asciiTheme="majorBidi" w:eastAsia="Times New Roman" w:hAnsiTheme="majorBidi" w:cstheme="majorBidi"/>
-          <w:color w:val="0000FF"/>
-          <w:kern w:val="0"/>
-          <w:sz w:val="20"/>
-          <w:szCs w:val="20"/>
-          <w:lang w:eastAsia="en-GB"/>
-          <w14:ligatures w14:val="none"/>
-        </w:rPr>
-        <w:t xml:space="preserve">«List any other documents or Web addresses to which this document refers or was based on. These may include user interface style guides, contracts, standards, system requirements specifications, use case documents, or a vision and scope document. Provide enough information so that the reader could access a copy of each reference, including title, author, version number, date, and source or location. Include the assignment document in the </w:t>
-      </w:r>
-      <w:proofErr w:type="gramStart"/>
-      <w:r>
-        <w:rPr>
-          <w:rFonts w:asciiTheme="majorBidi" w:eastAsia="Times New Roman" w:hAnsiTheme="majorBidi" w:cstheme="majorBidi"/>
-          <w:color w:val="0000FF"/>
-          <w:kern w:val="0"/>
-          <w:sz w:val="20"/>
-          <w:szCs w:val="20"/>
-          <w:lang w:eastAsia="en-GB"/>
-          <w14:ligatures w14:val="none"/>
-        </w:rPr>
-        <w:t>references.»</w:t>
-      </w:r>
-      <w:proofErr w:type="gramEnd"/>
+        <w:t>«List any other documents or Web addresses to which this document refers or was based on. These may include user interface style guides, contracts, standards, system requirements specifications, use case documents, or a vision and scope document. Provide enough information so that the reader could access a copy of each reference, including title, author, version number, date, and source or location. Include the assignment document in the references.»</w:t>
+      </w:r>
     </w:p>
     <w:p>
       <w:pPr>
@@ -2807,22 +2711,8 @@
           <w:lang w:eastAsia="en-GB"/>
           <w14:ligatures w14:val="none"/>
         </w:rPr>
-        <w:t xml:space="preserve">«Describe the context and origin of the product being specified in this specification. For example, state whether this product is a follow-on member of a product family, a replacement for certain existing systems, or a new, self-contained </w:t>
-      </w:r>
-      <w:proofErr w:type="gramStart"/>
-      <w:r>
-        <w:rPr>
-          <w:rFonts w:asciiTheme="majorBidi" w:eastAsia="Times New Roman" w:hAnsiTheme="majorBidi" w:cstheme="majorBidi"/>
-          <w:color w:val="0000FF"/>
-          <w:kern w:val="0"/>
-          <w:sz w:val="20"/>
-          <w:szCs w:val="20"/>
-          <w:lang w:eastAsia="en-GB"/>
-          <w14:ligatures w14:val="none"/>
-        </w:rPr>
-        <w:t>product.»</w:t>
-      </w:r>
-      <w:proofErr w:type="gramEnd"/>
+        <w:t>«Describe the context and origin of the product being specified in this specification. For example, state whether this product is a follow-on member of a product family, a replacement for certain existing systems, or a new, self-contained product.»</w:t>
+      </w:r>
     </w:p>
     <w:p>
       <w:pPr>
@@ -3245,15 +3135,7 @@
       </w:r>
       <w:proofErr w:type="spellEnd"/>
       <w:r>
-        <w:t xml:space="preserve"> Activity Diagram, </w:t>
-      </w:r>
-      <w:proofErr w:type="gramStart"/>
-      <w:r>
-        <w:t>showing all the paths</w:t>
-      </w:r>
-      <w:proofErr w:type="gramEnd"/>
-      <w:r>
-        <w:t xml:space="preserve"> a user of the program may take.</w:t>
+        <w:t xml:space="preserve"> Activity Diagram, showing all the paths a user of the program may take.</w:t>
       </w:r>
     </w:p>
     <w:p>
@@ -3342,15 +3224,7 @@
       </w:r>
       <w:proofErr w:type="spellEnd"/>
       <w:r>
-        <w:t xml:space="preserve"> State Diagram, </w:t>
-      </w:r>
-      <w:proofErr w:type="gramStart"/>
-      <w:r>
-        <w:t>showing all the different states</w:t>
-      </w:r>
-      <w:proofErr w:type="gramEnd"/>
-      <w:r>
-        <w:t xml:space="preserve"> the program may be in.</w:t>
+        <w:t xml:space="preserve"> State Diagram, showing all the different states the program may be in.</w:t>
       </w:r>
     </w:p>
     <w:p>
@@ -3468,48 +3342,8 @@
           <w:lang w:eastAsia="en-GB"/>
           <w14:ligatures w14:val="none"/>
         </w:rPr>
-        <w:t xml:space="preserve">«Summarize the major features the product must perform or must let the user perform. Details will be provided in Section 3, so only a bullet list is needed here. Organize the features to make them understandable to any reader of the specification. A picture of the major groups of related requirements and how they relate, such as a </w:t>
-      </w:r>
-      <w:proofErr w:type="gramStart"/>
-      <w:r>
-        <w:rPr>
-          <w:rFonts w:asciiTheme="majorBidi" w:eastAsia="Times New Roman" w:hAnsiTheme="majorBidi" w:cstheme="majorBidi"/>
-          <w:color w:val="0000FF"/>
-          <w:kern w:val="0"/>
-          <w:sz w:val="20"/>
-          <w:szCs w:val="20"/>
-          <w:lang w:eastAsia="en-GB"/>
-          <w14:ligatures w14:val="none"/>
-        </w:rPr>
-        <w:t>top level</w:t>
-      </w:r>
-      <w:proofErr w:type="gramEnd"/>
-      <w:r>
-        <w:rPr>
-          <w:rFonts w:asciiTheme="majorBidi" w:eastAsia="Times New Roman" w:hAnsiTheme="majorBidi" w:cstheme="majorBidi"/>
-          <w:color w:val="0000FF"/>
-          <w:kern w:val="0"/>
-          <w:sz w:val="20"/>
-          <w:szCs w:val="20"/>
-          <w:lang w:eastAsia="en-GB"/>
-          <w14:ligatures w14:val="none"/>
-        </w:rPr>
-        <w:t xml:space="preserve"> data flow diagram or object class diagram, is often </w:t>
-      </w:r>
-      <w:proofErr w:type="gramStart"/>
-      <w:r>
-        <w:rPr>
-          <w:rFonts w:asciiTheme="majorBidi" w:eastAsia="Times New Roman" w:hAnsiTheme="majorBidi" w:cstheme="majorBidi"/>
-          <w:color w:val="0000FF"/>
-          <w:kern w:val="0"/>
-          <w:sz w:val="20"/>
-          <w:szCs w:val="20"/>
-          <w:lang w:eastAsia="en-GB"/>
-          <w14:ligatures w14:val="none"/>
-        </w:rPr>
-        <w:t>effective.»</w:t>
-      </w:r>
-      <w:proofErr w:type="gramEnd"/>
+        <w:t>«Summarize the major features the product must perform or must let the user perform. Details will be provided in Section 3, so only a bullet list is needed here. Organize the features to make them understandable to any reader of the specification. A picture of the major groups of related requirements and how they relate, such as a top level data flow diagram or object class diagram, is often effective.»</w:t>
+      </w:r>
     </w:p>
     <w:p>
       <w:pPr>
@@ -3669,22 +3503,8 @@
           <w:lang w:eastAsia="en-GB"/>
           <w14:ligatures w14:val="none"/>
         </w:rPr>
-        <w:t xml:space="preserve">«Identify the various user classes (intended target for the product) that you anticipate will use this product. User classes may be differentiated based on frequency of use, subset of product functions used, technical expertise, security or privilege levels, educational level, or experience. Describe the pertinent characteristics of each user class. Certain requirements may pertain only to certain user classes. Distinguish the most important user classes for this product from those who are less important to </w:t>
-      </w:r>
-      <w:proofErr w:type="gramStart"/>
-      <w:r>
-        <w:rPr>
-          <w:rFonts w:asciiTheme="majorBidi" w:eastAsia="Times New Roman" w:hAnsiTheme="majorBidi" w:cstheme="majorBidi"/>
-          <w:color w:val="0000FF"/>
-          <w:kern w:val="0"/>
-          <w:sz w:val="20"/>
-          <w:szCs w:val="20"/>
-          <w:lang w:eastAsia="en-GB"/>
-          <w14:ligatures w14:val="none"/>
-        </w:rPr>
-        <w:t>satisfy.»</w:t>
-      </w:r>
-      <w:proofErr w:type="gramEnd"/>
+        <w:t>«Identify the various user classes (intended target for the product) that you anticipate will use this product. User classes may be differentiated based on frequency of use, subset of product functions used, technical expertise, security or privilege levels, educational level, or experience. Describe the pertinent characteristics of each user class. Certain requirements may pertain only to certain user classes. Distinguish the most important user classes for this product from those who are less important to satisfy.»</w:t>
+      </w:r>
     </w:p>
     <w:p>
       <w:pPr>
@@ -3772,9 +3592,108 @@
           <w:lang w:eastAsia="en-GB"/>
           <w14:ligatures w14:val="none"/>
         </w:rPr>
-        <w:t xml:space="preserve">«Describe the environment in which the software will operate, including the hardware platform, operating system and versions, and any other software components or applications with which it must peacefully </w:t>
-      </w:r>
-      <w:proofErr w:type="gramStart"/>
+        <w:t>«Describe the environment in which the software will operate, including the hardware platform, operating system and versions, and any other software components or applications with which it must peacefully coexist.»</w:t>
+      </w:r>
+    </w:p>
+    <w:p>
+      <w:pPr>
+        <w:shd w:val="clear" w:color="auto" w:fill="FFFFFF"/>
+        <w:spacing w:before="240" w:after="0" w:line="240" w:lineRule="auto"/>
+        <w:jc w:val="both"/>
+        <w:rPr>
+          <w:rFonts w:asciiTheme="majorBidi" w:eastAsia="Times New Roman" w:hAnsiTheme="majorBidi" w:cstheme="majorBidi"/>
+          <w:b/>
+          <w:bCs/>
+          <w:color w:val="373D3F"/>
+          <w:kern w:val="0"/>
+          <w:sz w:val="20"/>
+          <w:szCs w:val="20"/>
+          <w:lang w:eastAsia="en-GB"/>
+          <w14:ligatures w14:val="none"/>
+        </w:rPr>
+      </w:pPr>
+      <w:r>
+        <w:rPr>
+          <w:rFonts w:asciiTheme="majorBidi" w:eastAsia="Times New Roman" w:hAnsiTheme="majorBidi" w:cstheme="majorBidi"/>
+          <w:b/>
+          <w:bCs/>
+          <w:color w:val="373D3F"/>
+          <w:kern w:val="0"/>
+          <w:sz w:val="20"/>
+          <w:szCs w:val="20"/>
+          <w:lang w:eastAsia="en-GB"/>
+          <w14:ligatures w14:val="none"/>
+        </w:rPr>
+        <w:t>2.5. Design and Implementation Constraints</w:t>
+      </w:r>
+    </w:p>
+    <w:p>
+      <w:pPr>
+        <w:shd w:val="clear" w:color="auto" w:fill="FFFFFF"/>
+        <w:spacing w:before="240" w:after="0" w:line="240" w:lineRule="auto"/>
+        <w:jc w:val="both"/>
+        <w:rPr>
+          <w:rFonts w:asciiTheme="majorBidi" w:eastAsia="Times New Roman" w:hAnsiTheme="majorBidi" w:cstheme="majorBidi"/>
+          <w:color w:val="373D3F"/>
+          <w:kern w:val="0"/>
+          <w:sz w:val="20"/>
+          <w:szCs w:val="20"/>
+          <w:lang w:eastAsia="en-GB"/>
+          <w14:ligatures w14:val="none"/>
+        </w:rPr>
+      </w:pPr>
+      <w:r>
+        <w:rPr>
+          <w:rFonts w:asciiTheme="majorBidi" w:eastAsia="Times New Roman" w:hAnsiTheme="majorBidi" w:cstheme="majorBidi"/>
+          <w:color w:val="373D3F"/>
+          <w:kern w:val="0"/>
+          <w:sz w:val="20"/>
+          <w:szCs w:val="20"/>
+          <w:lang w:eastAsia="en-GB"/>
+          <w14:ligatures w14:val="none"/>
+        </w:rPr>
+        <w:t xml:space="preserve">Exact timing might prove to be a challenge, care will need to be taken to ensure that timing isn’t tied to framerate and is updated as quickly as possible. </w:t>
+      </w:r>
+      <w:r>
+        <w:rPr>
+          <w:rFonts w:asciiTheme="majorBidi" w:eastAsia="Times New Roman" w:hAnsiTheme="majorBidi" w:cstheme="majorBidi"/>
+          <w:color w:val="373D3F"/>
+          <w:kern w:val="0"/>
+          <w:sz w:val="20"/>
+          <w:szCs w:val="20"/>
+          <w:lang w:eastAsia="en-GB"/>
+          <w14:ligatures w14:val="none"/>
+        </w:rPr>
+        <w:t>Android file modification permissions might also cause issues</w:t>
+      </w:r>
+      <w:r>
+        <w:rPr>
+          <w:rFonts w:asciiTheme="majorBidi" w:eastAsia="Times New Roman" w:hAnsiTheme="majorBidi" w:cstheme="majorBidi"/>
+          <w:color w:val="373D3F"/>
+          <w:kern w:val="0"/>
+          <w:sz w:val="20"/>
+          <w:szCs w:val="20"/>
+          <w:lang w:eastAsia="en-GB"/>
+          <w14:ligatures w14:val="none"/>
+        </w:rPr>
+        <w:t>.</w:t>
+      </w:r>
+    </w:p>
+    <w:p>
+      <w:pPr>
+        <w:shd w:val="clear" w:color="auto" w:fill="FFFFFF"/>
+        <w:spacing w:before="240" w:after="0" w:line="240" w:lineRule="auto"/>
+        <w:jc w:val="both"/>
+        <w:rPr>
+          <w:rFonts w:asciiTheme="majorBidi" w:eastAsia="Times New Roman" w:hAnsiTheme="majorBidi" w:cstheme="majorBidi"/>
+          <w:color w:val="373D3F"/>
+          <w:kern w:val="0"/>
+          <w:sz w:val="20"/>
+          <w:szCs w:val="20"/>
+          <w:lang w:eastAsia="en-GB"/>
+          <w14:ligatures w14:val="none"/>
+        </w:rPr>
+      </w:pPr>
       <w:r>
         <w:rPr>
           <w:rFonts w:asciiTheme="majorBidi" w:eastAsia="Times New Roman" w:hAnsiTheme="majorBidi" w:cstheme="majorBidi"/>
@@ -3785,9 +3704,8 @@
           <w:lang w:eastAsia="en-GB"/>
           <w14:ligatures w14:val="none"/>
         </w:rPr>
-        <w:t>coexist.»</w:t>
-      </w:r>
-      <w:proofErr w:type="gramEnd"/>
+        <w:t>«Describe any items or issues that will limit the options available to the developers. These might include: corporate or regulatory policies; hardware limitations (timing requirements, memory requirements); interfaces to other applications; specific technologies, tools, and databases to be used; parallel operations; language requirements; communications protocols; security considerations; design conventions or programming standards (for example, if the customer’s organization will be responsible for maintaining the delivered software).»</w:t>
+      </w:r>
     </w:p>
     <w:p>
       <w:pPr>
@@ -3818,7 +3736,35 @@
           <w:lang w:eastAsia="en-GB"/>
           <w14:ligatures w14:val="none"/>
         </w:rPr>
-        <w:t>2.5. Design and Implementation Constraints</w:t>
+        <w:t>2.</w:t>
+      </w:r>
+      <w:r>
+        <w:rPr>
+          <w:rFonts w:asciiTheme="majorBidi" w:eastAsia="Times New Roman" w:hAnsiTheme="majorBidi" w:cstheme="majorBidi"/>
+          <w:b/>
+          <w:bCs/>
+          <w:color w:val="373D3F"/>
+          <w:kern w:val="0"/>
+          <w:sz w:val="20"/>
+          <w:szCs w:val="20"/>
+          <w:lang w:eastAsia="en-GB"/>
+          <w14:ligatures w14:val="none"/>
+        </w:rPr>
+        <w:t>6</w:t>
+      </w:r>
+      <w:r>
+        <w:rPr>
+          <w:rFonts w:asciiTheme="majorBidi" w:eastAsia="Times New Roman" w:hAnsiTheme="majorBidi" w:cstheme="majorBidi"/>
+          <w:b/>
+          <w:bCs/>
+          <w:color w:val="373D3F"/>
+          <w:kern w:val="0"/>
+          <w:sz w:val="20"/>
+          <w:szCs w:val="20"/>
+          <w:lang w:eastAsia="en-GB"/>
+          <w14:ligatures w14:val="none"/>
+        </w:rPr>
+        <w:t>. Assumptions and Dependencies</w:t>
       </w:r>
     </w:p>
     <w:p>
@@ -3846,50 +3792,186 @@
           <w:lang w:eastAsia="en-GB"/>
           <w14:ligatures w14:val="none"/>
         </w:rPr>
-        <w:t xml:space="preserve">Exact timing might prove to be a </w:t>
-      </w:r>
-      <w:proofErr w:type="gramStart"/>
-      <w:r>
-        <w:rPr>
-          <w:rFonts w:asciiTheme="majorBidi" w:eastAsia="Times New Roman" w:hAnsiTheme="majorBidi" w:cstheme="majorBidi"/>
-          <w:color w:val="373D3F"/>
-          <w:kern w:val="0"/>
-          <w:sz w:val="20"/>
-          <w:szCs w:val="20"/>
-          <w:lang w:eastAsia="en-GB"/>
-          <w14:ligatures w14:val="none"/>
-        </w:rPr>
-        <w:t>challenge,</w:t>
-      </w:r>
-      <w:proofErr w:type="gramEnd"/>
-      <w:r>
-        <w:rPr>
-          <w:rFonts w:asciiTheme="majorBidi" w:eastAsia="Times New Roman" w:hAnsiTheme="majorBidi" w:cstheme="majorBidi"/>
-          <w:color w:val="373D3F"/>
-          <w:kern w:val="0"/>
-          <w:sz w:val="20"/>
-          <w:szCs w:val="20"/>
-          <w:lang w:eastAsia="en-GB"/>
-          <w14:ligatures w14:val="none"/>
-        </w:rPr>
-        <w:t xml:space="preserve"> care will need to be taken to ensure that timing isn’t tied to framerate and is updated as quickly as possible. </w:t>
-      </w:r>
-      <w:r>
-        <w:rPr>
-          <w:rFonts w:asciiTheme="majorBidi" w:eastAsia="Times New Roman" w:hAnsiTheme="majorBidi" w:cstheme="majorBidi"/>
-          <w:color w:val="373D3F"/>
-          <w:kern w:val="0"/>
-          <w:sz w:val="20"/>
-          <w:szCs w:val="20"/>
-          <w:lang w:eastAsia="en-GB"/>
-          <w14:ligatures w14:val="none"/>
-        </w:rPr>
-        <w:t>Android file modification permissions might also cause issues</w:t>
-      </w:r>
-      <w:r>
-        <w:rPr>
-          <w:rFonts w:asciiTheme="majorBidi" w:eastAsia="Times New Roman" w:hAnsiTheme="majorBidi" w:cstheme="majorBidi"/>
-          <w:color w:val="373D3F"/>
+        <w:t>The app might be created using the Godot Engine, as it’s a capable and easy-to-use framework for creating not only videogames, but also various utility apps.</w:t>
+      </w:r>
+    </w:p>
+    <w:p>
+      <w:pPr>
+        <w:shd w:val="clear" w:color="auto" w:fill="FFFFFF"/>
+        <w:spacing w:before="240" w:after="0" w:line="240" w:lineRule="auto"/>
+        <w:jc w:val="both"/>
+        <w:rPr>
+          <w:rFonts w:asciiTheme="majorBidi" w:eastAsia="Times New Roman" w:hAnsiTheme="majorBidi" w:cstheme="majorBidi"/>
+          <w:color w:val="373D3F"/>
+          <w:kern w:val="0"/>
+          <w:sz w:val="20"/>
+          <w:szCs w:val="20"/>
+          <w:lang w:eastAsia="en-GB"/>
+          <w14:ligatures w14:val="none"/>
+        </w:rPr>
+      </w:pPr>
+      <w:r>
+        <w:rPr>
+          <w:rFonts w:asciiTheme="majorBidi" w:eastAsia="Times New Roman" w:hAnsiTheme="majorBidi" w:cstheme="majorBidi"/>
+          <w:color w:val="0000FF"/>
+          <w:kern w:val="0"/>
+          <w:sz w:val="20"/>
+          <w:szCs w:val="20"/>
+          <w:lang w:eastAsia="en-GB"/>
+          <w14:ligatures w14:val="none"/>
+        </w:rPr>
+        <w:t>«List any assumed factors (as opposed to known facts) that could affect the requirements stated in the specification. These could include third-party or commercial components that you plan to use, issues around the development or operating environment, or constraints. The project could be affected if these assumptions are incorrect, are not shared, or change. Also identify any dependencies the project has on external factors, such as software components that you intend to reuse from another project, unless they are already documented elsewhere (for example, in the vision and scope document or the project plan).»</w:t>
+      </w:r>
+    </w:p>
+    <w:p>
+      <w:pPr>
+        <w:shd w:val="clear" w:color="auto" w:fill="FFFFFF"/>
+        <w:spacing w:before="240" w:after="0" w:line="240" w:lineRule="auto"/>
+        <w:jc w:val="both"/>
+        <w:rPr>
+          <w:rFonts w:asciiTheme="majorBidi" w:eastAsia="Times New Roman" w:hAnsiTheme="majorBidi" w:cstheme="majorBidi"/>
+          <w:b/>
+          <w:bCs/>
+          <w:color w:val="373D3F"/>
+          <w:kern w:val="0"/>
+          <w:sz w:val="20"/>
+          <w:szCs w:val="20"/>
+          <w:lang w:eastAsia="en-GB"/>
+          <w14:ligatures w14:val="none"/>
+        </w:rPr>
+      </w:pPr>
+      <w:r>
+        <w:rPr>
+          <w:rFonts w:asciiTheme="majorBidi" w:eastAsia="Times New Roman" w:hAnsiTheme="majorBidi" w:cstheme="majorBidi"/>
+          <w:b/>
+          <w:bCs/>
+          <w:color w:val="373D3F"/>
+          <w:kern w:val="0"/>
+          <w:sz w:val="20"/>
+          <w:szCs w:val="20"/>
+          <w:lang w:eastAsia="en-GB"/>
+          <w14:ligatures w14:val="none"/>
+        </w:rPr>
+        <w:t>3. System Features</w:t>
+      </w:r>
+    </w:p>
+    <w:p>
+      <w:pPr>
+        <w:shd w:val="clear" w:color="auto" w:fill="FFFFFF"/>
+        <w:spacing w:before="240" w:after="0" w:line="240" w:lineRule="auto"/>
+        <w:jc w:val="both"/>
+        <w:rPr>
+          <w:rFonts w:asciiTheme="majorBidi" w:eastAsia="Times New Roman" w:hAnsiTheme="majorBidi" w:cstheme="majorBidi"/>
+          <w:color w:val="373D3F"/>
+          <w:kern w:val="0"/>
+          <w:sz w:val="20"/>
+          <w:szCs w:val="20"/>
+          <w:lang w:eastAsia="en-GB"/>
+          <w14:ligatures w14:val="none"/>
+        </w:rPr>
+      </w:pPr>
+      <w:r>
+        <w:rPr>
+          <w:rFonts w:asciiTheme="majorBidi" w:eastAsia="Times New Roman" w:hAnsiTheme="majorBidi" w:cstheme="majorBidi"/>
+          <w:color w:val="0000FF"/>
+          <w:kern w:val="0"/>
+          <w:sz w:val="20"/>
+          <w:szCs w:val="20"/>
+          <w:lang w:eastAsia="en-GB"/>
+          <w14:ligatures w14:val="none"/>
+        </w:rPr>
+        <w:t>«The purpose here is to give a brief introduction to the system features, so that §4 has something to reference. Then, the full explanation of the system features is given in §5, likely referencing §4. The numbering in §3 and §5 should match.»</w:t>
+      </w:r>
+    </w:p>
+    <w:p>
+      <w:pPr>
+        <w:shd w:val="clear" w:color="auto" w:fill="FFFFFF"/>
+        <w:spacing w:before="240" w:after="0" w:line="240" w:lineRule="auto"/>
+        <w:jc w:val="both"/>
+        <w:rPr>
+          <w:rFonts w:asciiTheme="majorBidi" w:eastAsia="Times New Roman" w:hAnsiTheme="majorBidi" w:cstheme="majorBidi"/>
+          <w:b/>
+          <w:bCs/>
+          <w:color w:val="000000" w:themeColor="text1"/>
+          <w:kern w:val="0"/>
+          <w:sz w:val="20"/>
+          <w:szCs w:val="20"/>
+          <w:lang w:eastAsia="en-GB"/>
+          <w14:ligatures w14:val="none"/>
+        </w:rPr>
+      </w:pPr>
+      <w:r>
+        <w:rPr>
+          <w:rFonts w:asciiTheme="majorBidi" w:eastAsia="Times New Roman" w:hAnsiTheme="majorBidi" w:cstheme="majorBidi"/>
+          <w:b/>
+          <w:bCs/>
+          <w:color w:val="373D3F"/>
+          <w:kern w:val="0"/>
+          <w:sz w:val="20"/>
+          <w:szCs w:val="20"/>
+          <w:lang w:eastAsia="en-GB"/>
+          <w14:ligatures w14:val="none"/>
+        </w:rPr>
+        <w:t>3.1. </w:t>
+      </w:r>
+      <w:r>
+        <w:rPr>
+          <w:rFonts w:asciiTheme="majorBidi" w:eastAsia="Times New Roman" w:hAnsiTheme="majorBidi" w:cstheme="majorBidi"/>
+          <w:b/>
+          <w:bCs/>
+          <w:color w:val="000000" w:themeColor="text1"/>
+          <w:kern w:val="0"/>
+          <w:sz w:val="20"/>
+          <w:szCs w:val="20"/>
+          <w:lang w:eastAsia="en-GB"/>
+          <w14:ligatures w14:val="none"/>
+        </w:rPr>
+        <w:t>Stopwatch</w:t>
+      </w:r>
+    </w:p>
+    <w:p>
+      <w:pPr>
+        <w:shd w:val="clear" w:color="auto" w:fill="FFFFFF"/>
+        <w:spacing w:before="240" w:after="0" w:line="240" w:lineRule="auto"/>
+        <w:jc w:val="both"/>
+        <w:rPr>
+          <w:rFonts w:asciiTheme="majorBidi" w:eastAsia="Times New Roman" w:hAnsiTheme="majorBidi" w:cstheme="majorBidi"/>
+          <w:color w:val="000000" w:themeColor="text1"/>
+          <w:kern w:val="0"/>
+          <w:sz w:val="20"/>
+          <w:szCs w:val="20"/>
+          <w:lang w:eastAsia="en-GB"/>
+          <w14:ligatures w14:val="none"/>
+        </w:rPr>
+      </w:pPr>
+      <w:r>
+        <w:rPr>
+          <w:rFonts w:asciiTheme="majorBidi" w:eastAsia="Times New Roman" w:hAnsiTheme="majorBidi" w:cstheme="majorBidi"/>
+          <w:color w:val="000000" w:themeColor="text1"/>
+          <w:kern w:val="0"/>
+          <w:sz w:val="20"/>
+          <w:szCs w:val="20"/>
+          <w:lang w:eastAsia="en-GB"/>
+          <w14:ligatures w14:val="none"/>
+        </w:rPr>
+        <w:t xml:space="preserve">The main feature of the app is the stopwatch. It can be started, paused and stopped by direct user input, and its </w:t>
+      </w:r>
+      <w:r>
+        <w:rPr>
+          <w:rFonts w:asciiTheme="majorBidi" w:eastAsia="Times New Roman" w:hAnsiTheme="majorBidi" w:cstheme="majorBidi"/>
+          <w:color w:val="000000" w:themeColor="text1"/>
+          <w:kern w:val="0"/>
+          <w:sz w:val="20"/>
+          <w:szCs w:val="20"/>
+          <w:lang w:eastAsia="en-GB"/>
+          <w14:ligatures w14:val="none"/>
+        </w:rPr>
+        <w:t>measured data are displayed on the screen</w:t>
+      </w:r>
+      <w:r>
+        <w:rPr>
+          <w:rFonts w:asciiTheme="majorBidi" w:eastAsia="Times New Roman" w:hAnsiTheme="majorBidi" w:cstheme="majorBidi"/>
+          <w:color w:val="000000" w:themeColor="text1"/>
           <w:kern w:val="0"/>
           <w:sz w:val="20"/>
           <w:szCs w:val="20"/>
@@ -3906,6 +3988,545 @@
         <w:jc w:val="both"/>
         <w:rPr>
           <w:rFonts w:asciiTheme="majorBidi" w:eastAsia="Times New Roman" w:hAnsiTheme="majorBidi" w:cstheme="majorBidi"/>
+          <w:b/>
+          <w:bCs/>
+          <w:color w:val="000000" w:themeColor="text1"/>
+          <w:kern w:val="0"/>
+          <w:sz w:val="20"/>
+          <w:szCs w:val="20"/>
+          <w:lang w:eastAsia="en-GB"/>
+          <w14:ligatures w14:val="none"/>
+        </w:rPr>
+      </w:pPr>
+      <w:r>
+        <w:rPr>
+          <w:rFonts w:asciiTheme="majorBidi" w:eastAsia="Times New Roman" w:hAnsiTheme="majorBidi" w:cstheme="majorBidi"/>
+          <w:b/>
+          <w:bCs/>
+          <w:color w:val="373D3F"/>
+          <w:kern w:val="0"/>
+          <w:sz w:val="20"/>
+          <w:szCs w:val="20"/>
+          <w:lang w:eastAsia="en-GB"/>
+          <w14:ligatures w14:val="none"/>
+        </w:rPr>
+        <w:t>3.</w:t>
+      </w:r>
+      <w:r>
+        <w:rPr>
+          <w:rFonts w:asciiTheme="majorBidi" w:eastAsia="Times New Roman" w:hAnsiTheme="majorBidi" w:cstheme="majorBidi"/>
+          <w:b/>
+          <w:bCs/>
+          <w:color w:val="373D3F"/>
+          <w:kern w:val="0"/>
+          <w:sz w:val="20"/>
+          <w:szCs w:val="20"/>
+          <w:lang w:eastAsia="en-GB"/>
+          <w14:ligatures w14:val="none"/>
+        </w:rPr>
+        <w:t>2</w:t>
+      </w:r>
+      <w:r>
+        <w:rPr>
+          <w:rFonts w:asciiTheme="majorBidi" w:eastAsia="Times New Roman" w:hAnsiTheme="majorBidi" w:cstheme="majorBidi"/>
+          <w:b/>
+          <w:bCs/>
+          <w:color w:val="373D3F"/>
+          <w:kern w:val="0"/>
+          <w:sz w:val="20"/>
+          <w:szCs w:val="20"/>
+          <w:lang w:eastAsia="en-GB"/>
+          <w14:ligatures w14:val="none"/>
+        </w:rPr>
+        <w:t>. </w:t>
+      </w:r>
+      <w:r>
+        <w:rPr>
+          <w:rFonts w:asciiTheme="majorBidi" w:eastAsia="Times New Roman" w:hAnsiTheme="majorBidi" w:cstheme="majorBidi"/>
+          <w:b/>
+          <w:bCs/>
+          <w:color w:val="000000" w:themeColor="text1"/>
+          <w:kern w:val="0"/>
+          <w:sz w:val="20"/>
+          <w:szCs w:val="20"/>
+          <w:lang w:eastAsia="en-GB"/>
+          <w14:ligatures w14:val="none"/>
+        </w:rPr>
+        <w:t>Categories</w:t>
+      </w:r>
+    </w:p>
+    <w:p>
+      <w:pPr>
+        <w:shd w:val="clear" w:color="auto" w:fill="FFFFFF"/>
+        <w:spacing w:before="240" w:after="0" w:line="240" w:lineRule="auto"/>
+        <w:jc w:val="both"/>
+        <w:rPr>
+          <w:rFonts w:asciiTheme="majorBidi" w:eastAsia="Times New Roman" w:hAnsiTheme="majorBidi" w:cstheme="majorBidi"/>
+          <w:color w:val="000000" w:themeColor="text1"/>
+          <w:kern w:val="0"/>
+          <w:sz w:val="20"/>
+          <w:szCs w:val="20"/>
+          <w:lang w:eastAsia="en-GB"/>
+          <w14:ligatures w14:val="none"/>
+        </w:rPr>
+      </w:pPr>
+      <w:r>
+        <w:rPr>
+          <w:rFonts w:asciiTheme="majorBidi" w:eastAsia="Times New Roman" w:hAnsiTheme="majorBidi" w:cstheme="majorBidi"/>
+          <w:color w:val="000000" w:themeColor="text1"/>
+          <w:kern w:val="0"/>
+          <w:sz w:val="20"/>
+          <w:szCs w:val="20"/>
+          <w:lang w:eastAsia="en-GB"/>
+          <w14:ligatures w14:val="none"/>
+        </w:rPr>
+        <w:t xml:space="preserve">Before or after a run is completed, </w:t>
+      </w:r>
+      <w:r>
+        <w:rPr>
+          <w:rFonts w:asciiTheme="majorBidi" w:eastAsia="Times New Roman" w:hAnsiTheme="majorBidi" w:cstheme="majorBidi"/>
+          <w:color w:val="000000" w:themeColor="text1"/>
+          <w:kern w:val="0"/>
+          <w:sz w:val="20"/>
+          <w:szCs w:val="20"/>
+          <w:lang w:eastAsia="en-GB"/>
+          <w14:ligatures w14:val="none"/>
+        </w:rPr>
+        <w:t>the used may assign it</w:t>
+      </w:r>
+      <w:r>
+        <w:rPr>
+          <w:rFonts w:asciiTheme="majorBidi" w:eastAsia="Times New Roman" w:hAnsiTheme="majorBidi" w:cstheme="majorBidi"/>
+          <w:color w:val="000000" w:themeColor="text1"/>
+          <w:kern w:val="0"/>
+          <w:sz w:val="20"/>
+          <w:szCs w:val="20"/>
+          <w:lang w:eastAsia="en-GB"/>
+          <w14:ligatures w14:val="none"/>
+        </w:rPr>
+        <w:t xml:space="preserve"> to a category (identified by a text string).</w:t>
+      </w:r>
+      <w:r>
+        <w:rPr>
+          <w:rFonts w:asciiTheme="majorBidi" w:eastAsia="Times New Roman" w:hAnsiTheme="majorBidi" w:cstheme="majorBidi"/>
+          <w:color w:val="000000" w:themeColor="text1"/>
+          <w:kern w:val="0"/>
+          <w:sz w:val="20"/>
+          <w:szCs w:val="20"/>
+          <w:lang w:eastAsia="en-GB"/>
+          <w14:ligatures w14:val="none"/>
+        </w:rPr>
+        <w:t xml:space="preserve"> By default, a run is displayed as “Uncategorized”.</w:t>
+      </w:r>
+      <w:r>
+        <w:rPr>
+          <w:rFonts w:asciiTheme="majorBidi" w:eastAsia="Times New Roman" w:hAnsiTheme="majorBidi" w:cstheme="majorBidi"/>
+          <w:color w:val="000000" w:themeColor="text1"/>
+          <w:kern w:val="0"/>
+          <w:sz w:val="20"/>
+          <w:szCs w:val="20"/>
+          <w:lang w:eastAsia="en-GB"/>
+          <w14:ligatures w14:val="none"/>
+        </w:rPr>
+        <w:t xml:space="preserve"> Runs from the same category may be viewed together</w:t>
+      </w:r>
+      <w:r>
+        <w:rPr>
+          <w:rFonts w:asciiTheme="majorBidi" w:eastAsia="Times New Roman" w:hAnsiTheme="majorBidi" w:cstheme="majorBidi"/>
+          <w:color w:val="000000" w:themeColor="text1"/>
+          <w:kern w:val="0"/>
+          <w:sz w:val="20"/>
+          <w:szCs w:val="20"/>
+          <w:lang w:eastAsia="en-GB"/>
+          <w14:ligatures w14:val="none"/>
+        </w:rPr>
+        <w:t xml:space="preserve"> in a list and exported as an .xlsx Excel file for further analysis.</w:t>
+      </w:r>
+    </w:p>
+    <w:p>
+      <w:pPr>
+        <w:shd w:val="clear" w:color="auto" w:fill="FFFFFF"/>
+        <w:spacing w:before="240" w:after="0" w:line="240" w:lineRule="auto"/>
+        <w:jc w:val="both"/>
+        <w:rPr>
+          <w:rFonts w:asciiTheme="majorBidi" w:eastAsia="Times New Roman" w:hAnsiTheme="majorBidi" w:cstheme="majorBidi"/>
+          <w:color w:val="373D3F"/>
+          <w:kern w:val="0"/>
+          <w:sz w:val="20"/>
+          <w:szCs w:val="20"/>
+          <w:lang w:eastAsia="en-GB"/>
+          <w14:ligatures w14:val="none"/>
+        </w:rPr>
+      </w:pPr>
+      <w:r>
+        <w:rPr>
+          <w:rFonts w:asciiTheme="majorBidi" w:eastAsia="Times New Roman" w:hAnsiTheme="majorBidi" w:cstheme="majorBidi"/>
+          <w:b/>
+          <w:bCs/>
+          <w:color w:val="373D3F"/>
+          <w:kern w:val="0"/>
+          <w:sz w:val="20"/>
+          <w:szCs w:val="20"/>
+          <w:lang w:eastAsia="en-GB"/>
+          <w14:ligatures w14:val="none"/>
+        </w:rPr>
+        <w:t>4. External Interface Requirements</w:t>
+      </w:r>
+    </w:p>
+    <w:p>
+      <w:pPr>
+        <w:shd w:val="clear" w:color="auto" w:fill="FFFFFF"/>
+        <w:spacing w:before="240" w:after="0" w:line="240" w:lineRule="auto"/>
+        <w:jc w:val="both"/>
+        <w:rPr>
+          <w:rFonts w:asciiTheme="majorBidi" w:eastAsia="Times New Roman" w:hAnsiTheme="majorBidi" w:cstheme="majorBidi"/>
+          <w:b/>
+          <w:bCs/>
+          <w:color w:val="373D3F"/>
+          <w:kern w:val="0"/>
+          <w:sz w:val="20"/>
+          <w:szCs w:val="20"/>
+          <w:lang w:eastAsia="en-GB"/>
+          <w14:ligatures w14:val="none"/>
+        </w:rPr>
+      </w:pPr>
+      <w:r>
+        <w:rPr>
+          <w:rFonts w:asciiTheme="majorBidi" w:eastAsia="Times New Roman" w:hAnsiTheme="majorBidi" w:cstheme="majorBidi"/>
+          <w:b/>
+          <w:bCs/>
+          <w:color w:val="373D3F"/>
+          <w:kern w:val="0"/>
+          <w:sz w:val="20"/>
+          <w:szCs w:val="20"/>
+          <w:lang w:eastAsia="en-GB"/>
+          <w14:ligatures w14:val="none"/>
+        </w:rPr>
+        <w:t>4.1. User Interfaces Overview</w:t>
+      </w:r>
+    </w:p>
+    <w:p>
+      <w:pPr>
+        <w:shd w:val="clear" w:color="auto" w:fill="FFFFFF"/>
+        <w:spacing w:before="240" w:after="0" w:line="240" w:lineRule="auto"/>
+        <w:jc w:val="both"/>
+        <w:rPr>
+          <w:rFonts w:asciiTheme="majorBidi" w:eastAsia="Times New Roman" w:hAnsiTheme="majorBidi" w:cstheme="majorBidi"/>
+          <w:color w:val="373D3F"/>
+          <w:kern w:val="0"/>
+          <w:sz w:val="20"/>
+          <w:szCs w:val="20"/>
+          <w:lang w:eastAsia="en-GB"/>
+          <w14:ligatures w14:val="none"/>
+        </w:rPr>
+      </w:pPr>
+      <w:r>
+        <w:rPr>
+          <w:rFonts w:asciiTheme="majorBidi" w:eastAsia="Times New Roman" w:hAnsiTheme="majorBidi" w:cstheme="majorBidi"/>
+          <w:color w:val="373D3F"/>
+          <w:kern w:val="0"/>
+          <w:sz w:val="20"/>
+          <w:szCs w:val="20"/>
+          <w:lang w:eastAsia="en-GB"/>
+          <w14:ligatures w14:val="none"/>
+        </w:rPr>
+        <w:t xml:space="preserve">The </w:t>
+      </w:r>
+      <w:r>
+        <w:rPr>
+          <w:rFonts w:asciiTheme="majorBidi" w:eastAsia="Times New Roman" w:hAnsiTheme="majorBidi" w:cstheme="majorBidi"/>
+          <w:color w:val="373D3F"/>
+          <w:kern w:val="0"/>
+          <w:sz w:val="20"/>
+          <w:szCs w:val="20"/>
+          <w:lang w:eastAsia="en-GB"/>
+          <w14:ligatures w14:val="none"/>
+        </w:rPr>
+        <w:t xml:space="preserve">app </w:t>
+      </w:r>
+      <w:r>
+        <w:rPr>
+          <w:rFonts w:asciiTheme="majorBidi" w:eastAsia="Times New Roman" w:hAnsiTheme="majorBidi" w:cstheme="majorBidi"/>
+          <w:color w:val="373D3F"/>
+          <w:kern w:val="0"/>
+          <w:sz w:val="20"/>
+          <w:szCs w:val="20"/>
+          <w:lang w:eastAsia="en-GB"/>
+          <w14:ligatures w14:val="none"/>
+        </w:rPr>
+        <w:t xml:space="preserve">shall show a large timer in the </w:t>
+      </w:r>
+      <w:proofErr w:type="spellStart"/>
+      <w:r>
+        <w:rPr>
+          <w:rFonts w:asciiTheme="majorBidi" w:eastAsia="Times New Roman" w:hAnsiTheme="majorBidi" w:cstheme="majorBidi"/>
+          <w:color w:val="373D3F"/>
+          <w:kern w:val="0"/>
+          <w:sz w:val="20"/>
+          <w:szCs w:val="20"/>
+          <w:lang w:eastAsia="en-GB"/>
+          <w14:ligatures w14:val="none"/>
+        </w:rPr>
+        <w:t>center</w:t>
+      </w:r>
+      <w:proofErr w:type="spellEnd"/>
+      <w:r>
+        <w:rPr>
+          <w:rFonts w:asciiTheme="majorBidi" w:eastAsia="Times New Roman" w:hAnsiTheme="majorBidi" w:cstheme="majorBidi"/>
+          <w:color w:val="373D3F"/>
+          <w:kern w:val="0"/>
+          <w:sz w:val="20"/>
+          <w:szCs w:val="20"/>
+          <w:lang w:eastAsia="en-GB"/>
+          <w14:ligatures w14:val="none"/>
+        </w:rPr>
+        <w:t xml:space="preserve"> with </w:t>
+      </w:r>
+      <w:r>
+        <w:rPr>
+          <w:rFonts w:asciiTheme="majorBidi" w:eastAsia="Times New Roman" w:hAnsiTheme="majorBidi" w:cstheme="majorBidi"/>
+          <w:color w:val="373D3F"/>
+          <w:kern w:val="0"/>
+          <w:sz w:val="20"/>
+          <w:szCs w:val="20"/>
+          <w:lang w:eastAsia="en-GB"/>
+          <w14:ligatures w14:val="none"/>
+        </w:rPr>
+        <w:t>three</w:t>
+      </w:r>
+      <w:r>
+        <w:rPr>
+          <w:rFonts w:asciiTheme="majorBidi" w:eastAsia="Times New Roman" w:hAnsiTheme="majorBidi" w:cstheme="majorBidi"/>
+          <w:color w:val="373D3F"/>
+          <w:kern w:val="0"/>
+          <w:sz w:val="20"/>
+          <w:szCs w:val="20"/>
+          <w:lang w:eastAsia="en-GB"/>
+          <w14:ligatures w14:val="none"/>
+        </w:rPr>
+        <w:t xml:space="preserve"> button</w:t>
+      </w:r>
+      <w:r>
+        <w:rPr>
+          <w:rFonts w:asciiTheme="majorBidi" w:eastAsia="Times New Roman" w:hAnsiTheme="majorBidi" w:cstheme="majorBidi"/>
+          <w:color w:val="373D3F"/>
+          <w:kern w:val="0"/>
+          <w:sz w:val="20"/>
+          <w:szCs w:val="20"/>
+          <w:lang w:eastAsia="en-GB"/>
+          <w14:ligatures w14:val="none"/>
+        </w:rPr>
+        <w:t>s</w:t>
+      </w:r>
+      <w:r>
+        <w:rPr>
+          <w:rFonts w:asciiTheme="majorBidi" w:eastAsia="Times New Roman" w:hAnsiTheme="majorBidi" w:cstheme="majorBidi"/>
+          <w:color w:val="373D3F"/>
+          <w:kern w:val="0"/>
+          <w:sz w:val="20"/>
+          <w:szCs w:val="20"/>
+          <w:lang w:eastAsia="en-GB"/>
+          <w14:ligatures w14:val="none"/>
+        </w:rPr>
+        <w:t xml:space="preserve"> below it to begin counting time. </w:t>
+      </w:r>
+      <w:r>
+        <w:rPr>
+          <w:rFonts w:asciiTheme="majorBidi" w:eastAsia="Times New Roman" w:hAnsiTheme="majorBidi" w:cstheme="majorBidi"/>
+          <w:color w:val="373D3F"/>
+          <w:kern w:val="0"/>
+          <w:sz w:val="20"/>
+          <w:szCs w:val="20"/>
+          <w:lang w:eastAsia="en-GB"/>
+          <w14:ligatures w14:val="none"/>
+        </w:rPr>
+        <w:t xml:space="preserve">The buttons, from left to right, are as follows: “Start”, “Split”, “Stop”. </w:t>
+      </w:r>
+      <w:r>
+        <w:rPr>
+          <w:rFonts w:asciiTheme="majorBidi" w:eastAsia="Times New Roman" w:hAnsiTheme="majorBidi" w:cstheme="majorBidi"/>
+          <w:color w:val="373D3F"/>
+          <w:kern w:val="0"/>
+          <w:sz w:val="20"/>
+          <w:szCs w:val="20"/>
+          <w:lang w:eastAsia="en-GB"/>
+          <w14:ligatures w14:val="none"/>
+        </w:rPr>
+        <w:t xml:space="preserve">Upon pressing the </w:t>
+      </w:r>
+      <w:r>
+        <w:rPr>
+          <w:rFonts w:asciiTheme="majorBidi" w:eastAsia="Times New Roman" w:hAnsiTheme="majorBidi" w:cstheme="majorBidi"/>
+          <w:color w:val="373D3F"/>
+          <w:kern w:val="0"/>
+          <w:sz w:val="20"/>
+          <w:szCs w:val="20"/>
+          <w:lang w:eastAsia="en-GB"/>
+          <w14:ligatures w14:val="none"/>
+        </w:rPr>
+        <w:t xml:space="preserve">“Start” </w:t>
+      </w:r>
+      <w:r>
+        <w:rPr>
+          <w:rFonts w:asciiTheme="majorBidi" w:eastAsia="Times New Roman" w:hAnsiTheme="majorBidi" w:cstheme="majorBidi"/>
+          <w:color w:val="373D3F"/>
+          <w:kern w:val="0"/>
+          <w:sz w:val="20"/>
+          <w:szCs w:val="20"/>
+          <w:lang w:eastAsia="en-GB"/>
+          <w14:ligatures w14:val="none"/>
+        </w:rPr>
+        <w:t>button, the timer shall immediately start counting time</w:t>
+      </w:r>
+      <w:r>
+        <w:rPr>
+          <w:rFonts w:asciiTheme="majorBidi" w:eastAsia="Times New Roman" w:hAnsiTheme="majorBidi" w:cstheme="majorBidi"/>
+          <w:color w:val="373D3F"/>
+          <w:kern w:val="0"/>
+          <w:sz w:val="20"/>
+          <w:szCs w:val="20"/>
+          <w:lang w:eastAsia="en-GB"/>
+          <w14:ligatures w14:val="none"/>
+        </w:rPr>
+        <w:t xml:space="preserve"> from zero.</w:t>
+      </w:r>
+      <w:r>
+        <w:rPr>
+          <w:rFonts w:asciiTheme="majorBidi" w:eastAsia="Times New Roman" w:hAnsiTheme="majorBidi" w:cstheme="majorBidi"/>
+          <w:color w:val="373D3F"/>
+          <w:kern w:val="0"/>
+          <w:sz w:val="20"/>
+          <w:szCs w:val="20"/>
+          <w:lang w:eastAsia="en-GB"/>
+          <w14:ligatures w14:val="none"/>
+        </w:rPr>
+        <w:t xml:space="preserve"> Pressing the “Split” button shall immediately add a split to the run at the</w:t>
+      </w:r>
+      <w:r>
+        <w:rPr>
+          <w:rFonts w:asciiTheme="majorBidi" w:eastAsia="Times New Roman" w:hAnsiTheme="majorBidi" w:cstheme="majorBidi"/>
+          <w:color w:val="373D3F"/>
+          <w:kern w:val="0"/>
+          <w:sz w:val="20"/>
+          <w:szCs w:val="20"/>
+          <w:lang w:eastAsia="en-GB"/>
+          <w14:ligatures w14:val="none"/>
+        </w:rPr>
+        <w:t xml:space="preserve"> current timestamp</w:t>
+      </w:r>
+      <w:r>
+        <w:rPr>
+          <w:rFonts w:asciiTheme="majorBidi" w:eastAsia="Times New Roman" w:hAnsiTheme="majorBidi" w:cstheme="majorBidi"/>
+          <w:color w:val="373D3F"/>
+          <w:kern w:val="0"/>
+          <w:sz w:val="20"/>
+          <w:szCs w:val="20"/>
+          <w:lang w:eastAsia="en-GB"/>
+          <w14:ligatures w14:val="none"/>
+        </w:rPr>
+        <w:t>, additionally displaying it in a list view below the buttons</w:t>
+      </w:r>
+      <w:r>
+        <w:rPr>
+          <w:rFonts w:asciiTheme="majorBidi" w:eastAsia="Times New Roman" w:hAnsiTheme="majorBidi" w:cstheme="majorBidi"/>
+          <w:color w:val="373D3F"/>
+          <w:kern w:val="0"/>
+          <w:sz w:val="20"/>
+          <w:szCs w:val="20"/>
+          <w:lang w:eastAsia="en-GB"/>
+          <w14:ligatures w14:val="none"/>
+        </w:rPr>
+        <w:t>.</w:t>
+      </w:r>
+      <w:r>
+        <w:rPr>
+          <w:rFonts w:asciiTheme="majorBidi" w:eastAsia="Times New Roman" w:hAnsiTheme="majorBidi" w:cstheme="majorBidi"/>
+          <w:color w:val="373D3F"/>
+          <w:kern w:val="0"/>
+          <w:sz w:val="20"/>
+          <w:szCs w:val="20"/>
+          <w:lang w:eastAsia="en-GB"/>
+          <w14:ligatures w14:val="none"/>
+        </w:rPr>
+        <w:t xml:space="preserve"> Pressing the “Stop” button shall stop the stopwatch.</w:t>
+      </w:r>
+    </w:p>
+    <w:p>
+      <w:pPr>
+        <w:shd w:val="clear" w:color="auto" w:fill="FFFFFF"/>
+        <w:spacing w:before="240" w:after="0" w:line="240" w:lineRule="auto"/>
+        <w:jc w:val="both"/>
+        <w:rPr>
+          <w:rFonts w:asciiTheme="majorBidi" w:eastAsia="Times New Roman" w:hAnsiTheme="majorBidi" w:cstheme="majorBidi"/>
+          <w:color w:val="373D3F"/>
+          <w:kern w:val="0"/>
+          <w:sz w:val="20"/>
+          <w:szCs w:val="20"/>
+          <w:lang w:eastAsia="en-GB"/>
+          <w14:ligatures w14:val="none"/>
+        </w:rPr>
+      </w:pPr>
+      <w:r>
+        <w:rPr>
+          <w:rFonts w:asciiTheme="majorBidi" w:eastAsia="Times New Roman" w:hAnsiTheme="majorBidi" w:cstheme="majorBidi"/>
+          <w:color w:val="373D3F"/>
+          <w:kern w:val="0"/>
+          <w:sz w:val="20"/>
+          <w:szCs w:val="20"/>
+          <w:lang w:eastAsia="en-GB"/>
+          <w14:ligatures w14:val="none"/>
+        </w:rPr>
+        <w:t xml:space="preserve">Below the buttons, there shall be a scrollable list view </w:t>
+      </w:r>
+      <w:r>
+        <w:rPr>
+          <w:rFonts w:asciiTheme="majorBidi" w:eastAsia="Times New Roman" w:hAnsiTheme="majorBidi" w:cstheme="majorBidi"/>
+          <w:color w:val="373D3F"/>
+          <w:kern w:val="0"/>
+          <w:sz w:val="20"/>
+          <w:szCs w:val="20"/>
+          <w:lang w:eastAsia="en-GB"/>
+          <w14:ligatures w14:val="none"/>
+        </w:rPr>
+        <w:t>that is empty at the start, and whenever the user presses the “Split” button, its timestamp shall be inserted into the list.</w:t>
+      </w:r>
+    </w:p>
+    <w:p>
+      <w:pPr>
+        <w:shd w:val="clear" w:color="auto" w:fill="FFFFFF"/>
+        <w:spacing w:before="240" w:after="0" w:line="240" w:lineRule="auto"/>
+        <w:jc w:val="both"/>
+        <w:rPr>
+          <w:rFonts w:asciiTheme="majorBidi" w:eastAsia="Times New Roman" w:hAnsiTheme="majorBidi" w:cstheme="majorBidi"/>
+          <w:color w:val="373D3F"/>
+          <w:kern w:val="0"/>
+          <w:sz w:val="20"/>
+          <w:szCs w:val="20"/>
+          <w:lang w:eastAsia="en-GB"/>
+          <w14:ligatures w14:val="none"/>
+        </w:rPr>
+      </w:pPr>
+      <w:r>
+        <w:rPr>
+          <w:rFonts w:asciiTheme="majorBidi" w:eastAsia="Times New Roman" w:hAnsiTheme="majorBidi" w:cstheme="majorBidi"/>
+          <w:color w:val="373D3F"/>
+          <w:kern w:val="0"/>
+          <w:sz w:val="20"/>
+          <w:szCs w:val="20"/>
+          <w:lang w:eastAsia="en-GB"/>
+          <w14:ligatures w14:val="none"/>
+        </w:rPr>
+        <w:lastRenderedPageBreak/>
+        <w:t>In the bottom-right corner, there shall be an “Export to CSV” button, which, upon being clicked, shall prompt the user for the location and name of the newly-created file, and afterwards, save the timer’s start, split and stop timestamps there.</w:t>
+      </w:r>
+    </w:p>
+    <w:p>
+      <w:pPr>
+        <w:shd w:val="clear" w:color="auto" w:fill="FFFFFF"/>
+        <w:spacing w:before="240" w:after="0" w:line="240" w:lineRule="auto"/>
+        <w:jc w:val="both"/>
+        <w:rPr>
+          <w:rFonts w:asciiTheme="majorBidi" w:eastAsia="Times New Roman" w:hAnsiTheme="majorBidi" w:cstheme="majorBidi"/>
           <w:color w:val="373D3F"/>
           <w:kern w:val="0"/>
           <w:sz w:val="20"/>
@@ -3924,7 +4545,7 @@
           <w:lang w:eastAsia="en-GB"/>
           <w14:ligatures w14:val="none"/>
         </w:rPr>
-        <w:t>«Describe any items or issues that will limit the options available to the developers. These might include: corporate or regulatory policies; hardware limitations (timing requirements, memory requirements); interfaces to other applications; specific technologies, tools, and databases to be used; parallel operations; language requirements; communications protocols; security considerations; design conventions or programming standards (for example, if the customer’s organization will be responsible for maintaining the delivered software).»</w:t>
+        <w:t>«Describe the high level functionality of the system from the user’s perspective. Explain how the user should be able to use your system to complete all the expected features and the feedback information that will be displayed for the user (for each screen the user will see). For example, specify whether it is GUI or text based interface and how at high level it would work. Discuss at high level how user will interact with the game such as clicking buttons, typing in some selection character, etc.»</w:t>
       </w:r>
     </w:p>
     <w:p>
@@ -3934,57 +4555,25 @@
         <w:jc w:val="both"/>
         <w:rPr>
           <w:rFonts w:asciiTheme="majorBidi" w:eastAsia="Times New Roman" w:hAnsiTheme="majorBidi" w:cstheme="majorBidi"/>
-          <w:b/>
-          <w:bCs/>
-          <w:color w:val="373D3F"/>
-          <w:kern w:val="0"/>
-          <w:sz w:val="20"/>
-          <w:szCs w:val="20"/>
-          <w:lang w:eastAsia="en-GB"/>
-          <w14:ligatures w14:val="none"/>
-        </w:rPr>
-      </w:pPr>
-      <w:r>
-        <w:rPr>
-          <w:rFonts w:asciiTheme="majorBidi" w:eastAsia="Times New Roman" w:hAnsiTheme="majorBidi" w:cstheme="majorBidi"/>
-          <w:b/>
-          <w:bCs/>
-          <w:color w:val="373D3F"/>
-          <w:kern w:val="0"/>
-          <w:sz w:val="20"/>
-          <w:szCs w:val="20"/>
-          <w:lang w:eastAsia="en-GB"/>
-          <w14:ligatures w14:val="none"/>
-        </w:rPr>
-        <w:t>2.</w:t>
-      </w:r>
-      <w:r>
-        <w:rPr>
-          <w:rFonts w:asciiTheme="majorBidi" w:eastAsia="Times New Roman" w:hAnsiTheme="majorBidi" w:cstheme="majorBidi"/>
-          <w:b/>
-          <w:bCs/>
-          <w:color w:val="373D3F"/>
-          <w:kern w:val="0"/>
-          <w:sz w:val="20"/>
-          <w:szCs w:val="20"/>
-          <w:lang w:eastAsia="en-GB"/>
-          <w14:ligatures w14:val="none"/>
-        </w:rPr>
-        <w:t>6</w:t>
-      </w:r>
-      <w:r>
-        <w:rPr>
-          <w:rFonts w:asciiTheme="majorBidi" w:eastAsia="Times New Roman" w:hAnsiTheme="majorBidi" w:cstheme="majorBidi"/>
-          <w:b/>
-          <w:bCs/>
-          <w:color w:val="373D3F"/>
-          <w:kern w:val="0"/>
-          <w:sz w:val="20"/>
-          <w:szCs w:val="20"/>
-          <w:lang w:eastAsia="en-GB"/>
-          <w14:ligatures w14:val="none"/>
-        </w:rPr>
-        <w:t>. Assumptions and Dependencies</w:t>
+          <w:color w:val="373D3F"/>
+          <w:kern w:val="0"/>
+          <w:sz w:val="20"/>
+          <w:szCs w:val="20"/>
+          <w:lang w:eastAsia="en-GB"/>
+          <w14:ligatures w14:val="none"/>
+        </w:rPr>
+      </w:pPr>
+      <w:r>
+        <w:rPr>
+          <w:rFonts w:asciiTheme="majorBidi" w:eastAsia="Times New Roman" w:hAnsiTheme="majorBidi" w:cstheme="majorBidi"/>
+          <w:color w:val="0000FF"/>
+          <w:kern w:val="0"/>
+          <w:sz w:val="20"/>
+          <w:szCs w:val="20"/>
+          <w:lang w:eastAsia="en-GB"/>
+          <w14:ligatures w14:val="none"/>
+        </w:rPr>
+        <w:t>«Describe the minimum requirements for the interface. This may include some sample screen images whether for text or GUI approach, any GUI standards or product family style guides that are to be followed, screen layout constraints, for GUI standard buttons and functions (e.g., help) that must appear on every screen, keyboard shortcuts, error message display standards, and so on»</w:t>
       </w:r>
     </w:p>
     <w:p>
@@ -3994,25 +4583,29 @@
         <w:jc w:val="both"/>
         <w:rPr>
           <w:rFonts w:asciiTheme="majorBidi" w:eastAsia="Times New Roman" w:hAnsiTheme="majorBidi" w:cstheme="majorBidi"/>
-          <w:color w:val="373D3F"/>
-          <w:kern w:val="0"/>
-          <w:sz w:val="20"/>
-          <w:szCs w:val="20"/>
-          <w:lang w:eastAsia="en-GB"/>
-          <w14:ligatures w14:val="none"/>
-        </w:rPr>
-      </w:pPr>
-      <w:r>
-        <w:rPr>
-          <w:rFonts w:asciiTheme="majorBidi" w:eastAsia="Times New Roman" w:hAnsiTheme="majorBidi" w:cstheme="majorBidi"/>
-          <w:color w:val="373D3F"/>
-          <w:kern w:val="0"/>
-          <w:sz w:val="20"/>
-          <w:szCs w:val="20"/>
-          <w:lang w:eastAsia="en-GB"/>
-          <w14:ligatures w14:val="none"/>
-        </w:rPr>
-        <w:t>The app might be created using the Godot Engine, as it’s a capable and easy-to-use framework for creating not only videogames, but also various utility apps.</w:t>
+          <w:b/>
+          <w:bCs/>
+          <w:color w:val="373D3F"/>
+          <w:kern w:val="0"/>
+          <w:sz w:val="20"/>
+          <w:szCs w:val="20"/>
+          <w:lang w:eastAsia="en-GB"/>
+          <w14:ligatures w14:val="none"/>
+        </w:rPr>
+      </w:pPr>
+      <w:r>
+        <w:rPr>
+          <w:rFonts w:asciiTheme="majorBidi" w:eastAsia="Times New Roman" w:hAnsiTheme="majorBidi" w:cstheme="majorBidi"/>
+          <w:b/>
+          <w:bCs/>
+          <w:color w:val="373D3F"/>
+          <w:kern w:val="0"/>
+          <w:sz w:val="20"/>
+          <w:szCs w:val="20"/>
+          <w:lang w:eastAsia="en-GB"/>
+          <w14:ligatures w14:val="none"/>
+        </w:rPr>
+        <w:t>4.2. Hardware Interfaces</w:t>
       </w:r>
     </w:p>
     <w:p>
@@ -4033,6 +4626,58 @@
       <w:r>
         <w:rPr>
           <w:rFonts w:asciiTheme="majorBidi" w:eastAsia="Times New Roman" w:hAnsiTheme="majorBidi" w:cstheme="majorBidi"/>
+          <w:color w:val="373D3F"/>
+          <w:kern w:val="0"/>
+          <w:sz w:val="20"/>
+          <w:szCs w:val="20"/>
+          <w:lang w:eastAsia="en-GB"/>
+          <w14:ligatures w14:val="none"/>
+        </w:rPr>
+        <w:t>Hardware interfacing shall be handled by the Godot Engine</w:t>
+      </w:r>
+      <w:r>
+        <w:rPr>
+          <w:rFonts w:asciiTheme="majorBidi" w:eastAsia="Times New Roman" w:hAnsiTheme="majorBidi" w:cstheme="majorBidi"/>
+          <w:color w:val="373D3F"/>
+          <w:kern w:val="0"/>
+          <w:sz w:val="20"/>
+          <w:szCs w:val="20"/>
+          <w:lang w:eastAsia="en-GB"/>
+          <w14:ligatures w14:val="none"/>
+        </w:rPr>
+        <w:t>’s</w:t>
+      </w:r>
+      <w:r>
+        <w:rPr>
+          <w:rFonts w:asciiTheme="majorBidi" w:eastAsia="Times New Roman" w:hAnsiTheme="majorBidi" w:cstheme="majorBidi"/>
+          <w:color w:val="373D3F"/>
+          <w:kern w:val="0"/>
+          <w:sz w:val="20"/>
+          <w:szCs w:val="20"/>
+          <w:lang w:eastAsia="en-GB"/>
+          <w14:ligatures w14:val="none"/>
+        </w:rPr>
+        <w:t xml:space="preserve"> built-in implementations for Android.</w:t>
+      </w:r>
+    </w:p>
+    <w:p>
+      <w:pPr>
+        <w:shd w:val="clear" w:color="auto" w:fill="FFFFFF"/>
+        <w:spacing w:before="240" w:after="0" w:line="240" w:lineRule="auto"/>
+        <w:jc w:val="both"/>
+        <w:rPr>
+          <w:rFonts w:asciiTheme="majorBidi" w:eastAsia="Times New Roman" w:hAnsiTheme="majorBidi" w:cstheme="majorBidi"/>
+          <w:color w:val="373D3F"/>
+          <w:kern w:val="0"/>
+          <w:sz w:val="20"/>
+          <w:szCs w:val="20"/>
+          <w:lang w:eastAsia="en-GB"/>
+          <w14:ligatures w14:val="none"/>
+        </w:rPr>
+      </w:pPr>
+      <w:r>
+        <w:rPr>
+          <w:rFonts w:asciiTheme="majorBidi" w:eastAsia="Times New Roman" w:hAnsiTheme="majorBidi" w:cstheme="majorBidi"/>
           <w:color w:val="0000FF"/>
           <w:kern w:val="0"/>
           <w:sz w:val="20"/>
@@ -4040,9 +4685,84 @@
           <w:lang w:eastAsia="en-GB"/>
           <w14:ligatures w14:val="none"/>
         </w:rPr>
-        <w:t>«List any assumed factors (as opposed to known facts) that could affect the requirements stated in the specification. These could include third-party or commercial components that you plan to use, issues around the development or operating environment, or constraints. The project could be affected if these assumptions are incorrect, are not shared, or change. Also identify any dependencies the project has on external factors, such as software components that you intend to reuse from another project, unless they are already documented elsewhere (for example, in the vision and scope document or the project plan</w:t>
-      </w:r>
-      <w:proofErr w:type="gramStart"/>
+        <w:t>«Describe the logical and physical characteristics of each interface between the software product and the hardware components of the system. This may include the supported device types, the nature of the data and control interactions between the software and the hardware, and communication protocols to be used.»</w:t>
+      </w:r>
+    </w:p>
+    <w:p>
+      <w:pPr>
+        <w:shd w:val="clear" w:color="auto" w:fill="FFFFFF"/>
+        <w:spacing w:before="240" w:after="0" w:line="240" w:lineRule="auto"/>
+        <w:jc w:val="both"/>
+        <w:rPr>
+          <w:rFonts w:asciiTheme="majorBidi" w:eastAsia="Times New Roman" w:hAnsiTheme="majorBidi" w:cstheme="majorBidi"/>
+          <w:b/>
+          <w:bCs/>
+          <w:color w:val="373D3F"/>
+          <w:kern w:val="0"/>
+          <w:sz w:val="20"/>
+          <w:szCs w:val="20"/>
+          <w:lang w:eastAsia="en-GB"/>
+          <w14:ligatures w14:val="none"/>
+        </w:rPr>
+      </w:pPr>
+      <w:r>
+        <w:rPr>
+          <w:rFonts w:asciiTheme="majorBidi" w:eastAsia="Times New Roman" w:hAnsiTheme="majorBidi" w:cstheme="majorBidi"/>
+          <w:b/>
+          <w:bCs/>
+          <w:color w:val="373D3F"/>
+          <w:kern w:val="0"/>
+          <w:sz w:val="20"/>
+          <w:szCs w:val="20"/>
+          <w:lang w:eastAsia="en-GB"/>
+          <w14:ligatures w14:val="none"/>
+        </w:rPr>
+        <w:t>4.3. Software Interfaces</w:t>
+      </w:r>
+    </w:p>
+    <w:p>
+      <w:pPr>
+        <w:shd w:val="clear" w:color="auto" w:fill="FFFFFF"/>
+        <w:spacing w:before="240" w:after="0" w:line="240" w:lineRule="auto"/>
+        <w:jc w:val="both"/>
+        <w:rPr>
+          <w:rFonts w:asciiTheme="majorBidi" w:eastAsia="Times New Roman" w:hAnsiTheme="majorBidi" w:cstheme="majorBidi"/>
+          <w:color w:val="373D3F"/>
+          <w:kern w:val="0"/>
+          <w:sz w:val="20"/>
+          <w:szCs w:val="20"/>
+          <w:lang w:eastAsia="en-GB"/>
+          <w14:ligatures w14:val="none"/>
+        </w:rPr>
+      </w:pPr>
+      <w:r>
+        <w:rPr>
+          <w:rFonts w:asciiTheme="majorBidi" w:eastAsia="Times New Roman" w:hAnsiTheme="majorBidi" w:cstheme="majorBidi"/>
+          <w:color w:val="373D3F"/>
+          <w:kern w:val="0"/>
+          <w:sz w:val="20"/>
+          <w:szCs w:val="20"/>
+          <w:lang w:eastAsia="en-GB"/>
+          <w14:ligatures w14:val="none"/>
+        </w:rPr>
+        <w:t>None</w:t>
+      </w:r>
+    </w:p>
+    <w:p>
+      <w:pPr>
+        <w:shd w:val="clear" w:color="auto" w:fill="FFFFFF"/>
+        <w:spacing w:before="240" w:after="0" w:line="240" w:lineRule="auto"/>
+        <w:jc w:val="both"/>
+        <w:rPr>
+          <w:rFonts w:asciiTheme="majorBidi" w:eastAsia="Times New Roman" w:hAnsiTheme="majorBidi" w:cstheme="majorBidi"/>
+          <w:color w:val="373D3F"/>
+          <w:kern w:val="0"/>
+          <w:sz w:val="20"/>
+          <w:szCs w:val="20"/>
+          <w:lang w:eastAsia="en-GB"/>
+          <w14:ligatures w14:val="none"/>
+        </w:rPr>
+      </w:pPr>
       <w:r>
         <w:rPr>
           <w:rFonts w:asciiTheme="majorBidi" w:eastAsia="Times New Roman" w:hAnsiTheme="majorBidi" w:cstheme="majorBidi"/>
@@ -4053,9 +4773,8 @@
           <w:lang w:eastAsia="en-GB"/>
           <w14:ligatures w14:val="none"/>
         </w:rPr>
-        <w:t>).»</w:t>
-      </w:r>
-      <w:proofErr w:type="gramEnd"/>
+        <w:t>«Describe the connections between this product and other specific software components (name and version), including databases, interpreters, operating systems, tools, libraries, and integrated commercial components. Identify the data items or messages coming into the system and going out and describe the purpose of each. Describe the services needed and the nature of communications. Identify data that will be shared across software components. If the data sharing mechanism must be implemented in a specific way (for example, use of a global data area in a multitasking operating system), specify this as an implementation constraint.»</w:t>
+      </w:r>
     </w:p>
     <w:p>
       <w:pPr>
@@ -4064,29 +4783,27 @@
         <w:jc w:val="both"/>
         <w:rPr>
           <w:rFonts w:asciiTheme="majorBidi" w:eastAsia="Times New Roman" w:hAnsiTheme="majorBidi" w:cstheme="majorBidi"/>
-          <w:b/>
-          <w:bCs/>
-          <w:color w:val="373D3F"/>
-          <w:kern w:val="0"/>
-          <w:sz w:val="20"/>
-          <w:szCs w:val="20"/>
-          <w:lang w:eastAsia="en-GB"/>
-          <w14:ligatures w14:val="none"/>
-        </w:rPr>
-      </w:pPr>
-      <w:r>
-        <w:rPr>
-          <w:rFonts w:asciiTheme="majorBidi" w:eastAsia="Times New Roman" w:hAnsiTheme="majorBidi" w:cstheme="majorBidi"/>
-          <w:b/>
-          <w:bCs/>
-          <w:color w:val="373D3F"/>
-          <w:kern w:val="0"/>
-          <w:sz w:val="20"/>
-          <w:szCs w:val="20"/>
-          <w:lang w:eastAsia="en-GB"/>
-          <w14:ligatures w14:val="none"/>
-        </w:rPr>
-        <w:t>3. System Features</w:t>
+          <w:color w:val="373D3F"/>
+          <w:kern w:val="0"/>
+          <w:sz w:val="20"/>
+          <w:szCs w:val="20"/>
+          <w:lang w:eastAsia="en-GB"/>
+          <w14:ligatures w14:val="none"/>
+        </w:rPr>
+      </w:pPr>
+      <w:r>
+        <w:rPr>
+          <w:rFonts w:asciiTheme="majorBidi" w:eastAsia="Times New Roman" w:hAnsiTheme="majorBidi" w:cstheme="majorBidi"/>
+          <w:b/>
+          <w:bCs/>
+          <w:color w:val="373D3F"/>
+          <w:kern w:val="0"/>
+          <w:sz w:val="20"/>
+          <w:szCs w:val="20"/>
+          <w:lang w:eastAsia="en-GB"/>
+          <w14:ligatures w14:val="none"/>
+        </w:rPr>
+        <w:t>5. System Features/Modules</w:t>
       </w:r>
     </w:p>
     <w:p>
@@ -4114,9 +4831,152 @@
           <w:lang w:eastAsia="en-GB"/>
           <w14:ligatures w14:val="none"/>
         </w:rPr>
-        <w:t xml:space="preserve">«The purpose here is to give a brief introduction to the system features, so that §4 has something to reference. Then, the full explanation of the system features is given in §5, likely referencing §4. The numbering in §3 and §5 should </w:t>
-      </w:r>
-      <w:proofErr w:type="gramStart"/>
+        <w:t>«This template illustrates organizing the functional requirements for the product by system features, the major services provided by the product.»</w:t>
+      </w:r>
+    </w:p>
+    <w:p>
+      <w:pPr>
+        <w:shd w:val="clear" w:color="auto" w:fill="FFFFFF"/>
+        <w:spacing w:before="240" w:after="0" w:line="240" w:lineRule="auto"/>
+        <w:jc w:val="both"/>
+        <w:rPr>
+          <w:rFonts w:asciiTheme="majorBidi" w:eastAsia="Times New Roman" w:hAnsiTheme="majorBidi" w:cstheme="majorBidi"/>
+          <w:color w:val="000000" w:themeColor="text1"/>
+          <w:kern w:val="0"/>
+          <w:sz w:val="20"/>
+          <w:szCs w:val="20"/>
+          <w:lang w:eastAsia="en-GB"/>
+          <w14:ligatures w14:val="none"/>
+        </w:rPr>
+      </w:pPr>
+      <w:r>
+        <w:rPr>
+          <w:rFonts w:asciiTheme="majorBidi" w:eastAsia="Times New Roman" w:hAnsiTheme="majorBidi" w:cstheme="majorBidi"/>
+          <w:b/>
+          <w:bCs/>
+          <w:color w:val="373D3F"/>
+          <w:kern w:val="0"/>
+          <w:sz w:val="20"/>
+          <w:szCs w:val="20"/>
+          <w:lang w:eastAsia="en-GB"/>
+          <w14:ligatures w14:val="none"/>
+        </w:rPr>
+        <w:t>5.1. </w:t>
+      </w:r>
+      <w:r>
+        <w:rPr>
+          <w:rFonts w:asciiTheme="majorBidi" w:eastAsia="Times New Roman" w:hAnsiTheme="majorBidi" w:cstheme="majorBidi"/>
+          <w:b/>
+          <w:bCs/>
+          <w:color w:val="000000" w:themeColor="text1"/>
+          <w:kern w:val="0"/>
+          <w:sz w:val="20"/>
+          <w:szCs w:val="20"/>
+          <w:lang w:eastAsia="en-GB"/>
+          <w14:ligatures w14:val="none"/>
+        </w:rPr>
+        <w:t>Stopwatch</w:t>
+      </w:r>
+    </w:p>
+    <w:p>
+      <w:pPr>
+        <w:shd w:val="clear" w:color="auto" w:fill="FFFFFF"/>
+        <w:spacing w:before="240" w:after="0" w:line="240" w:lineRule="auto"/>
+        <w:jc w:val="both"/>
+        <w:rPr>
+          <w:rFonts w:asciiTheme="majorBidi" w:eastAsia="Times New Roman" w:hAnsiTheme="majorBidi" w:cstheme="majorBidi"/>
+          <w:b/>
+          <w:bCs/>
+          <w:color w:val="373D3F"/>
+          <w:kern w:val="0"/>
+          <w:sz w:val="20"/>
+          <w:szCs w:val="20"/>
+          <w:lang w:eastAsia="en-GB"/>
+          <w14:ligatures w14:val="none"/>
+        </w:rPr>
+      </w:pPr>
+      <w:r>
+        <w:rPr>
+          <w:rFonts w:asciiTheme="majorBidi" w:eastAsia="Times New Roman" w:hAnsiTheme="majorBidi" w:cstheme="majorBidi"/>
+          <w:b/>
+          <w:bCs/>
+          <w:color w:val="373D3F"/>
+          <w:kern w:val="0"/>
+          <w:sz w:val="20"/>
+          <w:szCs w:val="20"/>
+          <w:lang w:eastAsia="en-GB"/>
+          <w14:ligatures w14:val="none"/>
+        </w:rPr>
+        <w:t>5.1.1 Description and Priority</w:t>
+      </w:r>
+    </w:p>
+    <w:p>
+      <w:pPr>
+        <w:shd w:val="clear" w:color="auto" w:fill="FFFFFF"/>
+        <w:spacing w:before="240" w:after="0" w:line="240" w:lineRule="auto"/>
+        <w:jc w:val="both"/>
+        <w:rPr>
+          <w:rFonts w:asciiTheme="majorBidi" w:eastAsia="Times New Roman" w:hAnsiTheme="majorBidi" w:cstheme="majorBidi"/>
+          <w:color w:val="373D3F"/>
+          <w:kern w:val="0"/>
+          <w:sz w:val="20"/>
+          <w:szCs w:val="20"/>
+          <w:lang w:eastAsia="en-GB"/>
+          <w14:ligatures w14:val="none"/>
+        </w:rPr>
+      </w:pPr>
+      <w:r>
+        <w:rPr>
+          <w:rFonts w:asciiTheme="majorBidi" w:eastAsia="Times New Roman" w:hAnsiTheme="majorBidi" w:cstheme="majorBidi"/>
+          <w:color w:val="000000" w:themeColor="text1"/>
+          <w:kern w:val="0"/>
+          <w:sz w:val="20"/>
+          <w:szCs w:val="20"/>
+          <w:lang w:eastAsia="en-GB"/>
+          <w14:ligatures w14:val="none"/>
+        </w:rPr>
+        <w:t xml:space="preserve">The stopwatch can be started, paused and stopped by direct user input, and its duration (alongside splits) </w:t>
+      </w:r>
+      <w:r>
+        <w:rPr>
+          <w:rFonts w:asciiTheme="majorBidi" w:eastAsia="Times New Roman" w:hAnsiTheme="majorBidi" w:cstheme="majorBidi"/>
+          <w:color w:val="000000" w:themeColor="text1"/>
+          <w:kern w:val="0"/>
+          <w:sz w:val="20"/>
+          <w:szCs w:val="20"/>
+          <w:lang w:eastAsia="en-GB"/>
+          <w14:ligatures w14:val="none"/>
+        </w:rPr>
+        <w:t>can be</w:t>
+      </w:r>
+      <w:r>
+        <w:rPr>
+          <w:rFonts w:asciiTheme="majorBidi" w:eastAsia="Times New Roman" w:hAnsiTheme="majorBidi" w:cstheme="majorBidi"/>
+          <w:color w:val="000000" w:themeColor="text1"/>
+          <w:kern w:val="0"/>
+          <w:sz w:val="20"/>
+          <w:szCs w:val="20"/>
+          <w:lang w:eastAsia="en-GB"/>
+          <w14:ligatures w14:val="none"/>
+        </w:rPr>
+        <w:t xml:space="preserve"> saved after completion. It’s the main feature of the app, so its functionality is of highest priority.</w:t>
+      </w:r>
+    </w:p>
+    <w:p>
+      <w:pPr>
+        <w:shd w:val="clear" w:color="auto" w:fill="FFFFFF"/>
+        <w:spacing w:before="240" w:after="0" w:line="240" w:lineRule="auto"/>
+        <w:jc w:val="both"/>
+        <w:rPr>
+          <w:rFonts w:asciiTheme="majorBidi" w:eastAsia="Times New Roman" w:hAnsiTheme="majorBidi" w:cstheme="majorBidi"/>
+          <w:color w:val="373D3F"/>
+          <w:kern w:val="0"/>
+          <w:sz w:val="20"/>
+          <w:szCs w:val="20"/>
+          <w:lang w:eastAsia="en-GB"/>
+          <w14:ligatures w14:val="none"/>
+        </w:rPr>
+      </w:pPr>
       <w:r>
         <w:rPr>
           <w:rFonts w:asciiTheme="majorBidi" w:eastAsia="Times New Roman" w:hAnsiTheme="majorBidi" w:cstheme="majorBidi"/>
@@ -4127,1250 +4987,8 @@
           <w:lang w:eastAsia="en-GB"/>
           <w14:ligatures w14:val="none"/>
         </w:rPr>
-        <w:t>match.»</w:t>
-      </w:r>
-      <w:proofErr w:type="gramEnd"/>
-    </w:p>
-    <w:p>
-      <w:pPr>
-        <w:shd w:val="clear" w:color="auto" w:fill="FFFFFF"/>
-        <w:spacing w:before="240" w:after="0" w:line="240" w:lineRule="auto"/>
-        <w:jc w:val="both"/>
-        <w:rPr>
-          <w:rFonts w:asciiTheme="majorBidi" w:eastAsia="Times New Roman" w:hAnsiTheme="majorBidi" w:cstheme="majorBidi"/>
-          <w:b/>
-          <w:bCs/>
-          <w:color w:val="000000" w:themeColor="text1"/>
-          <w:kern w:val="0"/>
-          <w:sz w:val="20"/>
-          <w:szCs w:val="20"/>
-          <w:lang w:eastAsia="en-GB"/>
-          <w14:ligatures w14:val="none"/>
-        </w:rPr>
-      </w:pPr>
-      <w:r>
-        <w:rPr>
-          <w:rFonts w:asciiTheme="majorBidi" w:eastAsia="Times New Roman" w:hAnsiTheme="majorBidi" w:cstheme="majorBidi"/>
-          <w:b/>
-          <w:bCs/>
-          <w:color w:val="373D3F"/>
-          <w:kern w:val="0"/>
-          <w:sz w:val="20"/>
-          <w:szCs w:val="20"/>
-          <w:lang w:eastAsia="en-GB"/>
-          <w14:ligatures w14:val="none"/>
-        </w:rPr>
-        <w:t>3.1. </w:t>
-      </w:r>
-      <w:r>
-        <w:rPr>
-          <w:rFonts w:asciiTheme="majorBidi" w:eastAsia="Times New Roman" w:hAnsiTheme="majorBidi" w:cstheme="majorBidi"/>
-          <w:b/>
-          <w:bCs/>
-          <w:color w:val="000000" w:themeColor="text1"/>
-          <w:kern w:val="0"/>
-          <w:sz w:val="20"/>
-          <w:szCs w:val="20"/>
-          <w:lang w:eastAsia="en-GB"/>
-          <w14:ligatures w14:val="none"/>
-        </w:rPr>
-        <w:t>Stopwatch</w:t>
-      </w:r>
-    </w:p>
-    <w:p>
-      <w:pPr>
-        <w:shd w:val="clear" w:color="auto" w:fill="FFFFFF"/>
-        <w:spacing w:before="240" w:after="0" w:line="240" w:lineRule="auto"/>
-        <w:jc w:val="both"/>
-        <w:rPr>
-          <w:rFonts w:asciiTheme="majorBidi" w:eastAsia="Times New Roman" w:hAnsiTheme="majorBidi" w:cstheme="majorBidi"/>
-          <w:color w:val="000000" w:themeColor="text1"/>
-          <w:kern w:val="0"/>
-          <w:sz w:val="20"/>
-          <w:szCs w:val="20"/>
-          <w:lang w:eastAsia="en-GB"/>
-          <w14:ligatures w14:val="none"/>
-        </w:rPr>
-      </w:pPr>
-      <w:r>
-        <w:rPr>
-          <w:rFonts w:asciiTheme="majorBidi" w:eastAsia="Times New Roman" w:hAnsiTheme="majorBidi" w:cstheme="majorBidi"/>
-          <w:color w:val="000000" w:themeColor="text1"/>
-          <w:kern w:val="0"/>
-          <w:sz w:val="20"/>
-          <w:szCs w:val="20"/>
-          <w:lang w:eastAsia="en-GB"/>
-          <w14:ligatures w14:val="none"/>
-        </w:rPr>
-        <w:t xml:space="preserve">The main feature of the app is the stopwatch. It can be started, paused and stopped by direct user input, and its </w:t>
-      </w:r>
-      <w:r>
-        <w:rPr>
-          <w:rFonts w:asciiTheme="majorBidi" w:eastAsia="Times New Roman" w:hAnsiTheme="majorBidi" w:cstheme="majorBidi"/>
-          <w:color w:val="000000" w:themeColor="text1"/>
-          <w:kern w:val="0"/>
-          <w:sz w:val="20"/>
-          <w:szCs w:val="20"/>
-          <w:lang w:eastAsia="en-GB"/>
-          <w14:ligatures w14:val="none"/>
-        </w:rPr>
-        <w:t>measured data are displayed on the screen</w:t>
-      </w:r>
-      <w:r>
-        <w:rPr>
-          <w:rFonts w:asciiTheme="majorBidi" w:eastAsia="Times New Roman" w:hAnsiTheme="majorBidi" w:cstheme="majorBidi"/>
-          <w:color w:val="000000" w:themeColor="text1"/>
-          <w:kern w:val="0"/>
-          <w:sz w:val="20"/>
-          <w:szCs w:val="20"/>
-          <w:lang w:eastAsia="en-GB"/>
-          <w14:ligatures w14:val="none"/>
-        </w:rPr>
-        <w:t>.</w:t>
-      </w:r>
-    </w:p>
-    <w:p>
-      <w:pPr>
-        <w:shd w:val="clear" w:color="auto" w:fill="FFFFFF"/>
-        <w:spacing w:before="240" w:after="0" w:line="240" w:lineRule="auto"/>
-        <w:jc w:val="both"/>
-        <w:rPr>
-          <w:rFonts w:asciiTheme="majorBidi" w:eastAsia="Times New Roman" w:hAnsiTheme="majorBidi" w:cstheme="majorBidi"/>
-          <w:b/>
-          <w:bCs/>
-          <w:color w:val="000000" w:themeColor="text1"/>
-          <w:kern w:val="0"/>
-          <w:sz w:val="20"/>
-          <w:szCs w:val="20"/>
-          <w:lang w:eastAsia="en-GB"/>
-          <w14:ligatures w14:val="none"/>
-        </w:rPr>
-      </w:pPr>
-      <w:r>
-        <w:rPr>
-          <w:rFonts w:asciiTheme="majorBidi" w:eastAsia="Times New Roman" w:hAnsiTheme="majorBidi" w:cstheme="majorBidi"/>
-          <w:b/>
-          <w:bCs/>
-          <w:color w:val="373D3F"/>
-          <w:kern w:val="0"/>
-          <w:sz w:val="20"/>
-          <w:szCs w:val="20"/>
-          <w:lang w:eastAsia="en-GB"/>
-          <w14:ligatures w14:val="none"/>
-        </w:rPr>
-        <w:t>3.</w:t>
-      </w:r>
-      <w:r>
-        <w:rPr>
-          <w:rFonts w:asciiTheme="majorBidi" w:eastAsia="Times New Roman" w:hAnsiTheme="majorBidi" w:cstheme="majorBidi"/>
-          <w:b/>
-          <w:bCs/>
-          <w:color w:val="373D3F"/>
-          <w:kern w:val="0"/>
-          <w:sz w:val="20"/>
-          <w:szCs w:val="20"/>
-          <w:lang w:eastAsia="en-GB"/>
-          <w14:ligatures w14:val="none"/>
-        </w:rPr>
-        <w:t>2</w:t>
-      </w:r>
-      <w:r>
-        <w:rPr>
-          <w:rFonts w:asciiTheme="majorBidi" w:eastAsia="Times New Roman" w:hAnsiTheme="majorBidi" w:cstheme="majorBidi"/>
-          <w:b/>
-          <w:bCs/>
-          <w:color w:val="373D3F"/>
-          <w:kern w:val="0"/>
-          <w:sz w:val="20"/>
-          <w:szCs w:val="20"/>
-          <w:lang w:eastAsia="en-GB"/>
-          <w14:ligatures w14:val="none"/>
-        </w:rPr>
-        <w:t>. </w:t>
-      </w:r>
-      <w:r>
-        <w:rPr>
-          <w:rFonts w:asciiTheme="majorBidi" w:eastAsia="Times New Roman" w:hAnsiTheme="majorBidi" w:cstheme="majorBidi"/>
-          <w:b/>
-          <w:bCs/>
-          <w:color w:val="000000" w:themeColor="text1"/>
-          <w:kern w:val="0"/>
-          <w:sz w:val="20"/>
-          <w:szCs w:val="20"/>
-          <w:lang w:eastAsia="en-GB"/>
-          <w14:ligatures w14:val="none"/>
-        </w:rPr>
-        <w:t>Categories</w:t>
-      </w:r>
-    </w:p>
-    <w:p>
-      <w:pPr>
-        <w:shd w:val="clear" w:color="auto" w:fill="FFFFFF"/>
-        <w:spacing w:before="240" w:after="0" w:line="240" w:lineRule="auto"/>
-        <w:jc w:val="both"/>
-        <w:rPr>
-          <w:rFonts w:asciiTheme="majorBidi" w:eastAsia="Times New Roman" w:hAnsiTheme="majorBidi" w:cstheme="majorBidi"/>
-          <w:color w:val="000000" w:themeColor="text1"/>
-          <w:kern w:val="0"/>
-          <w:sz w:val="20"/>
-          <w:szCs w:val="20"/>
-          <w:lang w:eastAsia="en-GB"/>
-          <w14:ligatures w14:val="none"/>
-        </w:rPr>
-      </w:pPr>
-      <w:r>
-        <w:rPr>
-          <w:rFonts w:asciiTheme="majorBidi" w:eastAsia="Times New Roman" w:hAnsiTheme="majorBidi" w:cstheme="majorBidi"/>
-          <w:color w:val="000000" w:themeColor="text1"/>
-          <w:kern w:val="0"/>
-          <w:sz w:val="20"/>
-          <w:szCs w:val="20"/>
-          <w:lang w:eastAsia="en-GB"/>
-          <w14:ligatures w14:val="none"/>
-        </w:rPr>
-        <w:t xml:space="preserve">Before or after a run is completed, </w:t>
-      </w:r>
-      <w:r>
-        <w:rPr>
-          <w:rFonts w:asciiTheme="majorBidi" w:eastAsia="Times New Roman" w:hAnsiTheme="majorBidi" w:cstheme="majorBidi"/>
-          <w:color w:val="000000" w:themeColor="text1"/>
-          <w:kern w:val="0"/>
-          <w:sz w:val="20"/>
-          <w:szCs w:val="20"/>
-          <w:lang w:eastAsia="en-GB"/>
-          <w14:ligatures w14:val="none"/>
-        </w:rPr>
-        <w:t>the used may assign it</w:t>
-      </w:r>
-      <w:r>
-        <w:rPr>
-          <w:rFonts w:asciiTheme="majorBidi" w:eastAsia="Times New Roman" w:hAnsiTheme="majorBidi" w:cstheme="majorBidi"/>
-          <w:color w:val="000000" w:themeColor="text1"/>
-          <w:kern w:val="0"/>
-          <w:sz w:val="20"/>
-          <w:szCs w:val="20"/>
-          <w:lang w:eastAsia="en-GB"/>
-          <w14:ligatures w14:val="none"/>
-        </w:rPr>
-        <w:t xml:space="preserve"> to a category (identified by a text string).</w:t>
-      </w:r>
-      <w:r>
-        <w:rPr>
-          <w:rFonts w:asciiTheme="majorBidi" w:eastAsia="Times New Roman" w:hAnsiTheme="majorBidi" w:cstheme="majorBidi"/>
-          <w:color w:val="000000" w:themeColor="text1"/>
-          <w:kern w:val="0"/>
-          <w:sz w:val="20"/>
-          <w:szCs w:val="20"/>
-          <w:lang w:eastAsia="en-GB"/>
-          <w14:ligatures w14:val="none"/>
-        </w:rPr>
-        <w:t xml:space="preserve"> By default, a run is displayed as “Uncategorized”.</w:t>
-      </w:r>
-      <w:r>
-        <w:rPr>
-          <w:rFonts w:asciiTheme="majorBidi" w:eastAsia="Times New Roman" w:hAnsiTheme="majorBidi" w:cstheme="majorBidi"/>
-          <w:color w:val="000000" w:themeColor="text1"/>
-          <w:kern w:val="0"/>
-          <w:sz w:val="20"/>
-          <w:szCs w:val="20"/>
-          <w:lang w:eastAsia="en-GB"/>
-          <w14:ligatures w14:val="none"/>
-        </w:rPr>
-        <w:t xml:space="preserve"> Runs from the same category may be viewed together</w:t>
-      </w:r>
-      <w:r>
-        <w:rPr>
-          <w:rFonts w:asciiTheme="majorBidi" w:eastAsia="Times New Roman" w:hAnsiTheme="majorBidi" w:cstheme="majorBidi"/>
-          <w:color w:val="000000" w:themeColor="text1"/>
-          <w:kern w:val="0"/>
-          <w:sz w:val="20"/>
-          <w:szCs w:val="20"/>
-          <w:lang w:eastAsia="en-GB"/>
-          <w14:ligatures w14:val="none"/>
-        </w:rPr>
-        <w:t xml:space="preserve"> in a list and exported as an .xlsx Excel file for further analysis.</w:t>
-      </w:r>
-    </w:p>
-    <w:p>
-      <w:pPr>
-        <w:shd w:val="clear" w:color="auto" w:fill="FFFFFF"/>
-        <w:spacing w:before="240" w:after="0" w:line="240" w:lineRule="auto"/>
-        <w:jc w:val="both"/>
-        <w:rPr>
-          <w:rFonts w:asciiTheme="majorBidi" w:eastAsia="Times New Roman" w:hAnsiTheme="majorBidi" w:cstheme="majorBidi"/>
-          <w:color w:val="373D3F"/>
-          <w:kern w:val="0"/>
-          <w:sz w:val="20"/>
-          <w:szCs w:val="20"/>
-          <w:lang w:eastAsia="en-GB"/>
-          <w14:ligatures w14:val="none"/>
-        </w:rPr>
-      </w:pPr>
-      <w:r>
-        <w:rPr>
-          <w:rFonts w:asciiTheme="majorBidi" w:eastAsia="Times New Roman" w:hAnsiTheme="majorBidi" w:cstheme="majorBidi"/>
-          <w:b/>
-          <w:bCs/>
-          <w:color w:val="373D3F"/>
-          <w:kern w:val="0"/>
-          <w:sz w:val="20"/>
-          <w:szCs w:val="20"/>
-          <w:lang w:eastAsia="en-GB"/>
-          <w14:ligatures w14:val="none"/>
-        </w:rPr>
-        <w:t>4. External Interface Requirements</w:t>
-      </w:r>
-    </w:p>
-    <w:p>
-      <w:pPr>
-        <w:shd w:val="clear" w:color="auto" w:fill="FFFFFF"/>
-        <w:spacing w:before="240" w:after="0" w:line="240" w:lineRule="auto"/>
-        <w:jc w:val="both"/>
-        <w:rPr>
-          <w:rFonts w:asciiTheme="majorBidi" w:eastAsia="Times New Roman" w:hAnsiTheme="majorBidi" w:cstheme="majorBidi"/>
-          <w:b/>
-          <w:bCs/>
-          <w:color w:val="373D3F"/>
-          <w:kern w:val="0"/>
-          <w:sz w:val="20"/>
-          <w:szCs w:val="20"/>
-          <w:lang w:eastAsia="en-GB"/>
-          <w14:ligatures w14:val="none"/>
-        </w:rPr>
-      </w:pPr>
-      <w:r>
-        <w:rPr>
-          <w:rFonts w:asciiTheme="majorBidi" w:eastAsia="Times New Roman" w:hAnsiTheme="majorBidi" w:cstheme="majorBidi"/>
-          <w:b/>
-          <w:bCs/>
-          <w:color w:val="373D3F"/>
-          <w:kern w:val="0"/>
-          <w:sz w:val="20"/>
-          <w:szCs w:val="20"/>
-          <w:lang w:eastAsia="en-GB"/>
-          <w14:ligatures w14:val="none"/>
-        </w:rPr>
-        <w:t>4.1. User Interfaces Overview</w:t>
-      </w:r>
-    </w:p>
-    <w:p>
-      <w:pPr>
-        <w:shd w:val="clear" w:color="auto" w:fill="FFFFFF"/>
-        <w:spacing w:before="240" w:after="0" w:line="240" w:lineRule="auto"/>
-        <w:jc w:val="both"/>
-        <w:rPr>
-          <w:rFonts w:asciiTheme="majorBidi" w:eastAsia="Times New Roman" w:hAnsiTheme="majorBidi" w:cstheme="majorBidi"/>
-          <w:color w:val="373D3F"/>
-          <w:kern w:val="0"/>
-          <w:sz w:val="20"/>
-          <w:szCs w:val="20"/>
-          <w:lang w:eastAsia="en-GB"/>
-          <w14:ligatures w14:val="none"/>
-        </w:rPr>
-      </w:pPr>
-      <w:r>
-        <w:rPr>
-          <w:rFonts w:asciiTheme="majorBidi" w:eastAsia="Times New Roman" w:hAnsiTheme="majorBidi" w:cstheme="majorBidi"/>
-          <w:color w:val="373D3F"/>
-          <w:kern w:val="0"/>
-          <w:sz w:val="20"/>
-          <w:szCs w:val="20"/>
-          <w:lang w:eastAsia="en-GB"/>
-          <w14:ligatures w14:val="none"/>
-        </w:rPr>
-        <w:t xml:space="preserve">The </w:t>
-      </w:r>
-      <w:r>
-        <w:rPr>
-          <w:rFonts w:asciiTheme="majorBidi" w:eastAsia="Times New Roman" w:hAnsiTheme="majorBidi" w:cstheme="majorBidi"/>
-          <w:color w:val="373D3F"/>
-          <w:kern w:val="0"/>
-          <w:sz w:val="20"/>
-          <w:szCs w:val="20"/>
-          <w:lang w:eastAsia="en-GB"/>
-          <w14:ligatures w14:val="none"/>
-        </w:rPr>
-        <w:t xml:space="preserve">app </w:t>
-      </w:r>
-      <w:r>
-        <w:rPr>
-          <w:rFonts w:asciiTheme="majorBidi" w:eastAsia="Times New Roman" w:hAnsiTheme="majorBidi" w:cstheme="majorBidi"/>
-          <w:color w:val="373D3F"/>
-          <w:kern w:val="0"/>
-          <w:sz w:val="20"/>
-          <w:szCs w:val="20"/>
-          <w:lang w:eastAsia="en-GB"/>
-          <w14:ligatures w14:val="none"/>
-        </w:rPr>
-        <w:t xml:space="preserve">shall show a large timer in the </w:t>
-      </w:r>
-      <w:proofErr w:type="spellStart"/>
-      <w:r>
-        <w:rPr>
-          <w:rFonts w:asciiTheme="majorBidi" w:eastAsia="Times New Roman" w:hAnsiTheme="majorBidi" w:cstheme="majorBidi"/>
-          <w:color w:val="373D3F"/>
-          <w:kern w:val="0"/>
-          <w:sz w:val="20"/>
-          <w:szCs w:val="20"/>
-          <w:lang w:eastAsia="en-GB"/>
-          <w14:ligatures w14:val="none"/>
-        </w:rPr>
-        <w:t>center</w:t>
-      </w:r>
-      <w:proofErr w:type="spellEnd"/>
-      <w:r>
-        <w:rPr>
-          <w:rFonts w:asciiTheme="majorBidi" w:eastAsia="Times New Roman" w:hAnsiTheme="majorBidi" w:cstheme="majorBidi"/>
-          <w:color w:val="373D3F"/>
-          <w:kern w:val="0"/>
-          <w:sz w:val="20"/>
-          <w:szCs w:val="20"/>
-          <w:lang w:eastAsia="en-GB"/>
-          <w14:ligatures w14:val="none"/>
-        </w:rPr>
-        <w:t xml:space="preserve"> with </w:t>
-      </w:r>
-      <w:r>
-        <w:rPr>
-          <w:rFonts w:asciiTheme="majorBidi" w:eastAsia="Times New Roman" w:hAnsiTheme="majorBidi" w:cstheme="majorBidi"/>
-          <w:color w:val="373D3F"/>
-          <w:kern w:val="0"/>
-          <w:sz w:val="20"/>
-          <w:szCs w:val="20"/>
-          <w:lang w:eastAsia="en-GB"/>
-          <w14:ligatures w14:val="none"/>
-        </w:rPr>
-        <w:t>three</w:t>
-      </w:r>
-      <w:r>
-        <w:rPr>
-          <w:rFonts w:asciiTheme="majorBidi" w:eastAsia="Times New Roman" w:hAnsiTheme="majorBidi" w:cstheme="majorBidi"/>
-          <w:color w:val="373D3F"/>
-          <w:kern w:val="0"/>
-          <w:sz w:val="20"/>
-          <w:szCs w:val="20"/>
-          <w:lang w:eastAsia="en-GB"/>
-          <w14:ligatures w14:val="none"/>
-        </w:rPr>
-        <w:t xml:space="preserve"> button</w:t>
-      </w:r>
-      <w:r>
-        <w:rPr>
-          <w:rFonts w:asciiTheme="majorBidi" w:eastAsia="Times New Roman" w:hAnsiTheme="majorBidi" w:cstheme="majorBidi"/>
-          <w:color w:val="373D3F"/>
-          <w:kern w:val="0"/>
-          <w:sz w:val="20"/>
-          <w:szCs w:val="20"/>
-          <w:lang w:eastAsia="en-GB"/>
-          <w14:ligatures w14:val="none"/>
-        </w:rPr>
-        <w:t>s</w:t>
-      </w:r>
-      <w:r>
-        <w:rPr>
-          <w:rFonts w:asciiTheme="majorBidi" w:eastAsia="Times New Roman" w:hAnsiTheme="majorBidi" w:cstheme="majorBidi"/>
-          <w:color w:val="373D3F"/>
-          <w:kern w:val="0"/>
-          <w:sz w:val="20"/>
-          <w:szCs w:val="20"/>
-          <w:lang w:eastAsia="en-GB"/>
-          <w14:ligatures w14:val="none"/>
-        </w:rPr>
-        <w:t xml:space="preserve"> below it to begin counting time. </w:t>
-      </w:r>
-      <w:r>
-        <w:rPr>
-          <w:rFonts w:asciiTheme="majorBidi" w:eastAsia="Times New Roman" w:hAnsiTheme="majorBidi" w:cstheme="majorBidi"/>
-          <w:color w:val="373D3F"/>
-          <w:kern w:val="0"/>
-          <w:sz w:val="20"/>
-          <w:szCs w:val="20"/>
-          <w:lang w:eastAsia="en-GB"/>
-          <w14:ligatures w14:val="none"/>
-        </w:rPr>
-        <w:t xml:space="preserve">The buttons, from left to right, are as follows: “Start”, “Split”, “Stop”. </w:t>
-      </w:r>
-      <w:r>
-        <w:rPr>
-          <w:rFonts w:asciiTheme="majorBidi" w:eastAsia="Times New Roman" w:hAnsiTheme="majorBidi" w:cstheme="majorBidi"/>
-          <w:color w:val="373D3F"/>
-          <w:kern w:val="0"/>
-          <w:sz w:val="20"/>
-          <w:szCs w:val="20"/>
-          <w:lang w:eastAsia="en-GB"/>
-          <w14:ligatures w14:val="none"/>
-        </w:rPr>
-        <w:t xml:space="preserve">Upon pressing the </w:t>
-      </w:r>
-      <w:r>
-        <w:rPr>
-          <w:rFonts w:asciiTheme="majorBidi" w:eastAsia="Times New Roman" w:hAnsiTheme="majorBidi" w:cstheme="majorBidi"/>
-          <w:color w:val="373D3F"/>
-          <w:kern w:val="0"/>
-          <w:sz w:val="20"/>
-          <w:szCs w:val="20"/>
-          <w:lang w:eastAsia="en-GB"/>
-          <w14:ligatures w14:val="none"/>
-        </w:rPr>
-        <w:t xml:space="preserve">“Start” </w:t>
-      </w:r>
-      <w:r>
-        <w:rPr>
-          <w:rFonts w:asciiTheme="majorBidi" w:eastAsia="Times New Roman" w:hAnsiTheme="majorBidi" w:cstheme="majorBidi"/>
-          <w:color w:val="373D3F"/>
-          <w:kern w:val="0"/>
-          <w:sz w:val="20"/>
-          <w:szCs w:val="20"/>
-          <w:lang w:eastAsia="en-GB"/>
-          <w14:ligatures w14:val="none"/>
-        </w:rPr>
-        <w:t>button, the timer shall immediately start counting time</w:t>
-      </w:r>
-      <w:r>
-        <w:rPr>
-          <w:rFonts w:asciiTheme="majorBidi" w:eastAsia="Times New Roman" w:hAnsiTheme="majorBidi" w:cstheme="majorBidi"/>
-          <w:color w:val="373D3F"/>
-          <w:kern w:val="0"/>
-          <w:sz w:val="20"/>
-          <w:szCs w:val="20"/>
-          <w:lang w:eastAsia="en-GB"/>
-          <w14:ligatures w14:val="none"/>
-        </w:rPr>
-        <w:t xml:space="preserve"> from zero.</w:t>
-      </w:r>
-      <w:r>
-        <w:rPr>
-          <w:rFonts w:asciiTheme="majorBidi" w:eastAsia="Times New Roman" w:hAnsiTheme="majorBidi" w:cstheme="majorBidi"/>
-          <w:color w:val="373D3F"/>
-          <w:kern w:val="0"/>
-          <w:sz w:val="20"/>
-          <w:szCs w:val="20"/>
-          <w:lang w:eastAsia="en-GB"/>
-          <w14:ligatures w14:val="none"/>
-        </w:rPr>
-        <w:t xml:space="preserve"> Pressing the “Split” button shall immediately add a split to the run at the</w:t>
-      </w:r>
-      <w:r>
-        <w:rPr>
-          <w:rFonts w:asciiTheme="majorBidi" w:eastAsia="Times New Roman" w:hAnsiTheme="majorBidi" w:cstheme="majorBidi"/>
-          <w:color w:val="373D3F"/>
-          <w:kern w:val="0"/>
-          <w:sz w:val="20"/>
-          <w:szCs w:val="20"/>
-          <w:lang w:eastAsia="en-GB"/>
-          <w14:ligatures w14:val="none"/>
-        </w:rPr>
-        <w:t xml:space="preserve"> current timestamp</w:t>
-      </w:r>
-      <w:r>
-        <w:rPr>
-          <w:rFonts w:asciiTheme="majorBidi" w:eastAsia="Times New Roman" w:hAnsiTheme="majorBidi" w:cstheme="majorBidi"/>
-          <w:color w:val="373D3F"/>
-          <w:kern w:val="0"/>
-          <w:sz w:val="20"/>
-          <w:szCs w:val="20"/>
-          <w:lang w:eastAsia="en-GB"/>
-          <w14:ligatures w14:val="none"/>
-        </w:rPr>
-        <w:t>, additionally displaying it in a list view below the buttons</w:t>
-      </w:r>
-      <w:r>
-        <w:rPr>
-          <w:rFonts w:asciiTheme="majorBidi" w:eastAsia="Times New Roman" w:hAnsiTheme="majorBidi" w:cstheme="majorBidi"/>
-          <w:color w:val="373D3F"/>
-          <w:kern w:val="0"/>
-          <w:sz w:val="20"/>
-          <w:szCs w:val="20"/>
-          <w:lang w:eastAsia="en-GB"/>
-          <w14:ligatures w14:val="none"/>
-        </w:rPr>
-        <w:t>.</w:t>
-      </w:r>
-      <w:r>
-        <w:rPr>
-          <w:rFonts w:asciiTheme="majorBidi" w:eastAsia="Times New Roman" w:hAnsiTheme="majorBidi" w:cstheme="majorBidi"/>
-          <w:color w:val="373D3F"/>
-          <w:kern w:val="0"/>
-          <w:sz w:val="20"/>
-          <w:szCs w:val="20"/>
-          <w:lang w:eastAsia="en-GB"/>
-          <w14:ligatures w14:val="none"/>
-        </w:rPr>
-        <w:t xml:space="preserve"> Pressing the “Stop” button shall stop the stopwatch.</w:t>
-      </w:r>
-    </w:p>
-    <w:p>
-      <w:pPr>
-        <w:shd w:val="clear" w:color="auto" w:fill="FFFFFF"/>
-        <w:spacing w:before="240" w:after="0" w:line="240" w:lineRule="auto"/>
-        <w:jc w:val="both"/>
-        <w:rPr>
-          <w:rFonts w:asciiTheme="majorBidi" w:eastAsia="Times New Roman" w:hAnsiTheme="majorBidi" w:cstheme="majorBidi"/>
-          <w:color w:val="373D3F"/>
-          <w:kern w:val="0"/>
-          <w:sz w:val="20"/>
-          <w:szCs w:val="20"/>
-          <w:lang w:eastAsia="en-GB"/>
-          <w14:ligatures w14:val="none"/>
-        </w:rPr>
-      </w:pPr>
-      <w:r>
-        <w:rPr>
-          <w:rFonts w:asciiTheme="majorBidi" w:eastAsia="Times New Roman" w:hAnsiTheme="majorBidi" w:cstheme="majorBidi"/>
-          <w:color w:val="373D3F"/>
-          <w:kern w:val="0"/>
-          <w:sz w:val="20"/>
-          <w:szCs w:val="20"/>
-          <w:lang w:eastAsia="en-GB"/>
-          <w14:ligatures w14:val="none"/>
-        </w:rPr>
-        <w:t xml:space="preserve">Below the buttons, there shall be a scrollable list view </w:t>
-      </w:r>
-      <w:r>
-        <w:rPr>
-          <w:rFonts w:asciiTheme="majorBidi" w:eastAsia="Times New Roman" w:hAnsiTheme="majorBidi" w:cstheme="majorBidi"/>
-          <w:color w:val="373D3F"/>
-          <w:kern w:val="0"/>
-          <w:sz w:val="20"/>
-          <w:szCs w:val="20"/>
-          <w:lang w:eastAsia="en-GB"/>
-          <w14:ligatures w14:val="none"/>
-        </w:rPr>
-        <w:t>that is empty at the start, and whenever the user presses the “Split” button, its timestamp shall be inserted into the list.</w:t>
-      </w:r>
-    </w:p>
-    <w:p>
-      <w:pPr>
-        <w:shd w:val="clear" w:color="auto" w:fill="FFFFFF"/>
-        <w:spacing w:before="240" w:after="0" w:line="240" w:lineRule="auto"/>
-        <w:jc w:val="both"/>
-        <w:rPr>
-          <w:rFonts w:asciiTheme="majorBidi" w:eastAsia="Times New Roman" w:hAnsiTheme="majorBidi" w:cstheme="majorBidi"/>
-          <w:color w:val="373D3F"/>
-          <w:kern w:val="0"/>
-          <w:sz w:val="20"/>
-          <w:szCs w:val="20"/>
-          <w:lang w:eastAsia="en-GB"/>
-          <w14:ligatures w14:val="none"/>
-        </w:rPr>
-      </w:pPr>
-      <w:r>
-        <w:rPr>
-          <w:rFonts w:asciiTheme="majorBidi" w:eastAsia="Times New Roman" w:hAnsiTheme="majorBidi" w:cstheme="majorBidi"/>
-          <w:color w:val="373D3F"/>
-          <w:kern w:val="0"/>
-          <w:sz w:val="20"/>
-          <w:szCs w:val="20"/>
-          <w:lang w:eastAsia="en-GB"/>
-          <w14:ligatures w14:val="none"/>
-        </w:rPr>
-        <w:lastRenderedPageBreak/>
-        <w:t xml:space="preserve">In the bottom-right corner, there shall be an “Export to CSV” button, which, upon being clicked, shall prompt the user for the location and name of the </w:t>
-      </w:r>
-      <w:proofErr w:type="gramStart"/>
-      <w:r>
-        <w:rPr>
-          <w:rFonts w:asciiTheme="majorBidi" w:eastAsia="Times New Roman" w:hAnsiTheme="majorBidi" w:cstheme="majorBidi"/>
-          <w:color w:val="373D3F"/>
-          <w:kern w:val="0"/>
-          <w:sz w:val="20"/>
-          <w:szCs w:val="20"/>
-          <w:lang w:eastAsia="en-GB"/>
-          <w14:ligatures w14:val="none"/>
-        </w:rPr>
-        <w:t>newly-created</w:t>
-      </w:r>
-      <w:proofErr w:type="gramEnd"/>
-      <w:r>
-        <w:rPr>
-          <w:rFonts w:asciiTheme="majorBidi" w:eastAsia="Times New Roman" w:hAnsiTheme="majorBidi" w:cstheme="majorBidi"/>
-          <w:color w:val="373D3F"/>
-          <w:kern w:val="0"/>
-          <w:sz w:val="20"/>
-          <w:szCs w:val="20"/>
-          <w:lang w:eastAsia="en-GB"/>
-          <w14:ligatures w14:val="none"/>
-        </w:rPr>
-        <w:t xml:space="preserve"> file, and afterwards, save the timer’s start, split and stop timestamps there.</w:t>
-      </w:r>
-    </w:p>
-    <w:p>
-      <w:pPr>
-        <w:shd w:val="clear" w:color="auto" w:fill="FFFFFF"/>
-        <w:spacing w:before="240" w:after="0" w:line="240" w:lineRule="auto"/>
-        <w:jc w:val="both"/>
-        <w:rPr>
-          <w:rFonts w:asciiTheme="majorBidi" w:eastAsia="Times New Roman" w:hAnsiTheme="majorBidi" w:cstheme="majorBidi"/>
-          <w:color w:val="373D3F"/>
-          <w:kern w:val="0"/>
-          <w:sz w:val="20"/>
-          <w:szCs w:val="20"/>
-          <w:lang w:eastAsia="en-GB"/>
-          <w14:ligatures w14:val="none"/>
-        </w:rPr>
-      </w:pPr>
-      <w:r>
-        <w:rPr>
-          <w:rFonts w:asciiTheme="majorBidi" w:eastAsia="Times New Roman" w:hAnsiTheme="majorBidi" w:cstheme="majorBidi"/>
-          <w:color w:val="0000FF"/>
-          <w:kern w:val="0"/>
-          <w:sz w:val="20"/>
-          <w:szCs w:val="20"/>
-          <w:lang w:eastAsia="en-GB"/>
-          <w14:ligatures w14:val="none"/>
-        </w:rPr>
-        <w:t xml:space="preserve">«Describe the </w:t>
-      </w:r>
-      <w:proofErr w:type="gramStart"/>
-      <w:r>
-        <w:rPr>
-          <w:rFonts w:asciiTheme="majorBidi" w:eastAsia="Times New Roman" w:hAnsiTheme="majorBidi" w:cstheme="majorBidi"/>
-          <w:color w:val="0000FF"/>
-          <w:kern w:val="0"/>
-          <w:sz w:val="20"/>
-          <w:szCs w:val="20"/>
-          <w:lang w:eastAsia="en-GB"/>
-          <w14:ligatures w14:val="none"/>
-        </w:rPr>
-        <w:t>high level</w:t>
-      </w:r>
-      <w:proofErr w:type="gramEnd"/>
-      <w:r>
-        <w:rPr>
-          <w:rFonts w:asciiTheme="majorBidi" w:eastAsia="Times New Roman" w:hAnsiTheme="majorBidi" w:cstheme="majorBidi"/>
-          <w:color w:val="0000FF"/>
-          <w:kern w:val="0"/>
-          <w:sz w:val="20"/>
-          <w:szCs w:val="20"/>
-          <w:lang w:eastAsia="en-GB"/>
-          <w14:ligatures w14:val="none"/>
-        </w:rPr>
-        <w:t xml:space="preserve"> functionality of the system from the user’s perspective. Explain how the user should be able to use your system to complete all the expected features and the feedback information that will be displayed for the user (for each screen the user will see). For example, specify whether it is GUI or </w:t>
-      </w:r>
-      <w:proofErr w:type="gramStart"/>
-      <w:r>
-        <w:rPr>
-          <w:rFonts w:asciiTheme="majorBidi" w:eastAsia="Times New Roman" w:hAnsiTheme="majorBidi" w:cstheme="majorBidi"/>
-          <w:color w:val="0000FF"/>
-          <w:kern w:val="0"/>
-          <w:sz w:val="20"/>
-          <w:szCs w:val="20"/>
-          <w:lang w:eastAsia="en-GB"/>
-          <w14:ligatures w14:val="none"/>
-        </w:rPr>
-        <w:t>text based</w:t>
-      </w:r>
-      <w:proofErr w:type="gramEnd"/>
-      <w:r>
-        <w:rPr>
-          <w:rFonts w:asciiTheme="majorBidi" w:eastAsia="Times New Roman" w:hAnsiTheme="majorBidi" w:cstheme="majorBidi"/>
-          <w:color w:val="0000FF"/>
-          <w:kern w:val="0"/>
-          <w:sz w:val="20"/>
-          <w:szCs w:val="20"/>
-          <w:lang w:eastAsia="en-GB"/>
-          <w14:ligatures w14:val="none"/>
-        </w:rPr>
-        <w:t xml:space="preserve"> interface and how at high level it would work. Discuss at high level how user will interact with the game such as clicking buttons, typing in some selection character, etc.»</w:t>
-      </w:r>
-    </w:p>
-    <w:p>
-      <w:pPr>
-        <w:shd w:val="clear" w:color="auto" w:fill="FFFFFF"/>
-        <w:spacing w:before="240" w:after="0" w:line="240" w:lineRule="auto"/>
-        <w:jc w:val="both"/>
-        <w:rPr>
-          <w:rFonts w:asciiTheme="majorBidi" w:eastAsia="Times New Roman" w:hAnsiTheme="majorBidi" w:cstheme="majorBidi"/>
-          <w:color w:val="373D3F"/>
-          <w:kern w:val="0"/>
-          <w:sz w:val="20"/>
-          <w:szCs w:val="20"/>
-          <w:lang w:eastAsia="en-GB"/>
-          <w14:ligatures w14:val="none"/>
-        </w:rPr>
-      </w:pPr>
-      <w:r>
-        <w:rPr>
-          <w:rFonts w:asciiTheme="majorBidi" w:eastAsia="Times New Roman" w:hAnsiTheme="majorBidi" w:cstheme="majorBidi"/>
-          <w:color w:val="0000FF"/>
-          <w:kern w:val="0"/>
-          <w:sz w:val="20"/>
-          <w:szCs w:val="20"/>
-          <w:lang w:eastAsia="en-GB"/>
-          <w14:ligatures w14:val="none"/>
-        </w:rPr>
-        <w:t>«Describe the minimum requirements for the interface. This may include some sample screen images whether for text or GUI approach, any GUI standards or product family style guides that are to be followed, screen layout constraints, for GUI standard buttons and functions (e.g., help) that must appear on every screen, keyboard shortcuts, error message display standards, and so on»</w:t>
-      </w:r>
-    </w:p>
-    <w:p>
-      <w:pPr>
-        <w:shd w:val="clear" w:color="auto" w:fill="FFFFFF"/>
-        <w:spacing w:before="240" w:after="0" w:line="240" w:lineRule="auto"/>
-        <w:jc w:val="both"/>
-        <w:rPr>
-          <w:rFonts w:asciiTheme="majorBidi" w:eastAsia="Times New Roman" w:hAnsiTheme="majorBidi" w:cstheme="majorBidi"/>
-          <w:b/>
-          <w:bCs/>
-          <w:color w:val="373D3F"/>
-          <w:kern w:val="0"/>
-          <w:sz w:val="20"/>
-          <w:szCs w:val="20"/>
-          <w:lang w:eastAsia="en-GB"/>
-          <w14:ligatures w14:val="none"/>
-        </w:rPr>
-      </w:pPr>
-      <w:r>
-        <w:rPr>
-          <w:rFonts w:asciiTheme="majorBidi" w:eastAsia="Times New Roman" w:hAnsiTheme="majorBidi" w:cstheme="majorBidi"/>
-          <w:b/>
-          <w:bCs/>
-          <w:color w:val="373D3F"/>
-          <w:kern w:val="0"/>
-          <w:sz w:val="20"/>
-          <w:szCs w:val="20"/>
-          <w:lang w:eastAsia="en-GB"/>
-          <w14:ligatures w14:val="none"/>
-        </w:rPr>
-        <w:t>4.2. Hardware Interfaces</w:t>
-      </w:r>
-    </w:p>
-    <w:p>
-      <w:pPr>
-        <w:shd w:val="clear" w:color="auto" w:fill="FFFFFF"/>
-        <w:spacing w:before="240" w:after="0" w:line="240" w:lineRule="auto"/>
-        <w:jc w:val="both"/>
-        <w:rPr>
-          <w:rFonts w:asciiTheme="majorBidi" w:eastAsia="Times New Roman" w:hAnsiTheme="majorBidi" w:cstheme="majorBidi"/>
-          <w:color w:val="373D3F"/>
-          <w:kern w:val="0"/>
-          <w:sz w:val="20"/>
-          <w:szCs w:val="20"/>
-          <w:lang w:eastAsia="en-GB"/>
-          <w14:ligatures w14:val="none"/>
-        </w:rPr>
-      </w:pPr>
-      <w:r>
-        <w:rPr>
-          <w:rFonts w:asciiTheme="majorBidi" w:eastAsia="Times New Roman" w:hAnsiTheme="majorBidi" w:cstheme="majorBidi"/>
-          <w:color w:val="373D3F"/>
-          <w:kern w:val="0"/>
-          <w:sz w:val="20"/>
-          <w:szCs w:val="20"/>
-          <w:lang w:eastAsia="en-GB"/>
-          <w14:ligatures w14:val="none"/>
-        </w:rPr>
-        <w:t>Hardware interfacing shall be handled by the Godot Engine</w:t>
-      </w:r>
-      <w:r>
-        <w:rPr>
-          <w:rFonts w:asciiTheme="majorBidi" w:eastAsia="Times New Roman" w:hAnsiTheme="majorBidi" w:cstheme="majorBidi"/>
-          <w:color w:val="373D3F"/>
-          <w:kern w:val="0"/>
-          <w:sz w:val="20"/>
-          <w:szCs w:val="20"/>
-          <w:lang w:eastAsia="en-GB"/>
-          <w14:ligatures w14:val="none"/>
-        </w:rPr>
-        <w:t>’s</w:t>
-      </w:r>
-      <w:r>
-        <w:rPr>
-          <w:rFonts w:asciiTheme="majorBidi" w:eastAsia="Times New Roman" w:hAnsiTheme="majorBidi" w:cstheme="majorBidi"/>
-          <w:color w:val="373D3F"/>
-          <w:kern w:val="0"/>
-          <w:sz w:val="20"/>
-          <w:szCs w:val="20"/>
-          <w:lang w:eastAsia="en-GB"/>
-          <w14:ligatures w14:val="none"/>
-        </w:rPr>
-        <w:t xml:space="preserve"> built-in implementations for Android.</w:t>
-      </w:r>
-    </w:p>
-    <w:p>
-      <w:pPr>
-        <w:shd w:val="clear" w:color="auto" w:fill="FFFFFF"/>
-        <w:spacing w:before="240" w:after="0" w:line="240" w:lineRule="auto"/>
-        <w:jc w:val="both"/>
-        <w:rPr>
-          <w:rFonts w:asciiTheme="majorBidi" w:eastAsia="Times New Roman" w:hAnsiTheme="majorBidi" w:cstheme="majorBidi"/>
-          <w:color w:val="373D3F"/>
-          <w:kern w:val="0"/>
-          <w:sz w:val="20"/>
-          <w:szCs w:val="20"/>
-          <w:lang w:eastAsia="en-GB"/>
-          <w14:ligatures w14:val="none"/>
-        </w:rPr>
-      </w:pPr>
-      <w:r>
-        <w:rPr>
-          <w:rFonts w:asciiTheme="majorBidi" w:eastAsia="Times New Roman" w:hAnsiTheme="majorBidi" w:cstheme="majorBidi"/>
-          <w:color w:val="0000FF"/>
-          <w:kern w:val="0"/>
-          <w:sz w:val="20"/>
-          <w:szCs w:val="20"/>
-          <w:lang w:eastAsia="en-GB"/>
-          <w14:ligatures w14:val="none"/>
-        </w:rPr>
-        <w:t xml:space="preserve">«Describe the logical and physical characteristics of each interface between the software product and the hardware components of the system. This may include the supported device types, the nature of the data and control interactions between the software and the hardware, and communication protocols to be </w:t>
-      </w:r>
-      <w:proofErr w:type="gramStart"/>
-      <w:r>
-        <w:rPr>
-          <w:rFonts w:asciiTheme="majorBidi" w:eastAsia="Times New Roman" w:hAnsiTheme="majorBidi" w:cstheme="majorBidi"/>
-          <w:color w:val="0000FF"/>
-          <w:kern w:val="0"/>
-          <w:sz w:val="20"/>
-          <w:szCs w:val="20"/>
-          <w:lang w:eastAsia="en-GB"/>
-          <w14:ligatures w14:val="none"/>
-        </w:rPr>
-        <w:t>used.»</w:t>
-      </w:r>
-      <w:proofErr w:type="gramEnd"/>
-    </w:p>
-    <w:p>
-      <w:pPr>
-        <w:shd w:val="clear" w:color="auto" w:fill="FFFFFF"/>
-        <w:spacing w:before="240" w:after="0" w:line="240" w:lineRule="auto"/>
-        <w:jc w:val="both"/>
-        <w:rPr>
-          <w:rFonts w:asciiTheme="majorBidi" w:eastAsia="Times New Roman" w:hAnsiTheme="majorBidi" w:cstheme="majorBidi"/>
-          <w:b/>
-          <w:bCs/>
-          <w:color w:val="373D3F"/>
-          <w:kern w:val="0"/>
-          <w:sz w:val="20"/>
-          <w:szCs w:val="20"/>
-          <w:lang w:eastAsia="en-GB"/>
-          <w14:ligatures w14:val="none"/>
-        </w:rPr>
-      </w:pPr>
-      <w:r>
-        <w:rPr>
-          <w:rFonts w:asciiTheme="majorBidi" w:eastAsia="Times New Roman" w:hAnsiTheme="majorBidi" w:cstheme="majorBidi"/>
-          <w:b/>
-          <w:bCs/>
-          <w:color w:val="373D3F"/>
-          <w:kern w:val="0"/>
-          <w:sz w:val="20"/>
-          <w:szCs w:val="20"/>
-          <w:lang w:eastAsia="en-GB"/>
-          <w14:ligatures w14:val="none"/>
-        </w:rPr>
-        <w:t>4.3. Software Interfaces</w:t>
-      </w:r>
-    </w:p>
-    <w:p>
-      <w:pPr>
-        <w:shd w:val="clear" w:color="auto" w:fill="FFFFFF"/>
-        <w:spacing w:before="240" w:after="0" w:line="240" w:lineRule="auto"/>
-        <w:jc w:val="both"/>
-        <w:rPr>
-          <w:rFonts w:asciiTheme="majorBidi" w:eastAsia="Times New Roman" w:hAnsiTheme="majorBidi" w:cstheme="majorBidi"/>
-          <w:color w:val="373D3F"/>
-          <w:kern w:val="0"/>
-          <w:sz w:val="20"/>
-          <w:szCs w:val="20"/>
-          <w:lang w:eastAsia="en-GB"/>
-          <w14:ligatures w14:val="none"/>
-        </w:rPr>
-      </w:pPr>
-      <w:r>
-        <w:rPr>
-          <w:rFonts w:asciiTheme="majorBidi" w:eastAsia="Times New Roman" w:hAnsiTheme="majorBidi" w:cstheme="majorBidi"/>
-          <w:color w:val="373D3F"/>
-          <w:kern w:val="0"/>
-          <w:sz w:val="20"/>
-          <w:szCs w:val="20"/>
-          <w:lang w:eastAsia="en-GB"/>
-          <w14:ligatures w14:val="none"/>
-        </w:rPr>
-        <w:t>None</w:t>
-      </w:r>
-    </w:p>
-    <w:p>
-      <w:pPr>
-        <w:shd w:val="clear" w:color="auto" w:fill="FFFFFF"/>
-        <w:spacing w:before="240" w:after="0" w:line="240" w:lineRule="auto"/>
-        <w:jc w:val="both"/>
-        <w:rPr>
-          <w:rFonts w:asciiTheme="majorBidi" w:eastAsia="Times New Roman" w:hAnsiTheme="majorBidi" w:cstheme="majorBidi"/>
-          <w:color w:val="373D3F"/>
-          <w:kern w:val="0"/>
-          <w:sz w:val="20"/>
-          <w:szCs w:val="20"/>
-          <w:lang w:eastAsia="en-GB"/>
-          <w14:ligatures w14:val="none"/>
-        </w:rPr>
-      </w:pPr>
-      <w:r>
-        <w:rPr>
-          <w:rFonts w:asciiTheme="majorBidi" w:eastAsia="Times New Roman" w:hAnsiTheme="majorBidi" w:cstheme="majorBidi"/>
-          <w:color w:val="0000FF"/>
-          <w:kern w:val="0"/>
-          <w:sz w:val="20"/>
-          <w:szCs w:val="20"/>
-          <w:lang w:eastAsia="en-GB"/>
-          <w14:ligatures w14:val="none"/>
-        </w:rPr>
-        <w:t xml:space="preserve">«Describe the connections between this product and other specific software components (name and version), including databases, interpreters, operating systems, tools, libraries, and integrated commercial components. Identify the data items or messages coming into the system and going out and describe the purpose of each. Describe the services needed and the nature of communications. Identify data that will be shared across software components. If the data sharing mechanism must be implemented in a specific way (for example, use of a global data area in a multitasking operating system), specify this as an implementation </w:t>
-      </w:r>
-      <w:proofErr w:type="gramStart"/>
-      <w:r>
-        <w:rPr>
-          <w:rFonts w:asciiTheme="majorBidi" w:eastAsia="Times New Roman" w:hAnsiTheme="majorBidi" w:cstheme="majorBidi"/>
-          <w:color w:val="0000FF"/>
-          <w:kern w:val="0"/>
-          <w:sz w:val="20"/>
-          <w:szCs w:val="20"/>
-          <w:lang w:eastAsia="en-GB"/>
-          <w14:ligatures w14:val="none"/>
-        </w:rPr>
-        <w:t>constraint.»</w:t>
-      </w:r>
-      <w:proofErr w:type="gramEnd"/>
-    </w:p>
-    <w:p>
-      <w:pPr>
-        <w:shd w:val="clear" w:color="auto" w:fill="FFFFFF"/>
-        <w:spacing w:before="240" w:after="0" w:line="240" w:lineRule="auto"/>
-        <w:jc w:val="both"/>
-        <w:rPr>
-          <w:rFonts w:asciiTheme="majorBidi" w:eastAsia="Times New Roman" w:hAnsiTheme="majorBidi" w:cstheme="majorBidi"/>
-          <w:color w:val="373D3F"/>
-          <w:kern w:val="0"/>
-          <w:sz w:val="20"/>
-          <w:szCs w:val="20"/>
-          <w:lang w:eastAsia="en-GB"/>
-          <w14:ligatures w14:val="none"/>
-        </w:rPr>
-      </w:pPr>
-      <w:r>
-        <w:rPr>
-          <w:rFonts w:asciiTheme="majorBidi" w:eastAsia="Times New Roman" w:hAnsiTheme="majorBidi" w:cstheme="majorBidi"/>
-          <w:b/>
-          <w:bCs/>
-          <w:color w:val="373D3F"/>
-          <w:kern w:val="0"/>
-          <w:sz w:val="20"/>
-          <w:szCs w:val="20"/>
-          <w:lang w:eastAsia="en-GB"/>
-          <w14:ligatures w14:val="none"/>
-        </w:rPr>
-        <w:t>5. System Features/Modules</w:t>
-      </w:r>
-    </w:p>
-    <w:p>
-      <w:pPr>
-        <w:shd w:val="clear" w:color="auto" w:fill="FFFFFF"/>
-        <w:spacing w:before="240" w:after="0" w:line="240" w:lineRule="auto"/>
-        <w:jc w:val="both"/>
-        <w:rPr>
-          <w:rFonts w:asciiTheme="majorBidi" w:eastAsia="Times New Roman" w:hAnsiTheme="majorBidi" w:cstheme="majorBidi"/>
-          <w:color w:val="373D3F"/>
-          <w:kern w:val="0"/>
-          <w:sz w:val="20"/>
-          <w:szCs w:val="20"/>
-          <w:lang w:eastAsia="en-GB"/>
-          <w14:ligatures w14:val="none"/>
-        </w:rPr>
-      </w:pPr>
-      <w:r>
-        <w:rPr>
-          <w:rFonts w:asciiTheme="majorBidi" w:eastAsia="Times New Roman" w:hAnsiTheme="majorBidi" w:cstheme="majorBidi"/>
-          <w:color w:val="0000FF"/>
-          <w:kern w:val="0"/>
-          <w:sz w:val="20"/>
-          <w:szCs w:val="20"/>
-          <w:lang w:eastAsia="en-GB"/>
-          <w14:ligatures w14:val="none"/>
-        </w:rPr>
-        <w:t xml:space="preserve">«This template illustrates organizing the functional requirements for the product by system features, the major services provided by the </w:t>
-      </w:r>
-      <w:proofErr w:type="gramStart"/>
-      <w:r>
-        <w:rPr>
-          <w:rFonts w:asciiTheme="majorBidi" w:eastAsia="Times New Roman" w:hAnsiTheme="majorBidi" w:cstheme="majorBidi"/>
-          <w:color w:val="0000FF"/>
-          <w:kern w:val="0"/>
-          <w:sz w:val="20"/>
-          <w:szCs w:val="20"/>
-          <w:lang w:eastAsia="en-GB"/>
-          <w14:ligatures w14:val="none"/>
-        </w:rPr>
-        <w:t>product.»</w:t>
-      </w:r>
-      <w:proofErr w:type="gramEnd"/>
-    </w:p>
-    <w:p>
-      <w:pPr>
-        <w:shd w:val="clear" w:color="auto" w:fill="FFFFFF"/>
-        <w:spacing w:before="240" w:after="0" w:line="240" w:lineRule="auto"/>
-        <w:jc w:val="both"/>
-        <w:rPr>
-          <w:rFonts w:asciiTheme="majorBidi" w:eastAsia="Times New Roman" w:hAnsiTheme="majorBidi" w:cstheme="majorBidi"/>
-          <w:color w:val="000000" w:themeColor="text1"/>
-          <w:kern w:val="0"/>
-          <w:sz w:val="20"/>
-          <w:szCs w:val="20"/>
-          <w:lang w:eastAsia="en-GB"/>
-          <w14:ligatures w14:val="none"/>
-        </w:rPr>
-      </w:pPr>
-      <w:r>
-        <w:rPr>
-          <w:rFonts w:asciiTheme="majorBidi" w:eastAsia="Times New Roman" w:hAnsiTheme="majorBidi" w:cstheme="majorBidi"/>
-          <w:b/>
-          <w:bCs/>
-          <w:color w:val="373D3F"/>
-          <w:kern w:val="0"/>
-          <w:sz w:val="20"/>
-          <w:szCs w:val="20"/>
-          <w:lang w:eastAsia="en-GB"/>
-          <w14:ligatures w14:val="none"/>
-        </w:rPr>
-        <w:t>5.1. </w:t>
-      </w:r>
-      <w:r>
-        <w:rPr>
-          <w:rFonts w:asciiTheme="majorBidi" w:eastAsia="Times New Roman" w:hAnsiTheme="majorBidi" w:cstheme="majorBidi"/>
-          <w:b/>
-          <w:bCs/>
-          <w:color w:val="000000" w:themeColor="text1"/>
-          <w:kern w:val="0"/>
-          <w:sz w:val="20"/>
-          <w:szCs w:val="20"/>
-          <w:lang w:eastAsia="en-GB"/>
-          <w14:ligatures w14:val="none"/>
-        </w:rPr>
-        <w:t>Stopwatch</w:t>
-      </w:r>
-    </w:p>
-    <w:p>
-      <w:pPr>
-        <w:shd w:val="clear" w:color="auto" w:fill="FFFFFF"/>
-        <w:spacing w:before="240" w:after="0" w:line="240" w:lineRule="auto"/>
-        <w:jc w:val="both"/>
-        <w:rPr>
-          <w:rFonts w:asciiTheme="majorBidi" w:eastAsia="Times New Roman" w:hAnsiTheme="majorBidi" w:cstheme="majorBidi"/>
-          <w:b/>
-          <w:bCs/>
-          <w:color w:val="373D3F"/>
-          <w:kern w:val="0"/>
-          <w:sz w:val="20"/>
-          <w:szCs w:val="20"/>
-          <w:lang w:eastAsia="en-GB"/>
-          <w14:ligatures w14:val="none"/>
-        </w:rPr>
-      </w:pPr>
-      <w:r>
-        <w:rPr>
-          <w:rFonts w:asciiTheme="majorBidi" w:eastAsia="Times New Roman" w:hAnsiTheme="majorBidi" w:cstheme="majorBidi"/>
-          <w:b/>
-          <w:bCs/>
-          <w:color w:val="373D3F"/>
-          <w:kern w:val="0"/>
-          <w:sz w:val="20"/>
-          <w:szCs w:val="20"/>
-          <w:lang w:eastAsia="en-GB"/>
-          <w14:ligatures w14:val="none"/>
-        </w:rPr>
-        <w:t>5.1.1 Description and Priority</w:t>
-      </w:r>
-    </w:p>
-    <w:p>
-      <w:pPr>
-        <w:shd w:val="clear" w:color="auto" w:fill="FFFFFF"/>
-        <w:spacing w:before="240" w:after="0" w:line="240" w:lineRule="auto"/>
-        <w:jc w:val="both"/>
-        <w:rPr>
-          <w:rFonts w:asciiTheme="majorBidi" w:eastAsia="Times New Roman" w:hAnsiTheme="majorBidi" w:cstheme="majorBidi"/>
-          <w:color w:val="373D3F"/>
-          <w:kern w:val="0"/>
-          <w:sz w:val="20"/>
-          <w:szCs w:val="20"/>
-          <w:lang w:eastAsia="en-GB"/>
-          <w14:ligatures w14:val="none"/>
-        </w:rPr>
-      </w:pPr>
-      <w:r>
-        <w:rPr>
-          <w:rFonts w:asciiTheme="majorBidi" w:eastAsia="Times New Roman" w:hAnsiTheme="majorBidi" w:cstheme="majorBidi"/>
-          <w:color w:val="000000" w:themeColor="text1"/>
-          <w:kern w:val="0"/>
-          <w:sz w:val="20"/>
-          <w:szCs w:val="20"/>
-          <w:lang w:eastAsia="en-GB"/>
-          <w14:ligatures w14:val="none"/>
-        </w:rPr>
-        <w:t xml:space="preserve">The stopwatch can be started, paused and stopped by direct user input, and its duration (alongside splits) </w:t>
-      </w:r>
-      <w:r>
-        <w:rPr>
-          <w:rFonts w:asciiTheme="majorBidi" w:eastAsia="Times New Roman" w:hAnsiTheme="majorBidi" w:cstheme="majorBidi"/>
-          <w:color w:val="000000" w:themeColor="text1"/>
-          <w:kern w:val="0"/>
-          <w:sz w:val="20"/>
-          <w:szCs w:val="20"/>
-          <w:lang w:eastAsia="en-GB"/>
-          <w14:ligatures w14:val="none"/>
-        </w:rPr>
-        <w:t>can be</w:t>
-      </w:r>
-      <w:r>
-        <w:rPr>
-          <w:rFonts w:asciiTheme="majorBidi" w:eastAsia="Times New Roman" w:hAnsiTheme="majorBidi" w:cstheme="majorBidi"/>
-          <w:color w:val="000000" w:themeColor="text1"/>
-          <w:kern w:val="0"/>
-          <w:sz w:val="20"/>
-          <w:szCs w:val="20"/>
-          <w:lang w:eastAsia="en-GB"/>
-          <w14:ligatures w14:val="none"/>
-        </w:rPr>
-        <w:t xml:space="preserve"> saved after completion. It’s the main feature of the app, so its functionality is of highest priority.</w:t>
-      </w:r>
-    </w:p>
-    <w:p>
-      <w:pPr>
-        <w:shd w:val="clear" w:color="auto" w:fill="FFFFFF"/>
-        <w:spacing w:before="240" w:after="0" w:line="240" w:lineRule="auto"/>
-        <w:jc w:val="both"/>
-        <w:rPr>
-          <w:rFonts w:asciiTheme="majorBidi" w:eastAsia="Times New Roman" w:hAnsiTheme="majorBidi" w:cstheme="majorBidi"/>
-          <w:color w:val="373D3F"/>
-          <w:kern w:val="0"/>
-          <w:sz w:val="20"/>
-          <w:szCs w:val="20"/>
-          <w:lang w:eastAsia="en-GB"/>
-          <w14:ligatures w14:val="none"/>
-        </w:rPr>
-      </w:pPr>
-      <w:r>
-        <w:rPr>
-          <w:rFonts w:asciiTheme="majorBidi" w:eastAsia="Times New Roman" w:hAnsiTheme="majorBidi" w:cstheme="majorBidi"/>
-          <w:color w:val="0000FF"/>
-          <w:kern w:val="0"/>
-          <w:sz w:val="20"/>
-          <w:szCs w:val="20"/>
-          <w:lang w:eastAsia="en-GB"/>
-          <w14:ligatures w14:val="none"/>
-        </w:rPr>
-        <w:t xml:space="preserve">«Provide a short description of the feature. Give its priority, </w:t>
-      </w:r>
-      <w:proofErr w:type="gramStart"/>
-      <w:r>
-        <w:rPr>
-          <w:rFonts w:asciiTheme="majorBidi" w:eastAsia="Times New Roman" w:hAnsiTheme="majorBidi" w:cstheme="majorBidi"/>
-          <w:color w:val="0000FF"/>
-          <w:kern w:val="0"/>
-          <w:sz w:val="20"/>
-          <w:szCs w:val="20"/>
-          <w:lang w:eastAsia="en-GB"/>
-          <w14:ligatures w14:val="none"/>
-        </w:rPr>
-        <w:t>too.»</w:t>
-      </w:r>
-      <w:proofErr w:type="gramEnd"/>
+        <w:t>«Provide a short description of the feature. Give its priority, too.»</w:t>
+      </w:r>
     </w:p>
     <w:p>
       <w:pPr>
@@ -5573,33 +5191,7 @@
           <w:lang w:eastAsia="en-GB"/>
           <w14:ligatures w14:val="none"/>
         </w:rPr>
-        <w:t xml:space="preserve"> new text label is added to the list view below the buttons, showing the timestamp </w:t>
-      </w:r>
-      <w:proofErr w:type="gramStart"/>
-      <w:r>
-        <w:rPr>
-          <w:rFonts w:asciiTheme="majorBidi" w:eastAsia="Times New Roman" w:hAnsiTheme="majorBidi" w:cstheme="majorBidi"/>
-          <w:color w:val="373D3F"/>
-          <w:kern w:val="0"/>
-          <w:sz w:val="20"/>
-          <w:szCs w:val="20"/>
-          <w:lang w:eastAsia="en-GB"/>
-          <w14:ligatures w14:val="none"/>
-        </w:rPr>
-        <w:t>at the moment</w:t>
-      </w:r>
-      <w:proofErr w:type="gramEnd"/>
-      <w:r>
-        <w:rPr>
-          <w:rFonts w:asciiTheme="majorBidi" w:eastAsia="Times New Roman" w:hAnsiTheme="majorBidi" w:cstheme="majorBidi"/>
-          <w:color w:val="373D3F"/>
-          <w:kern w:val="0"/>
-          <w:sz w:val="20"/>
-          <w:szCs w:val="20"/>
-          <w:lang w:eastAsia="en-GB"/>
-          <w14:ligatures w14:val="none"/>
-        </w:rPr>
-        <w:t xml:space="preserve"> of pressing the button.</w:t>
+        <w:t xml:space="preserve"> new text label is added to the list view below the buttons, showing the timestamp at the moment of pressing the button.</w:t>
       </w:r>
     </w:p>
     <w:p>
@@ -5864,7 +5456,6 @@
           <w14:ligatures w14:val="none"/>
         </w:rPr>
       </w:pPr>
-      <w:proofErr w:type="gramStart"/>
       <w:r>
         <w:rPr>
           <w:rFonts w:asciiTheme="majorBidi" w:eastAsia="Times New Roman" w:hAnsiTheme="majorBidi" w:cstheme="majorBidi"/>
@@ -5875,9 +5466,20 @@
           <w:lang w:eastAsia="en-GB"/>
           <w14:ligatures w14:val="none"/>
         </w:rPr>
-        <w:t>«”Stimulus</w:t>
-      </w:r>
-      <w:proofErr w:type="gramEnd"/>
+        <w:t>«”Stimulus” or “Condition”»</w:t>
+      </w:r>
+      <w:r>
+        <w:rPr>
+          <w:rFonts w:asciiTheme="majorBidi" w:eastAsia="Times New Roman" w:hAnsiTheme="majorBidi" w:cstheme="majorBidi"/>
+          <w:color w:val="373D3F"/>
+          <w:kern w:val="0"/>
+          <w:sz w:val="20"/>
+          <w:szCs w:val="20"/>
+          <w:lang w:eastAsia="en-GB"/>
+          <w14:ligatures w14:val="none"/>
+        </w:rPr>
+        <w:t>: </w:t>
+      </w:r>
       <w:r>
         <w:rPr>
           <w:rFonts w:asciiTheme="majorBidi" w:eastAsia="Times New Roman" w:hAnsiTheme="majorBidi" w:cstheme="majorBidi"/>
@@ -5888,9 +5490,36 @@
           <w:lang w:eastAsia="en-GB"/>
           <w14:ligatures w14:val="none"/>
         </w:rPr>
-        <w:t>” or “</w:t>
-      </w:r>
-      <w:proofErr w:type="gramStart"/>
+        <w:t>«Describe the stimulus or condition»</w:t>
+      </w:r>
+    </w:p>
+    <w:p>
+      <w:pPr>
+        <w:shd w:val="clear" w:color="auto" w:fill="FFFFFF"/>
+        <w:spacing w:before="240" w:after="0" w:line="240" w:lineRule="auto"/>
+        <w:jc w:val="both"/>
+        <w:rPr>
+          <w:rFonts w:asciiTheme="majorBidi" w:eastAsia="Times New Roman" w:hAnsiTheme="majorBidi" w:cstheme="majorBidi"/>
+          <w:color w:val="373D3F"/>
+          <w:kern w:val="0"/>
+          <w:sz w:val="20"/>
+          <w:szCs w:val="20"/>
+          <w:lang w:eastAsia="en-GB"/>
+          <w14:ligatures w14:val="none"/>
+        </w:rPr>
+      </w:pPr>
+      <w:r>
+        <w:rPr>
+          <w:rFonts w:asciiTheme="majorBidi" w:eastAsia="Times New Roman" w:hAnsiTheme="majorBidi" w:cstheme="majorBidi"/>
+          <w:color w:val="373D3F"/>
+          <w:kern w:val="0"/>
+          <w:sz w:val="20"/>
+          <w:szCs w:val="20"/>
+          <w:lang w:eastAsia="en-GB"/>
+          <w14:ligatures w14:val="none"/>
+        </w:rPr>
+        <w:t>Response: </w:t>
+      </w:r>
       <w:r>
         <w:rPr>
           <w:rFonts w:asciiTheme="majorBidi" w:eastAsia="Times New Roman" w:hAnsiTheme="majorBidi" w:cstheme="majorBidi"/>
@@ -5901,9 +5530,200 @@
           <w:lang w:eastAsia="en-GB"/>
           <w14:ligatures w14:val="none"/>
         </w:rPr>
-        <w:t>Condition”»</w:t>
-      </w:r>
-      <w:proofErr w:type="gramEnd"/>
+        <w:t>«Describe the response»</w:t>
+      </w:r>
+    </w:p>
+    <w:p>
+      <w:pPr>
+        <w:shd w:val="clear" w:color="auto" w:fill="FFFFFF"/>
+        <w:spacing w:before="240" w:after="0" w:line="240" w:lineRule="auto"/>
+        <w:jc w:val="both"/>
+        <w:rPr>
+          <w:rFonts w:asciiTheme="majorBidi" w:eastAsia="Times New Roman" w:hAnsiTheme="majorBidi" w:cstheme="majorBidi"/>
+          <w:color w:val="373D3F"/>
+          <w:kern w:val="0"/>
+          <w:sz w:val="20"/>
+          <w:szCs w:val="20"/>
+          <w:lang w:eastAsia="en-GB"/>
+          <w14:ligatures w14:val="none"/>
+        </w:rPr>
+      </w:pPr>
+      <w:r>
+        <w:rPr>
+          <w:rFonts w:asciiTheme="majorBidi" w:eastAsia="Times New Roman" w:hAnsiTheme="majorBidi" w:cstheme="majorBidi"/>
+          <w:color w:val="0000FF"/>
+          <w:kern w:val="0"/>
+          <w:sz w:val="20"/>
+          <w:szCs w:val="20"/>
+          <w:lang w:eastAsia="en-GB"/>
+          <w14:ligatures w14:val="none"/>
+        </w:rPr>
+        <w:t>«Additional Stimulus/Response pairs as needed»</w:t>
+      </w:r>
+    </w:p>
+    <w:p>
+      <w:pPr>
+        <w:shd w:val="clear" w:color="auto" w:fill="FFFFFF"/>
+        <w:spacing w:before="240" w:after="0" w:line="240" w:lineRule="auto"/>
+        <w:jc w:val="both"/>
+        <w:rPr>
+          <w:rFonts w:asciiTheme="majorBidi" w:eastAsia="Times New Roman" w:hAnsiTheme="majorBidi" w:cstheme="majorBidi"/>
+          <w:color w:val="373D3F"/>
+          <w:kern w:val="0"/>
+          <w:sz w:val="20"/>
+          <w:szCs w:val="20"/>
+          <w:lang w:eastAsia="en-GB"/>
+          <w14:ligatures w14:val="none"/>
+        </w:rPr>
+      </w:pPr>
+      <w:r>
+        <w:rPr>
+          <w:rFonts w:asciiTheme="majorBidi" w:eastAsia="Times New Roman" w:hAnsiTheme="majorBidi" w:cstheme="majorBidi"/>
+          <w:b/>
+          <w:bCs/>
+          <w:color w:val="373D3F"/>
+          <w:kern w:val="0"/>
+          <w:sz w:val="20"/>
+          <w:szCs w:val="20"/>
+          <w:lang w:eastAsia="en-GB"/>
+          <w14:ligatures w14:val="none"/>
+        </w:rPr>
+        <w:t>5.1.3 Functional Requirements</w:t>
+      </w:r>
+    </w:p>
+    <w:p>
+      <w:pPr>
+        <w:shd w:val="clear" w:color="auto" w:fill="FFFFFF"/>
+        <w:spacing w:before="240" w:after="0" w:line="240" w:lineRule="auto"/>
+        <w:jc w:val="both"/>
+        <w:rPr>
+          <w:rFonts w:asciiTheme="majorBidi" w:eastAsia="Times New Roman" w:hAnsiTheme="majorBidi" w:cstheme="majorBidi"/>
+          <w:color w:val="373D3F"/>
+          <w:kern w:val="0"/>
+          <w:sz w:val="20"/>
+          <w:szCs w:val="20"/>
+          <w:lang w:eastAsia="en-GB"/>
+          <w14:ligatures w14:val="none"/>
+        </w:rPr>
+      </w:pPr>
+      <w:r>
+        <w:rPr>
+          <w:rFonts w:asciiTheme="majorBidi" w:eastAsia="Times New Roman" w:hAnsiTheme="majorBidi" w:cstheme="majorBidi"/>
+          <w:color w:val="0000FF"/>
+          <w:kern w:val="0"/>
+          <w:sz w:val="20"/>
+          <w:szCs w:val="20"/>
+          <w:lang w:eastAsia="en-GB"/>
+          <w14:ligatures w14:val="none"/>
+        </w:rPr>
+        <w:t>«Itemize the detailed functional requirements associated with this feature. These are the software capabilities that must be present in order for the user to carry out the services provided by the feature. Include how the product should respond to anticipated error conditions or invalid inputs. Requirements should be concise, complete, unambiguous, verifiable, and necessary. Each requirement should be uniquely identified with a sequence number or a meaningful tag of some kind.»</w:t>
+      </w:r>
+    </w:p>
+    <w:p>
+      <w:pPr>
+        <w:shd w:val="clear" w:color="auto" w:fill="FFFFFF"/>
+        <w:spacing w:before="240" w:after="0" w:line="240" w:lineRule="auto"/>
+        <w:jc w:val="both"/>
+        <w:rPr>
+          <w:rFonts w:asciiTheme="majorBidi" w:eastAsia="Times New Roman" w:hAnsiTheme="majorBidi" w:cstheme="majorBidi"/>
+          <w:color w:val="373D3F"/>
+          <w:kern w:val="0"/>
+          <w:sz w:val="20"/>
+          <w:szCs w:val="20"/>
+          <w:lang w:eastAsia="en-GB"/>
+          <w14:ligatures w14:val="none"/>
+        </w:rPr>
+      </w:pPr>
+      <w:r>
+        <w:rPr>
+          <w:rFonts w:asciiTheme="majorBidi" w:eastAsia="Times New Roman" w:hAnsiTheme="majorBidi" w:cstheme="majorBidi"/>
+          <w:color w:val="373D3F"/>
+          <w:kern w:val="0"/>
+          <w:sz w:val="20"/>
+          <w:szCs w:val="20"/>
+          <w:lang w:eastAsia="en-GB"/>
+          <w14:ligatures w14:val="none"/>
+        </w:rPr>
+        <w:t>REQ-1.1: </w:t>
+      </w:r>
+      <w:r>
+        <w:rPr>
+          <w:rFonts w:asciiTheme="majorBidi" w:eastAsia="Times New Roman" w:hAnsiTheme="majorBidi" w:cstheme="majorBidi"/>
+          <w:color w:val="373D3F"/>
+          <w:kern w:val="0"/>
+          <w:sz w:val="20"/>
+          <w:szCs w:val="20"/>
+          <w:lang w:eastAsia="en-GB"/>
+          <w14:ligatures w14:val="none"/>
+        </w:rPr>
+        <w:t>Upon pressing the “</w:t>
+      </w:r>
+      <w:r>
+        <w:rPr>
+          <w:rFonts w:asciiTheme="majorBidi" w:eastAsia="Times New Roman" w:hAnsiTheme="majorBidi" w:cstheme="majorBidi"/>
+          <w:b/>
+          <w:bCs/>
+          <w:color w:val="373D3F"/>
+          <w:kern w:val="0"/>
+          <w:sz w:val="20"/>
+          <w:szCs w:val="20"/>
+          <w:lang w:eastAsia="en-GB"/>
+          <w14:ligatures w14:val="none"/>
+        </w:rPr>
+        <w:t>Start</w:t>
+      </w:r>
+      <w:r>
+        <w:rPr>
+          <w:rFonts w:asciiTheme="majorBidi" w:eastAsia="Times New Roman" w:hAnsiTheme="majorBidi" w:cstheme="majorBidi"/>
+          <w:color w:val="373D3F"/>
+          <w:kern w:val="0"/>
+          <w:sz w:val="20"/>
+          <w:szCs w:val="20"/>
+          <w:lang w:eastAsia="en-GB"/>
+          <w14:ligatures w14:val="none"/>
+        </w:rPr>
+        <w:t>” button, the timer shall start measuring elapsed time.</w:t>
+      </w:r>
+    </w:p>
+    <w:p>
+      <w:pPr>
+        <w:shd w:val="clear" w:color="auto" w:fill="FFFFFF"/>
+        <w:spacing w:before="240" w:after="0" w:line="240" w:lineRule="auto"/>
+        <w:jc w:val="both"/>
+        <w:rPr>
+          <w:rFonts w:asciiTheme="majorBidi" w:eastAsia="Times New Roman" w:hAnsiTheme="majorBidi" w:cstheme="majorBidi"/>
+          <w:color w:val="373D3F"/>
+          <w:kern w:val="0"/>
+          <w:sz w:val="20"/>
+          <w:szCs w:val="20"/>
+          <w:lang w:eastAsia="en-GB"/>
+          <w14:ligatures w14:val="none"/>
+        </w:rPr>
+      </w:pPr>
+      <w:r>
+        <w:rPr>
+          <w:rFonts w:asciiTheme="majorBidi" w:eastAsia="Times New Roman" w:hAnsiTheme="majorBidi" w:cstheme="majorBidi"/>
+          <w:color w:val="373D3F"/>
+          <w:kern w:val="0"/>
+          <w:sz w:val="20"/>
+          <w:szCs w:val="20"/>
+          <w:lang w:eastAsia="en-GB"/>
+          <w14:ligatures w14:val="none"/>
+        </w:rPr>
+        <w:t>REQ-1.</w:t>
+      </w:r>
+      <w:r>
+        <w:rPr>
+          <w:rFonts w:asciiTheme="majorBidi" w:eastAsia="Times New Roman" w:hAnsiTheme="majorBidi" w:cstheme="majorBidi"/>
+          <w:color w:val="373D3F"/>
+          <w:kern w:val="0"/>
+          <w:sz w:val="20"/>
+          <w:szCs w:val="20"/>
+          <w:lang w:eastAsia="en-GB"/>
+          <w14:ligatures w14:val="none"/>
+        </w:rPr>
+        <w:t>2</w:t>
+      </w:r>
       <w:r>
         <w:rPr>
           <w:rFonts w:asciiTheme="majorBidi" w:eastAsia="Times New Roman" w:hAnsiTheme="majorBidi" w:cstheme="majorBidi"/>
@@ -5919,6 +5739,388 @@
       <w:r>
         <w:rPr>
           <w:rFonts w:asciiTheme="majorBidi" w:eastAsia="Times New Roman" w:hAnsiTheme="majorBidi" w:cstheme="majorBidi"/>
+          <w:color w:val="373D3F"/>
+          <w:kern w:val="0"/>
+          <w:sz w:val="20"/>
+          <w:szCs w:val="20"/>
+          <w:lang w:eastAsia="en-GB"/>
+          <w14:ligatures w14:val="none"/>
+        </w:rPr>
+        <w:t>Upon pressing the “</w:t>
+      </w:r>
+      <w:r>
+        <w:rPr>
+          <w:rFonts w:asciiTheme="majorBidi" w:eastAsia="Times New Roman" w:hAnsiTheme="majorBidi" w:cstheme="majorBidi"/>
+          <w:b/>
+          <w:bCs/>
+          <w:color w:val="373D3F"/>
+          <w:kern w:val="0"/>
+          <w:sz w:val="20"/>
+          <w:szCs w:val="20"/>
+          <w:lang w:eastAsia="en-GB"/>
+          <w14:ligatures w14:val="none"/>
+        </w:rPr>
+        <w:t>Split</w:t>
+      </w:r>
+      <w:r>
+        <w:rPr>
+          <w:rFonts w:asciiTheme="majorBidi" w:eastAsia="Times New Roman" w:hAnsiTheme="majorBidi" w:cstheme="majorBidi"/>
+          <w:color w:val="373D3F"/>
+          <w:kern w:val="0"/>
+          <w:sz w:val="20"/>
+          <w:szCs w:val="20"/>
+          <w:lang w:eastAsia="en-GB"/>
+          <w14:ligatures w14:val="none"/>
+        </w:rPr>
+        <w:t xml:space="preserve">” button, </w:t>
+      </w:r>
+      <w:r>
+        <w:rPr>
+          <w:rFonts w:asciiTheme="majorBidi" w:eastAsia="Times New Roman" w:hAnsiTheme="majorBidi" w:cstheme="majorBidi"/>
+          <w:color w:val="373D3F"/>
+          <w:kern w:val="0"/>
+          <w:sz w:val="20"/>
+          <w:szCs w:val="20"/>
+          <w:lang w:eastAsia="en-GB"/>
+          <w14:ligatures w14:val="none"/>
+        </w:rPr>
+        <w:t>a new split shall be added to the current run at the timestamp of the button being pressed</w:t>
+      </w:r>
+      <w:r>
+        <w:rPr>
+          <w:rFonts w:asciiTheme="majorBidi" w:eastAsia="Times New Roman" w:hAnsiTheme="majorBidi" w:cstheme="majorBidi"/>
+          <w:color w:val="373D3F"/>
+          <w:kern w:val="0"/>
+          <w:sz w:val="20"/>
+          <w:szCs w:val="20"/>
+          <w:lang w:eastAsia="en-GB"/>
+          <w14:ligatures w14:val="none"/>
+        </w:rPr>
+        <w:t>.</w:t>
+      </w:r>
+    </w:p>
+    <w:p>
+      <w:pPr>
+        <w:shd w:val="clear" w:color="auto" w:fill="FFFFFF"/>
+        <w:spacing w:before="240" w:after="0" w:line="240" w:lineRule="auto"/>
+        <w:jc w:val="both"/>
+        <w:rPr>
+          <w:rFonts w:asciiTheme="majorBidi" w:eastAsia="Times New Roman" w:hAnsiTheme="majorBidi" w:cstheme="majorBidi"/>
+          <w:color w:val="373D3F"/>
+          <w:kern w:val="0"/>
+          <w:sz w:val="20"/>
+          <w:szCs w:val="20"/>
+          <w:lang w:eastAsia="en-GB"/>
+          <w14:ligatures w14:val="none"/>
+        </w:rPr>
+      </w:pPr>
+      <w:r>
+        <w:rPr>
+          <w:rFonts w:asciiTheme="majorBidi" w:eastAsia="Times New Roman" w:hAnsiTheme="majorBidi" w:cstheme="majorBidi"/>
+          <w:color w:val="373D3F"/>
+          <w:kern w:val="0"/>
+          <w:sz w:val="20"/>
+          <w:szCs w:val="20"/>
+          <w:lang w:eastAsia="en-GB"/>
+          <w14:ligatures w14:val="none"/>
+        </w:rPr>
+        <w:t>REQ-1.</w:t>
+      </w:r>
+      <w:r>
+        <w:rPr>
+          <w:rFonts w:asciiTheme="majorBidi" w:eastAsia="Times New Roman" w:hAnsiTheme="majorBidi" w:cstheme="majorBidi"/>
+          <w:color w:val="373D3F"/>
+          <w:kern w:val="0"/>
+          <w:sz w:val="20"/>
+          <w:szCs w:val="20"/>
+          <w:lang w:eastAsia="en-GB"/>
+          <w14:ligatures w14:val="none"/>
+        </w:rPr>
+        <w:t>3</w:t>
+      </w:r>
+      <w:r>
+        <w:rPr>
+          <w:rFonts w:asciiTheme="majorBidi" w:eastAsia="Times New Roman" w:hAnsiTheme="majorBidi" w:cstheme="majorBidi"/>
+          <w:color w:val="373D3F"/>
+          <w:kern w:val="0"/>
+          <w:sz w:val="20"/>
+          <w:szCs w:val="20"/>
+          <w:lang w:eastAsia="en-GB"/>
+          <w14:ligatures w14:val="none"/>
+        </w:rPr>
+        <w:t>: </w:t>
+      </w:r>
+      <w:r>
+        <w:rPr>
+          <w:rFonts w:asciiTheme="majorBidi" w:eastAsia="Times New Roman" w:hAnsiTheme="majorBidi" w:cstheme="majorBidi"/>
+          <w:color w:val="373D3F"/>
+          <w:kern w:val="0"/>
+          <w:sz w:val="20"/>
+          <w:szCs w:val="20"/>
+          <w:lang w:eastAsia="en-GB"/>
+          <w14:ligatures w14:val="none"/>
+        </w:rPr>
+        <w:t>Upon pressing the “</w:t>
+      </w:r>
+      <w:r>
+        <w:rPr>
+          <w:rFonts w:asciiTheme="majorBidi" w:eastAsia="Times New Roman" w:hAnsiTheme="majorBidi" w:cstheme="majorBidi"/>
+          <w:b/>
+          <w:bCs/>
+          <w:color w:val="373D3F"/>
+          <w:kern w:val="0"/>
+          <w:sz w:val="20"/>
+          <w:szCs w:val="20"/>
+          <w:lang w:eastAsia="en-GB"/>
+          <w14:ligatures w14:val="none"/>
+        </w:rPr>
+        <w:t>Stop</w:t>
+      </w:r>
+      <w:r>
+        <w:rPr>
+          <w:rFonts w:asciiTheme="majorBidi" w:eastAsia="Times New Roman" w:hAnsiTheme="majorBidi" w:cstheme="majorBidi"/>
+          <w:color w:val="373D3F"/>
+          <w:kern w:val="0"/>
+          <w:sz w:val="20"/>
+          <w:szCs w:val="20"/>
+          <w:lang w:eastAsia="en-GB"/>
+          <w14:ligatures w14:val="none"/>
+        </w:rPr>
+        <w:t xml:space="preserve">” button, the timer shall </w:t>
+      </w:r>
+      <w:r>
+        <w:rPr>
+          <w:rFonts w:asciiTheme="majorBidi" w:eastAsia="Times New Roman" w:hAnsiTheme="majorBidi" w:cstheme="majorBidi"/>
+          <w:color w:val="373D3F"/>
+          <w:kern w:val="0"/>
+          <w:sz w:val="20"/>
+          <w:szCs w:val="20"/>
+          <w:lang w:eastAsia="en-GB"/>
+          <w14:ligatures w14:val="none"/>
+        </w:rPr>
+        <w:t>stop measuring time</w:t>
+      </w:r>
+      <w:r>
+        <w:rPr>
+          <w:rFonts w:asciiTheme="majorBidi" w:eastAsia="Times New Roman" w:hAnsiTheme="majorBidi" w:cstheme="majorBidi"/>
+          <w:color w:val="373D3F"/>
+          <w:kern w:val="0"/>
+          <w:sz w:val="20"/>
+          <w:szCs w:val="20"/>
+          <w:lang w:eastAsia="en-GB"/>
+          <w14:ligatures w14:val="none"/>
+        </w:rPr>
+        <w:t>.</w:t>
+      </w:r>
+    </w:p>
+    <w:p>
+      <w:pPr>
+        <w:shd w:val="clear" w:color="auto" w:fill="FFFFFF"/>
+        <w:spacing w:before="240" w:after="0" w:line="240" w:lineRule="auto"/>
+        <w:jc w:val="both"/>
+        <w:rPr>
+          <w:rFonts w:asciiTheme="majorBidi" w:eastAsia="Times New Roman" w:hAnsiTheme="majorBidi" w:cstheme="majorBidi"/>
+          <w:color w:val="373D3F"/>
+          <w:kern w:val="0"/>
+          <w:sz w:val="20"/>
+          <w:szCs w:val="20"/>
+          <w:lang w:eastAsia="en-GB"/>
+          <w14:ligatures w14:val="none"/>
+        </w:rPr>
+      </w:pPr>
+      <w:r>
+        <w:rPr>
+          <w:rFonts w:asciiTheme="majorBidi" w:eastAsia="Times New Roman" w:hAnsiTheme="majorBidi" w:cstheme="majorBidi"/>
+          <w:color w:val="373D3F"/>
+          <w:kern w:val="0"/>
+          <w:sz w:val="20"/>
+          <w:szCs w:val="20"/>
+          <w:lang w:eastAsia="en-GB"/>
+          <w14:ligatures w14:val="none"/>
+        </w:rPr>
+        <w:t>REQ-1.</w:t>
+      </w:r>
+      <w:r>
+        <w:rPr>
+          <w:rFonts w:asciiTheme="majorBidi" w:eastAsia="Times New Roman" w:hAnsiTheme="majorBidi" w:cstheme="majorBidi"/>
+          <w:color w:val="373D3F"/>
+          <w:kern w:val="0"/>
+          <w:sz w:val="20"/>
+          <w:szCs w:val="20"/>
+          <w:lang w:eastAsia="en-GB"/>
+          <w14:ligatures w14:val="none"/>
+        </w:rPr>
+        <w:t>4</w:t>
+      </w:r>
+      <w:r>
+        <w:rPr>
+          <w:rFonts w:asciiTheme="majorBidi" w:eastAsia="Times New Roman" w:hAnsiTheme="majorBidi" w:cstheme="majorBidi"/>
+          <w:color w:val="373D3F"/>
+          <w:kern w:val="0"/>
+          <w:sz w:val="20"/>
+          <w:szCs w:val="20"/>
+          <w:lang w:eastAsia="en-GB"/>
+          <w14:ligatures w14:val="none"/>
+        </w:rPr>
+        <w:t>: </w:t>
+      </w:r>
+      <w:r>
+        <w:rPr>
+          <w:rFonts w:asciiTheme="majorBidi" w:eastAsia="Times New Roman" w:hAnsiTheme="majorBidi" w:cstheme="majorBidi"/>
+          <w:color w:val="373D3F"/>
+          <w:kern w:val="0"/>
+          <w:sz w:val="20"/>
+          <w:szCs w:val="20"/>
+          <w:lang w:eastAsia="en-GB"/>
+          <w14:ligatures w14:val="none"/>
+        </w:rPr>
+        <w:t>Upon pressing the “</w:t>
+      </w:r>
+      <w:r>
+        <w:rPr>
+          <w:rFonts w:asciiTheme="majorBidi" w:eastAsia="Times New Roman" w:hAnsiTheme="majorBidi" w:cstheme="majorBidi"/>
+          <w:b/>
+          <w:bCs/>
+          <w:color w:val="373D3F"/>
+          <w:kern w:val="0"/>
+          <w:sz w:val="20"/>
+          <w:szCs w:val="20"/>
+          <w:lang w:eastAsia="en-GB"/>
+          <w14:ligatures w14:val="none"/>
+        </w:rPr>
+        <w:t>Export</w:t>
+      </w:r>
+      <w:r>
+        <w:rPr>
+          <w:rFonts w:asciiTheme="majorBidi" w:eastAsia="Times New Roman" w:hAnsiTheme="majorBidi" w:cstheme="majorBidi"/>
+          <w:color w:val="373D3F"/>
+          <w:kern w:val="0"/>
+          <w:sz w:val="20"/>
+          <w:szCs w:val="20"/>
+          <w:lang w:eastAsia="en-GB"/>
+          <w14:ligatures w14:val="none"/>
+        </w:rPr>
+        <w:t xml:space="preserve">” button, </w:t>
+      </w:r>
+      <w:r>
+        <w:rPr>
+          <w:rFonts w:asciiTheme="majorBidi" w:eastAsia="Times New Roman" w:hAnsiTheme="majorBidi" w:cstheme="majorBidi"/>
+          <w:color w:val="373D3F"/>
+          <w:kern w:val="0"/>
+          <w:sz w:val="20"/>
+          <w:szCs w:val="20"/>
+          <w:lang w:eastAsia="en-GB"/>
+          <w14:ligatures w14:val="none"/>
+        </w:rPr>
+        <w:t xml:space="preserve">the </w:t>
+      </w:r>
+      <w:r>
+        <w:rPr>
+          <w:rFonts w:asciiTheme="majorBidi" w:eastAsia="Times New Roman" w:hAnsiTheme="majorBidi" w:cstheme="majorBidi"/>
+          <w:color w:val="373D3F"/>
+          <w:kern w:val="0"/>
+          <w:sz w:val="20"/>
+          <w:szCs w:val="20"/>
+          <w:lang w:eastAsia="en-GB"/>
+          <w14:ligatures w14:val="none"/>
+        </w:rPr>
+        <w:t>current run</w:t>
+      </w:r>
+      <w:r>
+        <w:rPr>
+          <w:rFonts w:asciiTheme="majorBidi" w:eastAsia="Times New Roman" w:hAnsiTheme="majorBidi" w:cstheme="majorBidi"/>
+          <w:color w:val="373D3F"/>
+          <w:kern w:val="0"/>
+          <w:sz w:val="20"/>
+          <w:szCs w:val="20"/>
+          <w:lang w:eastAsia="en-GB"/>
+          <w14:ligatures w14:val="none"/>
+        </w:rPr>
+        <w:t xml:space="preserve"> shall be saved as a</w:t>
+      </w:r>
+      <w:r>
+        <w:rPr>
+          <w:rFonts w:asciiTheme="majorBidi" w:eastAsia="Times New Roman" w:hAnsiTheme="majorBidi" w:cstheme="majorBidi"/>
+          <w:color w:val="373D3F"/>
+          <w:kern w:val="0"/>
+          <w:sz w:val="20"/>
+          <w:szCs w:val="20"/>
+          <w:lang w:eastAsia="en-GB"/>
+          <w14:ligatures w14:val="none"/>
+        </w:rPr>
+        <w:t xml:space="preserve"> CSV</w:t>
+      </w:r>
+      <w:r>
+        <w:rPr>
+          <w:rFonts w:asciiTheme="majorBidi" w:eastAsia="Times New Roman" w:hAnsiTheme="majorBidi" w:cstheme="majorBidi"/>
+          <w:color w:val="373D3F"/>
+          <w:kern w:val="0"/>
+          <w:sz w:val="20"/>
+          <w:szCs w:val="20"/>
+          <w:lang w:eastAsia="en-GB"/>
+          <w14:ligatures w14:val="none"/>
+        </w:rPr>
+        <w:t xml:space="preserve"> file on the user’s device</w:t>
+      </w:r>
+      <w:r>
+        <w:rPr>
+          <w:rFonts w:asciiTheme="majorBidi" w:eastAsia="Times New Roman" w:hAnsiTheme="majorBidi" w:cstheme="majorBidi"/>
+          <w:color w:val="373D3F"/>
+          <w:kern w:val="0"/>
+          <w:sz w:val="20"/>
+          <w:szCs w:val="20"/>
+          <w:lang w:eastAsia="en-GB"/>
+          <w14:ligatures w14:val="none"/>
+        </w:rPr>
+        <w:t>.</w:t>
+      </w:r>
+    </w:p>
+    <w:p>
+      <w:pPr>
+        <w:shd w:val="clear" w:color="auto" w:fill="FFFFFF"/>
+        <w:spacing w:before="240" w:after="0" w:line="240" w:lineRule="auto"/>
+        <w:jc w:val="both"/>
+        <w:rPr>
+          <w:rFonts w:asciiTheme="majorBidi" w:eastAsia="Times New Roman" w:hAnsiTheme="majorBidi" w:cstheme="majorBidi"/>
+          <w:color w:val="373D3F"/>
+          <w:kern w:val="0"/>
+          <w:sz w:val="20"/>
+          <w:szCs w:val="20"/>
+          <w:lang w:eastAsia="en-GB"/>
+          <w14:ligatures w14:val="none"/>
+        </w:rPr>
+      </w:pPr>
+      <w:r>
+        <w:rPr>
+          <w:rFonts w:asciiTheme="majorBidi" w:eastAsia="Times New Roman" w:hAnsiTheme="majorBidi" w:cstheme="majorBidi"/>
+          <w:color w:val="373D3F"/>
+          <w:kern w:val="0"/>
+          <w:sz w:val="20"/>
+          <w:szCs w:val="20"/>
+          <w:lang w:eastAsia="en-GB"/>
+          <w14:ligatures w14:val="none"/>
+        </w:rPr>
+        <w:t>REQ-1.5: The timer shall be less than 1ms imprecise.</w:t>
+      </w:r>
+    </w:p>
+    <w:p>
+      <w:pPr>
+        <w:shd w:val="clear" w:color="auto" w:fill="FFFFFF"/>
+        <w:spacing w:before="240" w:after="0" w:line="240" w:lineRule="auto"/>
+        <w:jc w:val="both"/>
+        <w:rPr>
+          <w:rFonts w:asciiTheme="majorBidi" w:eastAsia="Times New Roman" w:hAnsiTheme="majorBidi" w:cstheme="majorBidi"/>
+          <w:color w:val="373D3F"/>
+          <w:kern w:val="0"/>
+          <w:sz w:val="20"/>
+          <w:szCs w:val="20"/>
+          <w:lang w:eastAsia="en-GB"/>
+          <w14:ligatures w14:val="none"/>
+        </w:rPr>
+      </w:pPr>
+      <w:r>
+        <w:rPr>
+          <w:rFonts w:asciiTheme="majorBidi" w:eastAsia="Times New Roman" w:hAnsiTheme="majorBidi" w:cstheme="majorBidi"/>
           <w:color w:val="0000FF"/>
           <w:kern w:val="0"/>
           <w:sz w:val="20"/>
@@ -5926,7 +6128,7 @@
           <w:lang w:eastAsia="en-GB"/>
           <w14:ligatures w14:val="none"/>
         </w:rPr>
-        <w:t>«Describe the stimulus or condition»</w:t>
+        <w:t>«Some sentence goes here, in “shall” form, usually something like this: “Upon &lt;some event or condition&gt;, the &lt;system, or the name of a module&gt; shall &lt;perform some action&gt;.” Note that the entire requirement must be stated in the requirements area. Everything else is just a lead-up to this. There should be one such entry per S/R pair.»</w:t>
       </w:r>
     </w:p>
     <w:p>
@@ -5954,7 +6156,7 @@
           <w:lang w:eastAsia="en-GB"/>
           <w14:ligatures w14:val="none"/>
         </w:rPr>
-        <w:t>Response: </w:t>
+        <w:t>REQ-1.</w:t>
       </w:r>
       <w:r>
         <w:rPr>
@@ -5966,7 +6168,31 @@
           <w:lang w:eastAsia="en-GB"/>
           <w14:ligatures w14:val="none"/>
         </w:rPr>
-        <w:t>«Describe the response»</w:t>
+        <w:t>«N»</w:t>
+      </w:r>
+      <w:r>
+        <w:rPr>
+          <w:rFonts w:asciiTheme="majorBidi" w:eastAsia="Times New Roman" w:hAnsiTheme="majorBidi" w:cstheme="majorBidi"/>
+          <w:color w:val="373D3F"/>
+          <w:kern w:val="0"/>
+          <w:sz w:val="20"/>
+          <w:szCs w:val="20"/>
+          <w:lang w:eastAsia="en-GB"/>
+          <w14:ligatures w14:val="none"/>
+        </w:rPr>
+        <w:t>: </w:t>
+      </w:r>
+      <w:r>
+        <w:rPr>
+          <w:rFonts w:asciiTheme="majorBidi" w:eastAsia="Times New Roman" w:hAnsiTheme="majorBidi" w:cstheme="majorBidi"/>
+          <w:color w:val="0000FF"/>
+          <w:kern w:val="0"/>
+          <w:sz w:val="20"/>
+          <w:szCs w:val="20"/>
+          <w:lang w:eastAsia="en-GB"/>
+          <w14:ligatures w14:val="none"/>
+        </w:rPr>
+        <w:t>«Additional S/R-related requirements as needed.»</w:t>
       </w:r>
     </w:p>
     <w:p>
@@ -5987,6 +6213,18 @@
       <w:r>
         <w:rPr>
           <w:rFonts w:asciiTheme="majorBidi" w:eastAsia="Times New Roman" w:hAnsiTheme="majorBidi" w:cstheme="majorBidi"/>
+          <w:color w:val="373D3F"/>
+          <w:kern w:val="0"/>
+          <w:sz w:val="20"/>
+          <w:szCs w:val="20"/>
+          <w:lang w:eastAsia="en-GB"/>
+          <w14:ligatures w14:val="none"/>
+        </w:rPr>
+        <w:t>REQ-1.</w:t>
+      </w:r>
+      <w:r>
+        <w:rPr>
+          <w:rFonts w:asciiTheme="majorBidi" w:eastAsia="Times New Roman" w:hAnsiTheme="majorBidi" w:cstheme="majorBidi"/>
           <w:color w:val="0000FF"/>
           <w:kern w:val="0"/>
           <w:sz w:val="20"/>
@@ -5994,7 +6232,31 @@
           <w:lang w:eastAsia="en-GB"/>
           <w14:ligatures w14:val="none"/>
         </w:rPr>
-        <w:t>«Additional Stimulus/Response pairs as needed»</w:t>
+        <w:t>«N»</w:t>
+      </w:r>
+      <w:r>
+        <w:rPr>
+          <w:rFonts w:asciiTheme="majorBidi" w:eastAsia="Times New Roman" w:hAnsiTheme="majorBidi" w:cstheme="majorBidi"/>
+          <w:color w:val="373D3F"/>
+          <w:kern w:val="0"/>
+          <w:sz w:val="20"/>
+          <w:szCs w:val="20"/>
+          <w:lang w:eastAsia="en-GB"/>
+          <w14:ligatures w14:val="none"/>
+        </w:rPr>
+        <w:t>: </w:t>
+      </w:r>
+      <w:r>
+        <w:rPr>
+          <w:rFonts w:asciiTheme="majorBidi" w:eastAsia="Times New Roman" w:hAnsiTheme="majorBidi" w:cstheme="majorBidi"/>
+          <w:color w:val="0000FF"/>
+          <w:kern w:val="0"/>
+          <w:sz w:val="20"/>
+          <w:szCs w:val="20"/>
+          <w:lang w:eastAsia="en-GB"/>
+          <w14:ligatures w14:val="none"/>
+        </w:rPr>
+        <w:t>«List any additional requirements needed in “Shall” form, but not necessarily in “Upon/Shall” form.»</w:t>
       </w:r>
     </w:p>
     <w:p>
@@ -6015,33 +6277,15 @@
       <w:r>
         <w:rPr>
           <w:rFonts w:asciiTheme="majorBidi" w:eastAsia="Times New Roman" w:hAnsiTheme="majorBidi" w:cstheme="majorBidi"/>
-          <w:b/>
-          <w:bCs/>
-          <w:color w:val="373D3F"/>
-          <w:kern w:val="0"/>
-          <w:sz w:val="20"/>
-          <w:szCs w:val="20"/>
-          <w:lang w:eastAsia="en-GB"/>
-          <w14:ligatures w14:val="none"/>
-        </w:rPr>
-        <w:t>5.1.3 Functional Requirements</w:t>
-      </w:r>
-    </w:p>
-    <w:p>
-      <w:pPr>
-        <w:shd w:val="clear" w:color="auto" w:fill="FFFFFF"/>
-        <w:spacing w:before="240" w:after="0" w:line="240" w:lineRule="auto"/>
-        <w:jc w:val="both"/>
-        <w:rPr>
-          <w:rFonts w:asciiTheme="majorBidi" w:eastAsia="Times New Roman" w:hAnsiTheme="majorBidi" w:cstheme="majorBidi"/>
-          <w:color w:val="373D3F"/>
-          <w:kern w:val="0"/>
-          <w:sz w:val="20"/>
-          <w:szCs w:val="20"/>
-          <w:lang w:eastAsia="en-GB"/>
-          <w14:ligatures w14:val="none"/>
-        </w:rPr>
-      </w:pPr>
+          <w:color w:val="373D3F"/>
+          <w:kern w:val="0"/>
+          <w:sz w:val="20"/>
+          <w:szCs w:val="20"/>
+          <w:lang w:eastAsia="en-GB"/>
+          <w14:ligatures w14:val="none"/>
+        </w:rPr>
+        <w:t>REQ-1.</w:t>
+      </w:r>
       <w:r>
         <w:rPr>
           <w:rFonts w:asciiTheme="majorBidi" w:eastAsia="Times New Roman" w:hAnsiTheme="majorBidi" w:cstheme="majorBidi"/>
@@ -6052,9 +6296,20 @@
           <w:lang w:eastAsia="en-GB"/>
           <w14:ligatures w14:val="none"/>
         </w:rPr>
-        <w:t xml:space="preserve">«Itemize the detailed functional requirements associated with this feature. These are the software capabilities that must be present </w:t>
-      </w:r>
-      <w:proofErr w:type="gramStart"/>
+        <w:t>«N»</w:t>
+      </w:r>
+      <w:r>
+        <w:rPr>
+          <w:rFonts w:asciiTheme="majorBidi" w:eastAsia="Times New Roman" w:hAnsiTheme="majorBidi" w:cstheme="majorBidi"/>
+          <w:color w:val="373D3F"/>
+          <w:kern w:val="0"/>
+          <w:sz w:val="20"/>
+          <w:szCs w:val="20"/>
+          <w:lang w:eastAsia="en-GB"/>
+          <w14:ligatures w14:val="none"/>
+        </w:rPr>
+        <w:t>: </w:t>
+      </w:r>
       <w:r>
         <w:rPr>
           <w:rFonts w:asciiTheme="majorBidi" w:eastAsia="Times New Roman" w:hAnsiTheme="majorBidi" w:cstheme="majorBidi"/>
@@ -6065,873 +6320,8 @@
           <w:lang w:eastAsia="en-GB"/>
           <w14:ligatures w14:val="none"/>
         </w:rPr>
-        <w:t>in order for</w:t>
-      </w:r>
-      <w:proofErr w:type="gramEnd"/>
-      <w:r>
-        <w:rPr>
-          <w:rFonts w:asciiTheme="majorBidi" w:eastAsia="Times New Roman" w:hAnsiTheme="majorBidi" w:cstheme="majorBidi"/>
-          <w:color w:val="0000FF"/>
-          <w:kern w:val="0"/>
-          <w:sz w:val="20"/>
-          <w:szCs w:val="20"/>
-          <w:lang w:eastAsia="en-GB"/>
-          <w14:ligatures w14:val="none"/>
-        </w:rPr>
-        <w:t xml:space="preserve"> the user to carry out the services provided by the feature. Include how the product should respond to anticipated error conditions or invalid inputs. Requirements should be concise, complete, unambiguous, verifiable, and necessary. Each requirement should be uniquely identified with a sequence number or a meaningful tag of some </w:t>
-      </w:r>
-      <w:proofErr w:type="gramStart"/>
-      <w:r>
-        <w:rPr>
-          <w:rFonts w:asciiTheme="majorBidi" w:eastAsia="Times New Roman" w:hAnsiTheme="majorBidi" w:cstheme="majorBidi"/>
-          <w:color w:val="0000FF"/>
-          <w:kern w:val="0"/>
-          <w:sz w:val="20"/>
-          <w:szCs w:val="20"/>
-          <w:lang w:eastAsia="en-GB"/>
-          <w14:ligatures w14:val="none"/>
-        </w:rPr>
-        <w:t>kind.»</w:t>
-      </w:r>
-      <w:proofErr w:type="gramEnd"/>
-    </w:p>
-    <w:p>
-      <w:pPr>
-        <w:shd w:val="clear" w:color="auto" w:fill="FFFFFF"/>
-        <w:spacing w:before="240" w:after="0" w:line="240" w:lineRule="auto"/>
-        <w:jc w:val="both"/>
-        <w:rPr>
-          <w:rFonts w:asciiTheme="majorBidi" w:eastAsia="Times New Roman" w:hAnsiTheme="majorBidi" w:cstheme="majorBidi"/>
-          <w:color w:val="373D3F"/>
-          <w:kern w:val="0"/>
-          <w:sz w:val="20"/>
-          <w:szCs w:val="20"/>
-          <w:lang w:eastAsia="en-GB"/>
-          <w14:ligatures w14:val="none"/>
-        </w:rPr>
-      </w:pPr>
-      <w:r>
-        <w:rPr>
-          <w:rFonts w:asciiTheme="majorBidi" w:eastAsia="Times New Roman" w:hAnsiTheme="majorBidi" w:cstheme="majorBidi"/>
-          <w:color w:val="373D3F"/>
-          <w:kern w:val="0"/>
-          <w:sz w:val="20"/>
-          <w:szCs w:val="20"/>
-          <w:lang w:eastAsia="en-GB"/>
-          <w14:ligatures w14:val="none"/>
-        </w:rPr>
-        <w:t>REQ-1.1: </w:t>
-      </w:r>
-      <w:r>
-        <w:rPr>
-          <w:rFonts w:asciiTheme="majorBidi" w:eastAsia="Times New Roman" w:hAnsiTheme="majorBidi" w:cstheme="majorBidi"/>
-          <w:color w:val="373D3F"/>
-          <w:kern w:val="0"/>
-          <w:sz w:val="20"/>
-          <w:szCs w:val="20"/>
-          <w:lang w:eastAsia="en-GB"/>
-          <w14:ligatures w14:val="none"/>
-        </w:rPr>
-        <w:t>Upon pressing the “</w:t>
-      </w:r>
-      <w:r>
-        <w:rPr>
-          <w:rFonts w:asciiTheme="majorBidi" w:eastAsia="Times New Roman" w:hAnsiTheme="majorBidi" w:cstheme="majorBidi"/>
-          <w:b/>
-          <w:bCs/>
-          <w:color w:val="373D3F"/>
-          <w:kern w:val="0"/>
-          <w:sz w:val="20"/>
-          <w:szCs w:val="20"/>
-          <w:lang w:eastAsia="en-GB"/>
-          <w14:ligatures w14:val="none"/>
-        </w:rPr>
-        <w:t>Start</w:t>
-      </w:r>
-      <w:r>
-        <w:rPr>
-          <w:rFonts w:asciiTheme="majorBidi" w:eastAsia="Times New Roman" w:hAnsiTheme="majorBidi" w:cstheme="majorBidi"/>
-          <w:color w:val="373D3F"/>
-          <w:kern w:val="0"/>
-          <w:sz w:val="20"/>
-          <w:szCs w:val="20"/>
-          <w:lang w:eastAsia="en-GB"/>
-          <w14:ligatures w14:val="none"/>
-        </w:rPr>
-        <w:t>” button, the timer shall start measuring elapsed time.</w:t>
-      </w:r>
-    </w:p>
-    <w:p>
-      <w:pPr>
-        <w:shd w:val="clear" w:color="auto" w:fill="FFFFFF"/>
-        <w:spacing w:before="240" w:after="0" w:line="240" w:lineRule="auto"/>
-        <w:jc w:val="both"/>
-        <w:rPr>
-          <w:rFonts w:asciiTheme="majorBidi" w:eastAsia="Times New Roman" w:hAnsiTheme="majorBidi" w:cstheme="majorBidi"/>
-          <w:color w:val="373D3F"/>
-          <w:kern w:val="0"/>
-          <w:sz w:val="20"/>
-          <w:szCs w:val="20"/>
-          <w:lang w:eastAsia="en-GB"/>
-          <w14:ligatures w14:val="none"/>
-        </w:rPr>
-      </w:pPr>
-      <w:r>
-        <w:rPr>
-          <w:rFonts w:asciiTheme="majorBidi" w:eastAsia="Times New Roman" w:hAnsiTheme="majorBidi" w:cstheme="majorBidi"/>
-          <w:color w:val="373D3F"/>
-          <w:kern w:val="0"/>
-          <w:sz w:val="20"/>
-          <w:szCs w:val="20"/>
-          <w:lang w:eastAsia="en-GB"/>
-          <w14:ligatures w14:val="none"/>
-        </w:rPr>
-        <w:t>REQ-1.</w:t>
-      </w:r>
-      <w:r>
-        <w:rPr>
-          <w:rFonts w:asciiTheme="majorBidi" w:eastAsia="Times New Roman" w:hAnsiTheme="majorBidi" w:cstheme="majorBidi"/>
-          <w:color w:val="373D3F"/>
-          <w:kern w:val="0"/>
-          <w:sz w:val="20"/>
-          <w:szCs w:val="20"/>
-          <w:lang w:eastAsia="en-GB"/>
-          <w14:ligatures w14:val="none"/>
-        </w:rPr>
-        <w:t>2</w:t>
-      </w:r>
-      <w:r>
-        <w:rPr>
-          <w:rFonts w:asciiTheme="majorBidi" w:eastAsia="Times New Roman" w:hAnsiTheme="majorBidi" w:cstheme="majorBidi"/>
-          <w:color w:val="373D3F"/>
-          <w:kern w:val="0"/>
-          <w:sz w:val="20"/>
-          <w:szCs w:val="20"/>
-          <w:lang w:eastAsia="en-GB"/>
-          <w14:ligatures w14:val="none"/>
-        </w:rPr>
-        <w:t>: </w:t>
-      </w:r>
-      <w:r>
-        <w:rPr>
-          <w:rFonts w:asciiTheme="majorBidi" w:eastAsia="Times New Roman" w:hAnsiTheme="majorBidi" w:cstheme="majorBidi"/>
-          <w:color w:val="373D3F"/>
-          <w:kern w:val="0"/>
-          <w:sz w:val="20"/>
-          <w:szCs w:val="20"/>
-          <w:lang w:eastAsia="en-GB"/>
-          <w14:ligatures w14:val="none"/>
-        </w:rPr>
-        <w:t>Upon pressing the “</w:t>
-      </w:r>
-      <w:r>
-        <w:rPr>
-          <w:rFonts w:asciiTheme="majorBidi" w:eastAsia="Times New Roman" w:hAnsiTheme="majorBidi" w:cstheme="majorBidi"/>
-          <w:b/>
-          <w:bCs/>
-          <w:color w:val="373D3F"/>
-          <w:kern w:val="0"/>
-          <w:sz w:val="20"/>
-          <w:szCs w:val="20"/>
-          <w:lang w:eastAsia="en-GB"/>
-          <w14:ligatures w14:val="none"/>
-        </w:rPr>
-        <w:t>Split</w:t>
-      </w:r>
-      <w:r>
-        <w:rPr>
-          <w:rFonts w:asciiTheme="majorBidi" w:eastAsia="Times New Roman" w:hAnsiTheme="majorBidi" w:cstheme="majorBidi"/>
-          <w:color w:val="373D3F"/>
-          <w:kern w:val="0"/>
-          <w:sz w:val="20"/>
-          <w:szCs w:val="20"/>
-          <w:lang w:eastAsia="en-GB"/>
-          <w14:ligatures w14:val="none"/>
-        </w:rPr>
-        <w:t xml:space="preserve">” button, </w:t>
-      </w:r>
-      <w:r>
-        <w:rPr>
-          <w:rFonts w:asciiTheme="majorBidi" w:eastAsia="Times New Roman" w:hAnsiTheme="majorBidi" w:cstheme="majorBidi"/>
-          <w:color w:val="373D3F"/>
-          <w:kern w:val="0"/>
-          <w:sz w:val="20"/>
-          <w:szCs w:val="20"/>
-          <w:lang w:eastAsia="en-GB"/>
-          <w14:ligatures w14:val="none"/>
-        </w:rPr>
-        <w:t>a new split shall be added to the current run at the timestamp of the button being pressed</w:t>
-      </w:r>
-      <w:r>
-        <w:rPr>
-          <w:rFonts w:asciiTheme="majorBidi" w:eastAsia="Times New Roman" w:hAnsiTheme="majorBidi" w:cstheme="majorBidi"/>
-          <w:color w:val="373D3F"/>
-          <w:kern w:val="0"/>
-          <w:sz w:val="20"/>
-          <w:szCs w:val="20"/>
-          <w:lang w:eastAsia="en-GB"/>
-          <w14:ligatures w14:val="none"/>
-        </w:rPr>
-        <w:t>.</w:t>
-      </w:r>
-    </w:p>
-    <w:p>
-      <w:pPr>
-        <w:shd w:val="clear" w:color="auto" w:fill="FFFFFF"/>
-        <w:spacing w:before="240" w:after="0" w:line="240" w:lineRule="auto"/>
-        <w:jc w:val="both"/>
-        <w:rPr>
-          <w:rFonts w:asciiTheme="majorBidi" w:eastAsia="Times New Roman" w:hAnsiTheme="majorBidi" w:cstheme="majorBidi"/>
-          <w:color w:val="373D3F"/>
-          <w:kern w:val="0"/>
-          <w:sz w:val="20"/>
-          <w:szCs w:val="20"/>
-          <w:lang w:eastAsia="en-GB"/>
-          <w14:ligatures w14:val="none"/>
-        </w:rPr>
-      </w:pPr>
-      <w:r>
-        <w:rPr>
-          <w:rFonts w:asciiTheme="majorBidi" w:eastAsia="Times New Roman" w:hAnsiTheme="majorBidi" w:cstheme="majorBidi"/>
-          <w:color w:val="373D3F"/>
-          <w:kern w:val="0"/>
-          <w:sz w:val="20"/>
-          <w:szCs w:val="20"/>
-          <w:lang w:eastAsia="en-GB"/>
-          <w14:ligatures w14:val="none"/>
-        </w:rPr>
-        <w:t>REQ-1.</w:t>
-      </w:r>
-      <w:r>
-        <w:rPr>
-          <w:rFonts w:asciiTheme="majorBidi" w:eastAsia="Times New Roman" w:hAnsiTheme="majorBidi" w:cstheme="majorBidi"/>
-          <w:color w:val="373D3F"/>
-          <w:kern w:val="0"/>
-          <w:sz w:val="20"/>
-          <w:szCs w:val="20"/>
-          <w:lang w:eastAsia="en-GB"/>
-          <w14:ligatures w14:val="none"/>
-        </w:rPr>
-        <w:t>3</w:t>
-      </w:r>
-      <w:r>
-        <w:rPr>
-          <w:rFonts w:asciiTheme="majorBidi" w:eastAsia="Times New Roman" w:hAnsiTheme="majorBidi" w:cstheme="majorBidi"/>
-          <w:color w:val="373D3F"/>
-          <w:kern w:val="0"/>
-          <w:sz w:val="20"/>
-          <w:szCs w:val="20"/>
-          <w:lang w:eastAsia="en-GB"/>
-          <w14:ligatures w14:val="none"/>
-        </w:rPr>
-        <w:t>: </w:t>
-      </w:r>
-      <w:r>
-        <w:rPr>
-          <w:rFonts w:asciiTheme="majorBidi" w:eastAsia="Times New Roman" w:hAnsiTheme="majorBidi" w:cstheme="majorBidi"/>
-          <w:color w:val="373D3F"/>
-          <w:kern w:val="0"/>
-          <w:sz w:val="20"/>
-          <w:szCs w:val="20"/>
-          <w:lang w:eastAsia="en-GB"/>
-          <w14:ligatures w14:val="none"/>
-        </w:rPr>
-        <w:t>Upon pressing the “</w:t>
-      </w:r>
-      <w:r>
-        <w:rPr>
-          <w:rFonts w:asciiTheme="majorBidi" w:eastAsia="Times New Roman" w:hAnsiTheme="majorBidi" w:cstheme="majorBidi"/>
-          <w:b/>
-          <w:bCs/>
-          <w:color w:val="373D3F"/>
-          <w:kern w:val="0"/>
-          <w:sz w:val="20"/>
-          <w:szCs w:val="20"/>
-          <w:lang w:eastAsia="en-GB"/>
-          <w14:ligatures w14:val="none"/>
-        </w:rPr>
-        <w:t>Stop</w:t>
-      </w:r>
-      <w:r>
-        <w:rPr>
-          <w:rFonts w:asciiTheme="majorBidi" w:eastAsia="Times New Roman" w:hAnsiTheme="majorBidi" w:cstheme="majorBidi"/>
-          <w:color w:val="373D3F"/>
-          <w:kern w:val="0"/>
-          <w:sz w:val="20"/>
-          <w:szCs w:val="20"/>
-          <w:lang w:eastAsia="en-GB"/>
-          <w14:ligatures w14:val="none"/>
-        </w:rPr>
-        <w:t xml:space="preserve">” button, the timer shall </w:t>
-      </w:r>
-      <w:r>
-        <w:rPr>
-          <w:rFonts w:asciiTheme="majorBidi" w:eastAsia="Times New Roman" w:hAnsiTheme="majorBidi" w:cstheme="majorBidi"/>
-          <w:color w:val="373D3F"/>
-          <w:kern w:val="0"/>
-          <w:sz w:val="20"/>
-          <w:szCs w:val="20"/>
-          <w:lang w:eastAsia="en-GB"/>
-          <w14:ligatures w14:val="none"/>
-        </w:rPr>
-        <w:t>stop measuring time</w:t>
-      </w:r>
-      <w:r>
-        <w:rPr>
-          <w:rFonts w:asciiTheme="majorBidi" w:eastAsia="Times New Roman" w:hAnsiTheme="majorBidi" w:cstheme="majorBidi"/>
-          <w:color w:val="373D3F"/>
-          <w:kern w:val="0"/>
-          <w:sz w:val="20"/>
-          <w:szCs w:val="20"/>
-          <w:lang w:eastAsia="en-GB"/>
-          <w14:ligatures w14:val="none"/>
-        </w:rPr>
-        <w:t>.</w:t>
-      </w:r>
-    </w:p>
-    <w:p>
-      <w:pPr>
-        <w:shd w:val="clear" w:color="auto" w:fill="FFFFFF"/>
-        <w:spacing w:before="240" w:after="0" w:line="240" w:lineRule="auto"/>
-        <w:jc w:val="both"/>
-        <w:rPr>
-          <w:rFonts w:asciiTheme="majorBidi" w:eastAsia="Times New Roman" w:hAnsiTheme="majorBidi" w:cstheme="majorBidi"/>
-          <w:color w:val="373D3F"/>
-          <w:kern w:val="0"/>
-          <w:sz w:val="20"/>
-          <w:szCs w:val="20"/>
-          <w:lang w:eastAsia="en-GB"/>
-          <w14:ligatures w14:val="none"/>
-        </w:rPr>
-      </w:pPr>
-      <w:r>
-        <w:rPr>
-          <w:rFonts w:asciiTheme="majorBidi" w:eastAsia="Times New Roman" w:hAnsiTheme="majorBidi" w:cstheme="majorBidi"/>
-          <w:color w:val="373D3F"/>
-          <w:kern w:val="0"/>
-          <w:sz w:val="20"/>
-          <w:szCs w:val="20"/>
-          <w:lang w:eastAsia="en-GB"/>
-          <w14:ligatures w14:val="none"/>
-        </w:rPr>
-        <w:t>REQ-1.</w:t>
-      </w:r>
-      <w:r>
-        <w:rPr>
-          <w:rFonts w:asciiTheme="majorBidi" w:eastAsia="Times New Roman" w:hAnsiTheme="majorBidi" w:cstheme="majorBidi"/>
-          <w:color w:val="373D3F"/>
-          <w:kern w:val="0"/>
-          <w:sz w:val="20"/>
-          <w:szCs w:val="20"/>
-          <w:lang w:eastAsia="en-GB"/>
-          <w14:ligatures w14:val="none"/>
-        </w:rPr>
-        <w:t>4</w:t>
-      </w:r>
-      <w:r>
-        <w:rPr>
-          <w:rFonts w:asciiTheme="majorBidi" w:eastAsia="Times New Roman" w:hAnsiTheme="majorBidi" w:cstheme="majorBidi"/>
-          <w:color w:val="373D3F"/>
-          <w:kern w:val="0"/>
-          <w:sz w:val="20"/>
-          <w:szCs w:val="20"/>
-          <w:lang w:eastAsia="en-GB"/>
-          <w14:ligatures w14:val="none"/>
-        </w:rPr>
-        <w:t>: </w:t>
-      </w:r>
-      <w:r>
-        <w:rPr>
-          <w:rFonts w:asciiTheme="majorBidi" w:eastAsia="Times New Roman" w:hAnsiTheme="majorBidi" w:cstheme="majorBidi"/>
-          <w:color w:val="373D3F"/>
-          <w:kern w:val="0"/>
-          <w:sz w:val="20"/>
-          <w:szCs w:val="20"/>
-          <w:lang w:eastAsia="en-GB"/>
-          <w14:ligatures w14:val="none"/>
-        </w:rPr>
-        <w:t>Upon pressing the “</w:t>
-      </w:r>
-      <w:r>
-        <w:rPr>
-          <w:rFonts w:asciiTheme="majorBidi" w:eastAsia="Times New Roman" w:hAnsiTheme="majorBidi" w:cstheme="majorBidi"/>
-          <w:b/>
-          <w:bCs/>
-          <w:color w:val="373D3F"/>
-          <w:kern w:val="0"/>
-          <w:sz w:val="20"/>
-          <w:szCs w:val="20"/>
-          <w:lang w:eastAsia="en-GB"/>
-          <w14:ligatures w14:val="none"/>
-        </w:rPr>
-        <w:t>Export</w:t>
-      </w:r>
-      <w:r>
-        <w:rPr>
-          <w:rFonts w:asciiTheme="majorBidi" w:eastAsia="Times New Roman" w:hAnsiTheme="majorBidi" w:cstheme="majorBidi"/>
-          <w:color w:val="373D3F"/>
-          <w:kern w:val="0"/>
-          <w:sz w:val="20"/>
-          <w:szCs w:val="20"/>
-          <w:lang w:eastAsia="en-GB"/>
-          <w14:ligatures w14:val="none"/>
-        </w:rPr>
-        <w:t xml:space="preserve">” button, </w:t>
-      </w:r>
-      <w:r>
-        <w:rPr>
-          <w:rFonts w:asciiTheme="majorBidi" w:eastAsia="Times New Roman" w:hAnsiTheme="majorBidi" w:cstheme="majorBidi"/>
-          <w:color w:val="373D3F"/>
-          <w:kern w:val="0"/>
-          <w:sz w:val="20"/>
-          <w:szCs w:val="20"/>
-          <w:lang w:eastAsia="en-GB"/>
-          <w14:ligatures w14:val="none"/>
-        </w:rPr>
-        <w:t xml:space="preserve">the </w:t>
-      </w:r>
-      <w:r>
-        <w:rPr>
-          <w:rFonts w:asciiTheme="majorBidi" w:eastAsia="Times New Roman" w:hAnsiTheme="majorBidi" w:cstheme="majorBidi"/>
-          <w:color w:val="373D3F"/>
-          <w:kern w:val="0"/>
-          <w:sz w:val="20"/>
-          <w:szCs w:val="20"/>
-          <w:lang w:eastAsia="en-GB"/>
-          <w14:ligatures w14:val="none"/>
-        </w:rPr>
-        <w:t>current run</w:t>
-      </w:r>
-      <w:r>
-        <w:rPr>
-          <w:rFonts w:asciiTheme="majorBidi" w:eastAsia="Times New Roman" w:hAnsiTheme="majorBidi" w:cstheme="majorBidi"/>
-          <w:color w:val="373D3F"/>
-          <w:kern w:val="0"/>
-          <w:sz w:val="20"/>
-          <w:szCs w:val="20"/>
-          <w:lang w:eastAsia="en-GB"/>
-          <w14:ligatures w14:val="none"/>
-        </w:rPr>
-        <w:t xml:space="preserve"> shall be saved as a</w:t>
-      </w:r>
-      <w:r>
-        <w:rPr>
-          <w:rFonts w:asciiTheme="majorBidi" w:eastAsia="Times New Roman" w:hAnsiTheme="majorBidi" w:cstheme="majorBidi"/>
-          <w:color w:val="373D3F"/>
-          <w:kern w:val="0"/>
-          <w:sz w:val="20"/>
-          <w:szCs w:val="20"/>
-          <w:lang w:eastAsia="en-GB"/>
-          <w14:ligatures w14:val="none"/>
-        </w:rPr>
-        <w:t xml:space="preserve"> CSV</w:t>
-      </w:r>
-      <w:r>
-        <w:rPr>
-          <w:rFonts w:asciiTheme="majorBidi" w:eastAsia="Times New Roman" w:hAnsiTheme="majorBidi" w:cstheme="majorBidi"/>
-          <w:color w:val="373D3F"/>
-          <w:kern w:val="0"/>
-          <w:sz w:val="20"/>
-          <w:szCs w:val="20"/>
-          <w:lang w:eastAsia="en-GB"/>
-          <w14:ligatures w14:val="none"/>
-        </w:rPr>
-        <w:t xml:space="preserve"> file on the user’s device</w:t>
-      </w:r>
-      <w:r>
-        <w:rPr>
-          <w:rFonts w:asciiTheme="majorBidi" w:eastAsia="Times New Roman" w:hAnsiTheme="majorBidi" w:cstheme="majorBidi"/>
-          <w:color w:val="373D3F"/>
-          <w:kern w:val="0"/>
-          <w:sz w:val="20"/>
-          <w:szCs w:val="20"/>
-          <w:lang w:eastAsia="en-GB"/>
-          <w14:ligatures w14:val="none"/>
-        </w:rPr>
-        <w:t>.</w:t>
-      </w:r>
-    </w:p>
-    <w:p>
-      <w:pPr>
-        <w:shd w:val="clear" w:color="auto" w:fill="FFFFFF"/>
-        <w:spacing w:before="240" w:after="0" w:line="240" w:lineRule="auto"/>
-        <w:jc w:val="both"/>
-        <w:rPr>
-          <w:rFonts w:asciiTheme="majorBidi" w:eastAsia="Times New Roman" w:hAnsiTheme="majorBidi" w:cstheme="majorBidi"/>
-          <w:color w:val="373D3F"/>
-          <w:kern w:val="0"/>
-          <w:sz w:val="20"/>
-          <w:szCs w:val="20"/>
-          <w:lang w:eastAsia="en-GB"/>
-          <w14:ligatures w14:val="none"/>
-        </w:rPr>
-      </w:pPr>
-      <w:r>
-        <w:rPr>
-          <w:rFonts w:asciiTheme="majorBidi" w:eastAsia="Times New Roman" w:hAnsiTheme="majorBidi" w:cstheme="majorBidi"/>
-          <w:color w:val="373D3F"/>
-          <w:kern w:val="0"/>
-          <w:sz w:val="20"/>
-          <w:szCs w:val="20"/>
-          <w:lang w:eastAsia="en-GB"/>
-          <w14:ligatures w14:val="none"/>
-        </w:rPr>
-        <w:t>REQ-1.5: The timer shall be less than 1ms imprecise.</w:t>
-      </w:r>
-    </w:p>
-    <w:p>
-      <w:pPr>
-        <w:shd w:val="clear" w:color="auto" w:fill="FFFFFF"/>
-        <w:spacing w:before="240" w:after="0" w:line="240" w:lineRule="auto"/>
-        <w:jc w:val="both"/>
-        <w:rPr>
-          <w:rFonts w:asciiTheme="majorBidi" w:eastAsia="Times New Roman" w:hAnsiTheme="majorBidi" w:cstheme="majorBidi"/>
-          <w:color w:val="373D3F"/>
-          <w:kern w:val="0"/>
-          <w:sz w:val="20"/>
-          <w:szCs w:val="20"/>
-          <w:lang w:eastAsia="en-GB"/>
-          <w14:ligatures w14:val="none"/>
-        </w:rPr>
-      </w:pPr>
-      <w:r>
-        <w:rPr>
-          <w:rFonts w:asciiTheme="majorBidi" w:eastAsia="Times New Roman" w:hAnsiTheme="majorBidi" w:cstheme="majorBidi"/>
-          <w:color w:val="0000FF"/>
-          <w:kern w:val="0"/>
-          <w:sz w:val="20"/>
-          <w:szCs w:val="20"/>
-          <w:lang w:eastAsia="en-GB"/>
-          <w14:ligatures w14:val="none"/>
-        </w:rPr>
-        <w:t xml:space="preserve">«Some sentence goes here, in “shall” form, usually something like this: “Upon &lt;some event or condition&gt;, the &lt;system, or the name of a module&gt; shall &lt;perform some action&gt;.” Note that the entire requirement must be stated in the requirements area. Everything else is just a lead-up to this. There should be one such entry per S/R </w:t>
-      </w:r>
-      <w:proofErr w:type="gramStart"/>
-      <w:r>
-        <w:rPr>
-          <w:rFonts w:asciiTheme="majorBidi" w:eastAsia="Times New Roman" w:hAnsiTheme="majorBidi" w:cstheme="majorBidi"/>
-          <w:color w:val="0000FF"/>
-          <w:kern w:val="0"/>
-          <w:sz w:val="20"/>
-          <w:szCs w:val="20"/>
-          <w:lang w:eastAsia="en-GB"/>
-          <w14:ligatures w14:val="none"/>
-        </w:rPr>
-        <w:t>pair.»</w:t>
-      </w:r>
-      <w:proofErr w:type="gramEnd"/>
-    </w:p>
-    <w:p>
-      <w:pPr>
-        <w:shd w:val="clear" w:color="auto" w:fill="FFFFFF"/>
-        <w:spacing w:before="240" w:after="0" w:line="240" w:lineRule="auto"/>
-        <w:jc w:val="both"/>
-        <w:rPr>
-          <w:rFonts w:asciiTheme="majorBidi" w:eastAsia="Times New Roman" w:hAnsiTheme="majorBidi" w:cstheme="majorBidi"/>
-          <w:color w:val="373D3F"/>
-          <w:kern w:val="0"/>
-          <w:sz w:val="20"/>
-          <w:szCs w:val="20"/>
-          <w:lang w:eastAsia="en-GB"/>
-          <w14:ligatures w14:val="none"/>
-        </w:rPr>
-      </w:pPr>
-      <w:r>
-        <w:rPr>
-          <w:rFonts w:asciiTheme="majorBidi" w:eastAsia="Times New Roman" w:hAnsiTheme="majorBidi" w:cstheme="majorBidi"/>
-          <w:color w:val="373D3F"/>
-          <w:kern w:val="0"/>
-          <w:sz w:val="20"/>
-          <w:szCs w:val="20"/>
-          <w:lang w:eastAsia="en-GB"/>
-          <w14:ligatures w14:val="none"/>
-        </w:rPr>
-        <w:t>REQ-</w:t>
-      </w:r>
-      <w:proofErr w:type="gramStart"/>
-      <w:r>
-        <w:rPr>
-          <w:rFonts w:asciiTheme="majorBidi" w:eastAsia="Times New Roman" w:hAnsiTheme="majorBidi" w:cstheme="majorBidi"/>
-          <w:color w:val="373D3F"/>
-          <w:kern w:val="0"/>
-          <w:sz w:val="20"/>
-          <w:szCs w:val="20"/>
-          <w:lang w:eastAsia="en-GB"/>
-          <w14:ligatures w14:val="none"/>
-        </w:rPr>
-        <w:t>1.</w:t>
-      </w:r>
-      <w:r>
-        <w:rPr>
-          <w:rFonts w:asciiTheme="majorBidi" w:eastAsia="Times New Roman" w:hAnsiTheme="majorBidi" w:cstheme="majorBidi"/>
-          <w:color w:val="0000FF"/>
-          <w:kern w:val="0"/>
-          <w:sz w:val="20"/>
-          <w:szCs w:val="20"/>
-          <w:lang w:eastAsia="en-GB"/>
-          <w14:ligatures w14:val="none"/>
-        </w:rPr>
-        <w:t>«</w:t>
-      </w:r>
-      <w:proofErr w:type="gramEnd"/>
-      <w:r>
-        <w:rPr>
-          <w:rFonts w:asciiTheme="majorBidi" w:eastAsia="Times New Roman" w:hAnsiTheme="majorBidi" w:cstheme="majorBidi"/>
-          <w:color w:val="0000FF"/>
-          <w:kern w:val="0"/>
-          <w:sz w:val="20"/>
-          <w:szCs w:val="20"/>
-          <w:lang w:eastAsia="en-GB"/>
-          <w14:ligatures w14:val="none"/>
-        </w:rPr>
-        <w:t>N»</w:t>
-      </w:r>
-      <w:r>
-        <w:rPr>
-          <w:rFonts w:asciiTheme="majorBidi" w:eastAsia="Times New Roman" w:hAnsiTheme="majorBidi" w:cstheme="majorBidi"/>
-          <w:color w:val="373D3F"/>
-          <w:kern w:val="0"/>
-          <w:sz w:val="20"/>
-          <w:szCs w:val="20"/>
-          <w:lang w:eastAsia="en-GB"/>
-          <w14:ligatures w14:val="none"/>
-        </w:rPr>
-        <w:t>: </w:t>
-      </w:r>
-      <w:r>
-        <w:rPr>
-          <w:rFonts w:asciiTheme="majorBidi" w:eastAsia="Times New Roman" w:hAnsiTheme="majorBidi" w:cstheme="majorBidi"/>
-          <w:color w:val="0000FF"/>
-          <w:kern w:val="0"/>
-          <w:sz w:val="20"/>
-          <w:szCs w:val="20"/>
-          <w:lang w:eastAsia="en-GB"/>
-          <w14:ligatures w14:val="none"/>
-        </w:rPr>
-        <w:t xml:space="preserve">«Additional S/R-related requirements as </w:t>
-      </w:r>
-      <w:proofErr w:type="gramStart"/>
-      <w:r>
-        <w:rPr>
-          <w:rFonts w:asciiTheme="majorBidi" w:eastAsia="Times New Roman" w:hAnsiTheme="majorBidi" w:cstheme="majorBidi"/>
-          <w:color w:val="0000FF"/>
-          <w:kern w:val="0"/>
-          <w:sz w:val="20"/>
-          <w:szCs w:val="20"/>
-          <w:lang w:eastAsia="en-GB"/>
-          <w14:ligatures w14:val="none"/>
-        </w:rPr>
-        <w:t>needed.»</w:t>
-      </w:r>
-      <w:proofErr w:type="gramEnd"/>
-    </w:p>
-    <w:p>
-      <w:pPr>
-        <w:shd w:val="clear" w:color="auto" w:fill="FFFFFF"/>
-        <w:spacing w:before="240" w:after="0" w:line="240" w:lineRule="auto"/>
-        <w:jc w:val="both"/>
-        <w:rPr>
-          <w:rFonts w:asciiTheme="majorBidi" w:eastAsia="Times New Roman" w:hAnsiTheme="majorBidi" w:cstheme="majorBidi"/>
-          <w:color w:val="373D3F"/>
-          <w:kern w:val="0"/>
-          <w:sz w:val="20"/>
-          <w:szCs w:val="20"/>
-          <w:lang w:eastAsia="en-GB"/>
-          <w14:ligatures w14:val="none"/>
-        </w:rPr>
-      </w:pPr>
-      <w:r>
-        <w:rPr>
-          <w:rFonts w:asciiTheme="majorBidi" w:eastAsia="Times New Roman" w:hAnsiTheme="majorBidi" w:cstheme="majorBidi"/>
-          <w:color w:val="373D3F"/>
-          <w:kern w:val="0"/>
-          <w:sz w:val="20"/>
-          <w:szCs w:val="20"/>
-          <w:lang w:eastAsia="en-GB"/>
-          <w14:ligatures w14:val="none"/>
-        </w:rPr>
-        <w:t>REQ-</w:t>
-      </w:r>
-      <w:proofErr w:type="gramStart"/>
-      <w:r>
-        <w:rPr>
-          <w:rFonts w:asciiTheme="majorBidi" w:eastAsia="Times New Roman" w:hAnsiTheme="majorBidi" w:cstheme="majorBidi"/>
-          <w:color w:val="373D3F"/>
-          <w:kern w:val="0"/>
-          <w:sz w:val="20"/>
-          <w:szCs w:val="20"/>
-          <w:lang w:eastAsia="en-GB"/>
-          <w14:ligatures w14:val="none"/>
-        </w:rPr>
-        <w:t>1.</w:t>
-      </w:r>
-      <w:r>
-        <w:rPr>
-          <w:rFonts w:asciiTheme="majorBidi" w:eastAsia="Times New Roman" w:hAnsiTheme="majorBidi" w:cstheme="majorBidi"/>
-          <w:color w:val="0000FF"/>
-          <w:kern w:val="0"/>
-          <w:sz w:val="20"/>
-          <w:szCs w:val="20"/>
-          <w:lang w:eastAsia="en-GB"/>
-          <w14:ligatures w14:val="none"/>
-        </w:rPr>
-        <w:t>«</w:t>
-      </w:r>
-      <w:proofErr w:type="gramEnd"/>
-      <w:r>
-        <w:rPr>
-          <w:rFonts w:asciiTheme="majorBidi" w:eastAsia="Times New Roman" w:hAnsiTheme="majorBidi" w:cstheme="majorBidi"/>
-          <w:color w:val="0000FF"/>
-          <w:kern w:val="0"/>
-          <w:sz w:val="20"/>
-          <w:szCs w:val="20"/>
-          <w:lang w:eastAsia="en-GB"/>
-          <w14:ligatures w14:val="none"/>
-        </w:rPr>
-        <w:t>N»</w:t>
-      </w:r>
-      <w:r>
-        <w:rPr>
-          <w:rFonts w:asciiTheme="majorBidi" w:eastAsia="Times New Roman" w:hAnsiTheme="majorBidi" w:cstheme="majorBidi"/>
-          <w:color w:val="373D3F"/>
-          <w:kern w:val="0"/>
-          <w:sz w:val="20"/>
-          <w:szCs w:val="20"/>
-          <w:lang w:eastAsia="en-GB"/>
-          <w14:ligatures w14:val="none"/>
-        </w:rPr>
-        <w:t>: </w:t>
-      </w:r>
-      <w:r>
-        <w:rPr>
-          <w:rFonts w:asciiTheme="majorBidi" w:eastAsia="Times New Roman" w:hAnsiTheme="majorBidi" w:cstheme="majorBidi"/>
-          <w:color w:val="0000FF"/>
-          <w:kern w:val="0"/>
-          <w:sz w:val="20"/>
-          <w:szCs w:val="20"/>
-          <w:lang w:eastAsia="en-GB"/>
-          <w14:ligatures w14:val="none"/>
-        </w:rPr>
-        <w:t xml:space="preserve">«List any additional requirements needed in “Shall” form, but not necessarily in “Upon/Shall” </w:t>
-      </w:r>
-      <w:proofErr w:type="gramStart"/>
-      <w:r>
-        <w:rPr>
-          <w:rFonts w:asciiTheme="majorBidi" w:eastAsia="Times New Roman" w:hAnsiTheme="majorBidi" w:cstheme="majorBidi"/>
-          <w:color w:val="0000FF"/>
-          <w:kern w:val="0"/>
-          <w:sz w:val="20"/>
-          <w:szCs w:val="20"/>
-          <w:lang w:eastAsia="en-GB"/>
-          <w14:ligatures w14:val="none"/>
-        </w:rPr>
-        <w:t>form.»</w:t>
-      </w:r>
-      <w:proofErr w:type="gramEnd"/>
-    </w:p>
-    <w:p>
-      <w:pPr>
-        <w:shd w:val="clear" w:color="auto" w:fill="FFFFFF"/>
-        <w:spacing w:before="240" w:after="0" w:line="240" w:lineRule="auto"/>
-        <w:jc w:val="both"/>
-        <w:rPr>
-          <w:rFonts w:asciiTheme="majorBidi" w:eastAsia="Times New Roman" w:hAnsiTheme="majorBidi" w:cstheme="majorBidi"/>
-          <w:color w:val="373D3F"/>
-          <w:kern w:val="0"/>
-          <w:sz w:val="20"/>
-          <w:szCs w:val="20"/>
-          <w:lang w:eastAsia="en-GB"/>
-          <w14:ligatures w14:val="none"/>
-        </w:rPr>
-      </w:pPr>
-      <w:r>
-        <w:rPr>
-          <w:rFonts w:asciiTheme="majorBidi" w:eastAsia="Times New Roman" w:hAnsiTheme="majorBidi" w:cstheme="majorBidi"/>
-          <w:color w:val="373D3F"/>
-          <w:kern w:val="0"/>
-          <w:sz w:val="20"/>
-          <w:szCs w:val="20"/>
-          <w:lang w:eastAsia="en-GB"/>
-          <w14:ligatures w14:val="none"/>
-        </w:rPr>
-        <w:t>REQ-</w:t>
-      </w:r>
-      <w:proofErr w:type="gramStart"/>
-      <w:r>
-        <w:rPr>
-          <w:rFonts w:asciiTheme="majorBidi" w:eastAsia="Times New Roman" w:hAnsiTheme="majorBidi" w:cstheme="majorBidi"/>
-          <w:color w:val="373D3F"/>
-          <w:kern w:val="0"/>
-          <w:sz w:val="20"/>
-          <w:szCs w:val="20"/>
-          <w:lang w:eastAsia="en-GB"/>
-          <w14:ligatures w14:val="none"/>
-        </w:rPr>
-        <w:t>1.</w:t>
-      </w:r>
-      <w:r>
-        <w:rPr>
-          <w:rFonts w:asciiTheme="majorBidi" w:eastAsia="Times New Roman" w:hAnsiTheme="majorBidi" w:cstheme="majorBidi"/>
-          <w:color w:val="0000FF"/>
-          <w:kern w:val="0"/>
-          <w:sz w:val="20"/>
-          <w:szCs w:val="20"/>
-          <w:lang w:eastAsia="en-GB"/>
-          <w14:ligatures w14:val="none"/>
-        </w:rPr>
-        <w:t>«</w:t>
-      </w:r>
-      <w:proofErr w:type="gramEnd"/>
-      <w:r>
-        <w:rPr>
-          <w:rFonts w:asciiTheme="majorBidi" w:eastAsia="Times New Roman" w:hAnsiTheme="majorBidi" w:cstheme="majorBidi"/>
-          <w:color w:val="0000FF"/>
-          <w:kern w:val="0"/>
-          <w:sz w:val="20"/>
-          <w:szCs w:val="20"/>
-          <w:lang w:eastAsia="en-GB"/>
-          <w14:ligatures w14:val="none"/>
-        </w:rPr>
-        <w:t>N»</w:t>
-      </w:r>
-      <w:r>
-        <w:rPr>
-          <w:rFonts w:asciiTheme="majorBidi" w:eastAsia="Times New Roman" w:hAnsiTheme="majorBidi" w:cstheme="majorBidi"/>
-          <w:color w:val="373D3F"/>
-          <w:kern w:val="0"/>
-          <w:sz w:val="20"/>
-          <w:szCs w:val="20"/>
-          <w:lang w:eastAsia="en-GB"/>
-          <w14:ligatures w14:val="none"/>
-        </w:rPr>
-        <w:t>: </w:t>
-      </w:r>
-      <w:r>
-        <w:rPr>
-          <w:rFonts w:asciiTheme="majorBidi" w:eastAsia="Times New Roman" w:hAnsiTheme="majorBidi" w:cstheme="majorBidi"/>
-          <w:color w:val="0000FF"/>
-          <w:kern w:val="0"/>
-          <w:sz w:val="20"/>
-          <w:szCs w:val="20"/>
-          <w:lang w:eastAsia="en-GB"/>
-          <w14:ligatures w14:val="none"/>
-        </w:rPr>
-        <w:t xml:space="preserve">«Additional requirements as </w:t>
-      </w:r>
-      <w:proofErr w:type="gramStart"/>
-      <w:r>
-        <w:rPr>
-          <w:rFonts w:asciiTheme="majorBidi" w:eastAsia="Times New Roman" w:hAnsiTheme="majorBidi" w:cstheme="majorBidi"/>
-          <w:color w:val="0000FF"/>
-          <w:kern w:val="0"/>
-          <w:sz w:val="20"/>
-          <w:szCs w:val="20"/>
-          <w:lang w:eastAsia="en-GB"/>
-          <w14:ligatures w14:val="none"/>
-        </w:rPr>
-        <w:t>needed.»</w:t>
-      </w:r>
-      <w:proofErr w:type="gramEnd"/>
+        <w:t>«Additional requirements as needed.»</w:t>
+      </w:r>
     </w:p>
     <w:p>
       <w:pPr>
